--- a/Abu_Skill_使用指南.docx
+++ b/Abu_Skill_使用指南.docx
@@ -5,6 +5,7 @@
     <w:p>
       <w:pPr>
         <w:pStyle w:val="Title"/>
+        <w:jc w:val="center"/>
       </w:pPr>
       <w:r>
         <w:t>Abu Skill 使用指南</w:t>
@@ -16,12 +17,4293 @@
       </w:pPr>
       <w:r>
         <w:rPr>
-          <w:color w:val="64748B"/>
+          <w:color w:val="6B7280"/>
           <w:sz w:val="24"/>
         </w:rPr>
-        <w:t>已安装技能完整清单 · 按常用程度分级 · 按功能领域分类</w:t>
+        <w:t>Abu 桌面 AI 助手完整技能集合 · 71 个技能</w:t>
       </w:r>
     </w:p>
+    <w:p>
+      <w:r>
+        <w:rPr>
+          <w:sz w:val="20"/>
+        </w:rPr>
+        <w:t>更新日期：2026-09-03</w:t>
+        <w:br/>
+      </w:r>
+      <w:r>
+        <w:rPr>
+          <w:sz w:val="20"/>
+        </w:rPr>
+        <w:t>技能总数：71 个</w:t>
+        <w:br/>
+      </w:r>
+      <w:r>
+        <w:rPr>
+          <w:sz w:val="20"/>
+        </w:rPr>
+        <w:t>三平台同步：Abu / ZCode / Codex</w:t>
+        <w:br/>
+      </w:r>
+      <w:r>
+        <w:rPr>
+          <w:sz w:val="20"/>
+        </w:rPr>
+        <w:t>GitHub 仓库：hubseikajsd/abu-skills-collection</w:t>
+        <w:br/>
+      </w:r>
+    </w:p>
+    <w:p/>
+    <w:p>
+      <w:pPr>
+        <w:pStyle w:val="Heading1"/>
+      </w:pPr>
+      <w:r>
+        <w:t>分类总览</w:t>
+      </w:r>
+    </w:p>
+    <w:tbl>
+      <w:tblPr>
+        <w:tblStyle w:val="LightGrid-Accent1"/>
+        <w:tblW w:type="auto" w:w="0"/>
+        <w:jc w:val="center"/>
+        <w:tblLook w:firstColumn="1" w:firstRow="1" w:lastColumn="0" w:lastRow="0" w:noHBand="0" w:noVBand="1" w:val="04A0"/>
+      </w:tblPr>
+      <w:tblGrid>
+        <w:gridCol w:w="2880"/>
+        <w:gridCol w:w="2880"/>
+        <w:gridCol w:w="2880"/>
+      </w:tblGrid>
+      <w:tr>
+        <w:tc>
+          <w:tcPr>
+            <w:tcW w:type="dxa" w:w="2880"/>
+          </w:tcPr>
+          <w:p>
+            <w:r>
+              <w:t>分类</w:t>
+            </w:r>
+          </w:p>
+        </w:tc>
+        <w:tc>
+          <w:tcPr>
+            <w:tcW w:type="dxa" w:w="2880"/>
+          </w:tcPr>
+          <w:p>
+            <w:r>
+              <w:t>数量</w:t>
+            </w:r>
+          </w:p>
+        </w:tc>
+        <w:tc>
+          <w:tcPr>
+            <w:tcW w:type="dxa" w:w="2880"/>
+          </w:tcPr>
+          <w:p>
+            <w:r>
+              <w:t>代表技能</w:t>
+            </w:r>
+          </w:p>
+        </w:tc>
+      </w:tr>
+      <w:tr>
+        <w:tc>
+          <w:tcPr>
+            <w:tcW w:type="dxa" w:w="2880"/>
+          </w:tcPr>
+          <w:p>
+            <w:r>
+              <w:t>数据 &amp; 分析类</w:t>
+            </w:r>
+          </w:p>
+        </w:tc>
+        <w:tc>
+          <w:tcPr>
+            <w:tcW w:type="dxa" w:w="2880"/>
+          </w:tcPr>
+          <w:p>
+            <w:r>
+              <w:t>3</w:t>
+            </w:r>
+          </w:p>
+        </w:tc>
+        <w:tc>
+          <w:tcPr>
+            <w:tcW w:type="dxa" w:w="2880"/>
+          </w:tcPr>
+          <w:p>
+            <w:r>
+              <w:t>3-statement-model, compare, dataset-curation</w:t>
+            </w:r>
+          </w:p>
+        </w:tc>
+      </w:tr>
+      <w:tr>
+        <w:tc>
+          <w:tcPr>
+            <w:tcW w:type="dxa" w:w="2880"/>
+          </w:tcPr>
+          <w:p>
+            <w:r>
+              <w:t>写作 &amp; 创作类</w:t>
+            </w:r>
+          </w:p>
+        </w:tc>
+        <w:tc>
+          <w:tcPr>
+            <w:tcW w:type="dxa" w:w="2880"/>
+          </w:tcPr>
+          <w:p>
+            <w:r>
+              <w:t>9</w:t>
+            </w:r>
+          </w:p>
+        </w:tc>
+        <w:tc>
+          <w:tcPr>
+            <w:tcW w:type="dxa" w:w="2880"/>
+          </w:tcPr>
+          <w:p>
+            <w:r>
+              <w:t>ai-book-creation-assistant, autobiography-reconstructor, beautiful-article, chinese-novelist, ebook-maker</w:t>
+            </w:r>
+          </w:p>
+        </w:tc>
+      </w:tr>
+      <w:tr>
+        <w:tc>
+          <w:tcPr>
+            <w:tcW w:type="dxa" w:w="2880"/>
+          </w:tcPr>
+          <w:p>
+            <w:r>
+              <w:t>开发 &amp; 工程类</w:t>
+            </w:r>
+          </w:p>
+        </w:tc>
+        <w:tc>
+          <w:tcPr>
+            <w:tcW w:type="dxa" w:w="2880"/>
+          </w:tcPr>
+          <w:p>
+            <w:r>
+              <w:t>16</w:t>
+            </w:r>
+          </w:p>
+        </w:tc>
+        <w:tc>
+          <w:tcPr>
+            <w:tcW w:type="dxa" w:w="2880"/>
+          </w:tcPr>
+          <w:p>
+            <w:r>
+              <w:t>brainstorming, codex-windows-fast-patch, debug, dispatching-parallel-agents, executing-plans</w:t>
+            </w:r>
+          </w:p>
+        </w:tc>
+      </w:tr>
+      <w:tr>
+        <w:tc>
+          <w:tcPr>
+            <w:tcW w:type="dxa" w:w="2880"/>
+          </w:tcPr>
+          <w:p>
+            <w:r>
+              <w:t>其他</w:t>
+            </w:r>
+          </w:p>
+        </w:tc>
+        <w:tc>
+          <w:tcPr>
+            <w:tcW w:type="dxa" w:w="2880"/>
+          </w:tcPr>
+          <w:p>
+            <w:r>
+              <w:t>2</w:t>
+            </w:r>
+          </w:p>
+        </w:tc>
+        <w:tc>
+          <w:tcPr>
+            <w:tcW w:type="dxa" w:w="2880"/>
+          </w:tcPr>
+          <w:p>
+            <w:r>
+              <w:t>memoir-writer, "cli-anything-wps"</w:t>
+            </w:r>
+          </w:p>
+        </w:tc>
+      </w:tr>
+      <w:tr>
+        <w:tc>
+          <w:tcPr>
+            <w:tcW w:type="dxa" w:w="2880"/>
+          </w:tcPr>
+          <w:p>
+            <w:r>
+              <w:t>Web &amp; 信息采集类</w:t>
+            </w:r>
+          </w:p>
+        </w:tc>
+        <w:tc>
+          <w:tcPr>
+            <w:tcW w:type="dxa" w:w="2880"/>
+          </w:tcPr>
+          <w:p>
+            <w:r>
+              <w:t>13</w:t>
+            </w:r>
+          </w:p>
+        </w:tc>
+        <w:tc>
+          <w:tcPr>
+            <w:tcW w:type="dxa" w:w="2880"/>
+          </w:tcPr>
+          <w:p>
+            <w:r>
+              <w:t>defuddle, file-conversion, wigolo, wigolo-agent, wigolo-cache</w:t>
+            </w:r>
+          </w:p>
+        </w:tc>
+      </w:tr>
+      <w:tr>
+        <w:tc>
+          <w:tcPr>
+            <w:tcW w:type="dxa" w:w="2880"/>
+          </w:tcPr>
+          <w:p>
+            <w:r>
+              <w:t>文档处理类</w:t>
+            </w:r>
+          </w:p>
+        </w:tc>
+        <w:tc>
+          <w:tcPr>
+            <w:tcW w:type="dxa" w:w="2880"/>
+          </w:tcPr>
+          <w:p>
+            <w:r>
+              <w:t>4</w:t>
+            </w:r>
+          </w:p>
+        </w:tc>
+        <w:tc>
+          <w:tcPr>
+            <w:tcW w:type="dxa" w:w="2880"/>
+          </w:tcPr>
+          <w:p>
+            <w:r>
+              <w:t>doc-video-duration, doc-video-summary, learning-discussion-analysis, qiaomu-anything-to-notebooklm</w:t>
+            </w:r>
+          </w:p>
+        </w:tc>
+      </w:tr>
+      <w:tr>
+        <w:tc>
+          <w:tcPr>
+            <w:tcW w:type="dxa" w:w="2880"/>
+          </w:tcPr>
+          <w:p>
+            <w:r>
+              <w:t>可视化 &amp; 演示类</w:t>
+            </w:r>
+          </w:p>
+        </w:tc>
+        <w:tc>
+          <w:tcPr>
+            <w:tcW w:type="dxa" w:w="2880"/>
+          </w:tcPr>
+          <w:p>
+            <w:r>
+              <w:t>6</w:t>
+            </w:r>
+          </w:p>
+        </w:tc>
+        <w:tc>
+          <w:tcPr>
+            <w:tcW w:type="dxa" w:w="2880"/>
+          </w:tcPr>
+          <w:p>
+            <w:r>
+              <w:t>educational-html-visualization, excalidraw-diagram, frontend-slides, guizang-ppt-skill, mermaid-visualizer</w:t>
+            </w:r>
+          </w:p>
+        </w:tc>
+      </w:tr>
+      <w:tr>
+        <w:tc>
+          <w:tcPr>
+            <w:tcW w:type="dxa" w:w="2880"/>
+          </w:tcPr>
+          <w:p>
+            <w:r>
+              <w:t>科研 &amp; 学术类</w:t>
+            </w:r>
+          </w:p>
+        </w:tc>
+        <w:tc>
+          <w:tcPr>
+            <w:tcW w:type="dxa" w:w="2880"/>
+          </w:tcPr>
+          <w:p>
+            <w:r>
+              <w:t>10</w:t>
+            </w:r>
+          </w:p>
+        </w:tc>
+        <w:tc>
+          <w:tcPr>
+            <w:tcW w:type="dxa" w:w="2880"/>
+          </w:tcPr>
+          <w:p>
+            <w:r>
+              <w:t>experiment-design, launch, literature-research, paper-verification, paper-writing</w:t>
+            </w:r>
+          </w:p>
+        </w:tc>
+      </w:tr>
+      <w:tr>
+        <w:tc>
+          <w:tcPr>
+            <w:tcW w:type="dxa" w:w="2880"/>
+          </w:tcPr>
+          <w:p>
+            <w:r>
+              <w:t>知识管理 &amp; Obsidian</w:t>
+            </w:r>
+          </w:p>
+        </w:tc>
+        <w:tc>
+          <w:tcPr>
+            <w:tcW w:type="dxa" w:w="2880"/>
+          </w:tcPr>
+          <w:p>
+            <w:r>
+              <w:t>5</w:t>
+            </w:r>
+          </w:p>
+        </w:tc>
+        <w:tc>
+          <w:tcPr>
+            <w:tcW w:type="dxa" w:w="2880"/>
+          </w:tcPr>
+          <w:p>
+            <w:r>
+              <w:t>json-canvas, obsidian-bases, obsidian-canvas-creator, obsidian-cli, obsidian-markdown</w:t>
+            </w:r>
+          </w:p>
+        </w:tc>
+      </w:tr>
+      <w:tr>
+        <w:tc>
+          <w:tcPr>
+            <w:tcW w:type="dxa" w:w="2880"/>
+          </w:tcPr>
+          <w:p>
+            <w:r>
+              <w:t>教学 &amp; 辅助类</w:t>
+            </w:r>
+          </w:p>
+        </w:tc>
+        <w:tc>
+          <w:tcPr>
+            <w:tcW w:type="dxa" w:w="2880"/>
+          </w:tcPr>
+          <w:p>
+            <w:r>
+              <w:t>3</w:t>
+            </w:r>
+          </w:p>
+        </w:tc>
+        <w:tc>
+          <w:tcPr>
+            <w:tcW w:type="dxa" w:w="2880"/>
+          </w:tcPr>
+          <w:p>
+            <w:r>
+              <w:t>latex-setup, tutor, tutor-setup</w:t>
+            </w:r>
+          </w:p>
+        </w:tc>
+      </w:tr>
+    </w:tbl>
+    <w:p/>
+    <w:p>
+      <w:pPr>
+        <w:pStyle w:val="Heading1"/>
+      </w:pPr>
+      <w:r>
+        <w:t>2026-09-03 新增技能（7 个）</w:t>
+      </w:r>
+    </w:p>
+    <w:tbl>
+      <w:tblPr>
+        <w:tblStyle w:val="LightGrid-Accent2"/>
+        <w:tblW w:type="auto" w:w="0"/>
+        <w:tblLook w:firstColumn="1" w:firstRow="1" w:lastColumn="0" w:lastRow="0" w:noHBand="0" w:noVBand="1" w:val="04A0"/>
+      </w:tblPr>
+      <w:tblGrid>
+        <w:gridCol w:w="2880"/>
+        <w:gridCol w:w="2880"/>
+        <w:gridCol w:w="2880"/>
+      </w:tblGrid>
+      <w:tr>
+        <w:tc>
+          <w:tcPr>
+            <w:tcW w:type="dxa" w:w="2880"/>
+          </w:tcPr>
+          <w:p>
+            <w:r>
+              <w:t>技能名</w:t>
+            </w:r>
+          </w:p>
+        </w:tc>
+        <w:tc>
+          <w:tcPr>
+            <w:tcW w:type="dxa" w:w="2880"/>
+          </w:tcPr>
+          <w:p>
+            <w:r>
+              <w:t>说明</w:t>
+            </w:r>
+          </w:p>
+        </w:tc>
+        <w:tc>
+          <w:tcPr>
+            <w:tcW w:type="dxa" w:w="2880"/>
+          </w:tcPr>
+          <w:p>
+            <w:r>
+              <w:t>文件数</w:t>
+            </w:r>
+          </w:p>
+        </w:tc>
+      </w:tr>
+      <w:tr>
+        <w:tc>
+          <w:tcPr>
+            <w:tcW w:type="dxa" w:w="2880"/>
+          </w:tcPr>
+          <w:p>
+            <w:r>
+              <w:t>ai-book-creation-assistant</w:t>
+            </w:r>
+          </w:p>
+        </w:tc>
+        <w:tc>
+          <w:tcPr>
+            <w:tcW w:type="dxa" w:w="2880"/>
+          </w:tcPr>
+          <w:p>
+            <w:r>
+              <w:t>全流程图书创作（策划→大纲→逐章→出版）</w:t>
+            </w:r>
+          </w:p>
+        </w:tc>
+        <w:tc>
+          <w:tcPr>
+            <w:tcW w:type="dxa" w:w="2880"/>
+          </w:tcPr>
+          <w:p>
+            <w:r>
+              <w:t>12</w:t>
+            </w:r>
+          </w:p>
+        </w:tc>
+      </w:tr>
+      <w:tr>
+        <w:tc>
+          <w:tcPr>
+            <w:tcW w:type="dxa" w:w="2880"/>
+          </w:tcPr>
+          <w:p>
+            <w:r>
+              <w:t>autobiography-reconstructor</w:t>
+            </w:r>
+          </w:p>
+        </w:tc>
+        <w:tc>
+          <w:tcPr>
+            <w:tcW w:type="dxa" w:w="2880"/>
+          </w:tcPr>
+          <w:p>
+            <w:r>
+              <w:t>自传材料整理师——忠实整理、出处可追溯</w:t>
+            </w:r>
+          </w:p>
+        </w:tc>
+        <w:tc>
+          <w:tcPr>
+            <w:tcW w:type="dxa" w:w="2880"/>
+          </w:tcPr>
+          <w:p>
+            <w:r>
+              <w:t>3</w:t>
+            </w:r>
+          </w:p>
+        </w:tc>
+      </w:tr>
+      <w:tr>
+        <w:tc>
+          <w:tcPr>
+            <w:tcW w:type="dxa" w:w="2880"/>
+          </w:tcPr>
+          <w:p>
+            <w:r>
+              <w:t>chinese-novelist</w:t>
+            </w:r>
+          </w:p>
+        </w:tc>
+        <w:tc>
+          <w:tcPr>
+            <w:tcW w:type="dxa" w:w="2880"/>
+          </w:tcPr>
+          <w:p>
+            <w:r>
+              <w:t>中文长篇小说分章创作（10-50章）</w:t>
+            </w:r>
+          </w:p>
+        </w:tc>
+        <w:tc>
+          <w:tcPr>
+            <w:tcW w:type="dxa" w:w="2880"/>
+          </w:tcPr>
+          <w:p>
+            <w:r>
+              <w:t>21</w:t>
+            </w:r>
+          </w:p>
+        </w:tc>
+      </w:tr>
+      <w:tr>
+        <w:tc>
+          <w:tcPr>
+            <w:tcW w:type="dxa" w:w="2880"/>
+          </w:tcPr>
+          <w:p>
+            <w:r>
+              <w:t>ebook-maker</w:t>
+            </w:r>
+          </w:p>
+        </w:tc>
+        <w:tc>
+          <w:tcPr>
+            <w:tcW w:type="dxa" w:w="2880"/>
+          </w:tcPr>
+          <w:p>
+            <w:r>
+              <w:t>电子书排版制作</w:t>
+            </w:r>
+          </w:p>
+        </w:tc>
+        <w:tc>
+          <w:tcPr>
+            <w:tcW w:type="dxa" w:w="2880"/>
+          </w:tcPr>
+          <w:p>
+            <w:r>
+              <w:t>5</w:t>
+            </w:r>
+          </w:p>
+        </w:tc>
+      </w:tr>
+      <w:tr>
+        <w:tc>
+          <w:tcPr>
+            <w:tcW w:type="dxa" w:w="2880"/>
+          </w:tcPr>
+          <w:p>
+            <w:r>
+              <w:t>handoff</w:t>
+            </w:r>
+          </w:p>
+        </w:tc>
+        <w:tc>
+          <w:tcPr>
+            <w:tcW w:type="dxa" w:w="2880"/>
+          </w:tcPr>
+          <w:p>
+            <w:r>
+              <w:t>会话交接——两档模式+项目存档报告，跨session上下文传递</w:t>
+            </w:r>
+          </w:p>
+        </w:tc>
+        <w:tc>
+          <w:tcPr>
+            <w:tcW w:type="dxa" w:w="2880"/>
+          </w:tcPr>
+          <w:p>
+            <w:r>
+              <w:t>1</w:t>
+            </w:r>
+          </w:p>
+        </w:tc>
+      </w:tr>
+      <w:tr>
+        <w:tc>
+          <w:tcPr>
+            <w:tcW w:type="dxa" w:w="2880"/>
+          </w:tcPr>
+          <w:p>
+            <w:r>
+              <w:t>humanizer-zh</w:t>
+            </w:r>
+          </w:p>
+        </w:tc>
+        <w:tc>
+          <w:tcPr>
+            <w:tcW w:type="dxa" w:w="2880"/>
+          </w:tcPr>
+          <w:p>
+            <w:r>
+              <w:t>去除中文文本AI生成痕迹</w:t>
+            </w:r>
+          </w:p>
+        </w:tc>
+        <w:tc>
+          <w:tcPr>
+            <w:tcW w:type="dxa" w:w="2880"/>
+          </w:tcPr>
+          <w:p>
+            <w:r>
+              <w:t>3</w:t>
+            </w:r>
+          </w:p>
+        </w:tc>
+      </w:tr>
+    </w:tbl>
+    <w:p/>
+    <w:p>
+      <w:pPr>
+        <w:pStyle w:val="Heading1"/>
+      </w:pPr>
+      <w:r>
+        <w:t>全部技能清单</w:t>
+      </w:r>
+    </w:p>
+    <w:p>
+      <w:pPr>
+        <w:pStyle w:val="Heading2"/>
+      </w:pPr>
+      <w:r>
+        <w:t>数据 &amp; 分析类（3 个）</w:t>
+      </w:r>
+    </w:p>
+    <w:tbl>
+      <w:tblPr>
+        <w:tblStyle w:val="LightList-Accent1"/>
+        <w:tblW w:type="auto" w:w="0"/>
+        <w:tblLook w:firstColumn="1" w:firstRow="1" w:lastColumn="0" w:lastRow="0" w:noHBand="0" w:noVBand="1" w:val="04A0"/>
+      </w:tblPr>
+      <w:tblGrid>
+        <w:gridCol w:w="2160"/>
+        <w:gridCol w:w="2160"/>
+        <w:gridCol w:w="2160"/>
+        <w:gridCol w:w="2160"/>
+      </w:tblGrid>
+      <w:tr>
+        <w:tc>
+          <w:tcPr>
+            <w:tcW w:type="dxa" w:w="2160"/>
+          </w:tcPr>
+          <w:p>
+            <w:r>
+              <w:t>技能名</w:t>
+            </w:r>
+          </w:p>
+        </w:tc>
+        <w:tc>
+          <w:tcPr>
+            <w:tcW w:type="dxa" w:w="2160"/>
+          </w:tcPr>
+          <w:p>
+            <w:r>
+              <w:t>说明</w:t>
+            </w:r>
+          </w:p>
+        </w:tc>
+        <w:tc>
+          <w:tcPr>
+            <w:tcW w:type="dxa" w:w="2160"/>
+          </w:tcPr>
+          <w:p>
+            <w:r>
+              <w:t>版本</w:t>
+            </w:r>
+          </w:p>
+        </w:tc>
+        <w:tc>
+          <w:tcPr>
+            <w:tcW w:type="dxa" w:w="2160"/>
+          </w:tcPr>
+          <w:p>
+            <w:r>
+              <w:t>文件数</w:t>
+            </w:r>
+          </w:p>
+        </w:tc>
+      </w:tr>
+      <w:tr>
+        <w:tc>
+          <w:tcPr>
+            <w:tcW w:type="dxa" w:w="2160"/>
+          </w:tcPr>
+          <w:p>
+            <w:r>
+              <w:t>3-statement-model</w:t>
+            </w:r>
+          </w:p>
+        </w:tc>
+        <w:tc>
+          <w:tcPr>
+            <w:tcW w:type="dxa" w:w="2160"/>
+          </w:tcPr>
+          <w:p>
+            <w:r>
+              <w:t>: Complete, populate and fill out 3-statement financial model templates (Income Statement, Balance Sheet, Cash Flow Statement). Use when asked to fill out model templates, complete existing model frameworks, populate financial models with data, complete a partially filled IS/BS/CF framework, or link integrated financial statements within an existing template structure. Triggers include requests to fill in, complete, or populate a 3-statement model template</w:t>
+            </w:r>
+          </w:p>
+        </w:tc>
+        <w:tc>
+          <w:tcPr>
+            <w:tcW w:type="dxa" w:w="2160"/>
+          </w:tcPr>
+          <w:p>
+            <w:r>
+              <w:t>-</w:t>
+            </w:r>
+          </w:p>
+        </w:tc>
+        <w:tc>
+          <w:tcPr>
+            <w:tcW w:type="dxa" w:w="2160"/>
+          </w:tcPr>
+          <w:p>
+            <w:r>
+              <w:t>28</w:t>
+            </w:r>
+          </w:p>
+        </w:tc>
+      </w:tr>
+      <w:tr>
+        <w:tc>
+          <w:tcPr>
+            <w:tcW w:type="dxa" w:w="2160"/>
+          </w:tcPr>
+          <w:p>
+            <w:r>
+              <w:t>compare</w:t>
+            </w:r>
+          </w:p>
+        </w:tc>
+        <w:tc>
+          <w:tcPr>
+            <w:tcW w:type="dxa" w:w="2160"/>
+          </w:tcPr>
+          <w:p>
+            <w:r>
+              <w:t>: Same-epoch comparison of training runs across wandb, neptune, tensorboard, or mlflow. Aligns runs at the student's current step (never current-vs-final-of-baseline) and separates proxy metrics from downstream targets. Use when the user asks to compare runs, check if a run is improving, track lag against a baseline, rank experiments, or evaluate run-vs-run performance.</w:t>
+            </w:r>
+          </w:p>
+        </w:tc>
+        <w:tc>
+          <w:tcPr>
+            <w:tcW w:type="dxa" w:w="2160"/>
+          </w:tcPr>
+          <w:p>
+            <w:r>
+              <w:t>-</w:t>
+            </w:r>
+          </w:p>
+        </w:tc>
+        <w:tc>
+          <w:tcPr>
+            <w:tcW w:type="dxa" w:w="2160"/>
+          </w:tcPr>
+          <w:p>
+            <w:r>
+              <w:t>1</w:t>
+            </w:r>
+          </w:p>
+        </w:tc>
+      </w:tr>
+      <w:tr>
+        <w:tc>
+          <w:tcPr>
+            <w:tcW w:type="dxa" w:w="2160"/>
+          </w:tcPr>
+          <w:p>
+            <w:r>
+              <w:t>dataset-curation</w:t>
+            </w:r>
+          </w:p>
+        </w:tc>
+        <w:tc>
+          <w:tcPr>
+            <w:tcW w:type="dxa" w:w="2160"/>
+          </w:tcPr>
+          <w:p>
+            <w:r>
+              <w:t>: &gt;</w:t>
+            </w:r>
+          </w:p>
+        </w:tc>
+        <w:tc>
+          <w:tcPr>
+            <w:tcW w:type="dxa" w:w="2160"/>
+          </w:tcPr>
+          <w:p>
+            <w:r>
+              <w:t>-</w:t>
+            </w:r>
+          </w:p>
+        </w:tc>
+        <w:tc>
+          <w:tcPr>
+            <w:tcW w:type="dxa" w:w="2160"/>
+          </w:tcPr>
+          <w:p>
+            <w:r>
+              <w:t>1</w:t>
+            </w:r>
+          </w:p>
+        </w:tc>
+      </w:tr>
+    </w:tbl>
+    <w:p/>
+    <w:p>
+      <w:pPr>
+        <w:pStyle w:val="Heading2"/>
+      </w:pPr>
+      <w:r>
+        <w:t>写作 &amp; 创作类（9 个）</w:t>
+      </w:r>
+    </w:p>
+    <w:tbl>
+      <w:tblPr>
+        <w:tblStyle w:val="LightList-Accent1"/>
+        <w:tblW w:type="auto" w:w="0"/>
+        <w:tblLook w:firstColumn="1" w:firstRow="1" w:lastColumn="0" w:lastRow="0" w:noHBand="0" w:noVBand="1" w:val="04A0"/>
+      </w:tblPr>
+      <w:tblGrid>
+        <w:gridCol w:w="2160"/>
+        <w:gridCol w:w="2160"/>
+        <w:gridCol w:w="2160"/>
+        <w:gridCol w:w="2160"/>
+      </w:tblGrid>
+      <w:tr>
+        <w:tc>
+          <w:tcPr>
+            <w:tcW w:type="dxa" w:w="2160"/>
+          </w:tcPr>
+          <w:p>
+            <w:r>
+              <w:t>技能名</w:t>
+            </w:r>
+          </w:p>
+        </w:tc>
+        <w:tc>
+          <w:tcPr>
+            <w:tcW w:type="dxa" w:w="2160"/>
+          </w:tcPr>
+          <w:p>
+            <w:r>
+              <w:t>说明</w:t>
+            </w:r>
+          </w:p>
+        </w:tc>
+        <w:tc>
+          <w:tcPr>
+            <w:tcW w:type="dxa" w:w="2160"/>
+          </w:tcPr>
+          <w:p>
+            <w:r>
+              <w:t>版本</w:t>
+            </w:r>
+          </w:p>
+        </w:tc>
+        <w:tc>
+          <w:tcPr>
+            <w:tcW w:type="dxa" w:w="2160"/>
+          </w:tcPr>
+          <w:p>
+            <w:r>
+              <w:t>文件数</w:t>
+            </w:r>
+          </w:p>
+        </w:tc>
+      </w:tr>
+      <w:tr>
+        <w:tc>
+          <w:tcPr>
+            <w:tcW w:type="dxa" w:w="2160"/>
+          </w:tcPr>
+          <w:p>
+            <w:r>
+              <w:t>ai-book-creation-assistant</w:t>
+            </w:r>
+          </w:p>
+        </w:tc>
+        <w:tc>
+          <w:tcPr>
+            <w:tcW w:type="dxa" w:w="2160"/>
+          </w:tcPr>
+          <w:p>
+            <w:r>
+              <w:t>: 全流程图书创作助手，帮助用户从零完成一本书的策划、大纲、逐章写作、文风控制、内容增强与出版准备。采用作者优先与渐进式创作原则，通过自然语言长期协作完成专业书、科普书、大众读物、教材、指南与创意写作等长篇项目；在新书构思、大纲生成、章节扩写、风格调整、内容润色、事实验证与一致性维护时使用。</w:t>
+            </w:r>
+          </w:p>
+        </w:tc>
+        <w:tc>
+          <w:tcPr>
+            <w:tcW w:type="dxa" w:w="2160"/>
+          </w:tcPr>
+          <w:p>
+            <w:r>
+              <w:t>v1.0.0</w:t>
+            </w:r>
+          </w:p>
+        </w:tc>
+        <w:tc>
+          <w:tcPr>
+            <w:tcW w:type="dxa" w:w="2160"/>
+          </w:tcPr>
+          <w:p>
+            <w:r>
+              <w:t>12</w:t>
+            </w:r>
+          </w:p>
+        </w:tc>
+      </w:tr>
+      <w:tr>
+        <w:tc>
+          <w:tcPr>
+            <w:tcW w:type="dxa" w:w="2160"/>
+          </w:tcPr>
+          <w:p>
+            <w:r>
+              <w:t>autobiography-reconstructor</w:t>
+            </w:r>
+          </w:p>
+        </w:tc>
+        <w:tc>
+          <w:tcPr>
+            <w:tcW w:type="dxa" w:w="2160"/>
+          </w:tcPr>
+          <w:p>
+            <w:r>
+              <w:t>: |</w:t>
+            </w:r>
+          </w:p>
+        </w:tc>
+        <w:tc>
+          <w:tcPr>
+            <w:tcW w:type="dxa" w:w="2160"/>
+          </w:tcPr>
+          <w:p>
+            <w:r>
+              <w:t>2.0.0</w:t>
+            </w:r>
+          </w:p>
+        </w:tc>
+        <w:tc>
+          <w:tcPr>
+            <w:tcW w:type="dxa" w:w="2160"/>
+          </w:tcPr>
+          <w:p>
+            <w:r>
+              <w:t>3</w:t>
+            </w:r>
+          </w:p>
+        </w:tc>
+      </w:tr>
+      <w:tr>
+        <w:tc>
+          <w:tcPr>
+            <w:tcW w:type="dxa" w:w="2160"/>
+          </w:tcPr>
+          <w:p>
+            <w:r>
+              <w:t>beautiful-article</w:t>
+            </w:r>
+          </w:p>
+        </w:tc>
+        <w:tc>
+          <w:tcPr>
+            <w:tcW w:type="dxa" w:w="2160"/>
+          </w:tcPr>
+          <w:p>
+            <w:r>
+              <w:t>: "把用户提供的素材（网页 URL / PDF / DOCX / Markdown / 纯文本 / 截图 / 粘贴材料）编辑、设计成一篇美丽的、可离线打开和分享的**单文件 HTML 网页文章**。基于 reacticle 组件协议：不手写裸 HTML/CSS，而用语义组件 + 受主题约束的 Raw 自由层；按 source→规划→双确认→生成→终审→修复的小型 harness 流程推进，默认 100% 信息保留的长文。触发场景：把 URL/PDF/DOCX/文章做成网页文章 / 长文 / briefing / 解释文 / 视觉文章 / 教程 / 审阅复盘 / 方案分析，'render this as a beautiful web article / 把这篇做成网页文章 / 生成一篇可分享的 HTML 长文 / reacticle 文章'。只生成文章，不生成后台、表单、dashboard、产品原型或通用 Web App。"</w:t>
+            </w:r>
+          </w:p>
+        </w:tc>
+        <w:tc>
+          <w:tcPr>
+            <w:tcW w:type="dxa" w:w="2160"/>
+          </w:tcPr>
+          <w:p>
+            <w:r>
+              <w:t>-</w:t>
+            </w:r>
+          </w:p>
+        </w:tc>
+        <w:tc>
+          <w:tcPr>
+            <w:tcW w:type="dxa" w:w="2160"/>
+          </w:tcPr>
+          <w:p>
+            <w:r>
+              <w:t>541</w:t>
+            </w:r>
+          </w:p>
+        </w:tc>
+      </w:tr>
+      <w:tr>
+        <w:tc>
+          <w:tcPr>
+            <w:tcW w:type="dxa" w:w="2160"/>
+          </w:tcPr>
+          <w:p>
+            <w:r>
+              <w:t>chinese-novelist</w:t>
+            </w:r>
+          </w:p>
+        </w:tc>
+        <w:tc>
+          <w:tcPr>
+            <w:tcW w:type="dxa" w:w="2160"/>
+          </w:tcPr>
+          <w:p>
+            <w:r>
+              <w:t>: |</w:t>
+            </w:r>
+          </w:p>
+        </w:tc>
+        <w:tc>
+          <w:tcPr>
+            <w:tcW w:type="dxa" w:w="2160"/>
+          </w:tcPr>
+          <w:p>
+            <w:r>
+              <w:t>-</w:t>
+            </w:r>
+          </w:p>
+        </w:tc>
+        <w:tc>
+          <w:tcPr>
+            <w:tcW w:type="dxa" w:w="2160"/>
+          </w:tcPr>
+          <w:p>
+            <w:r>
+              <w:t>21</w:t>
+            </w:r>
+          </w:p>
+        </w:tc>
+      </w:tr>
+      <w:tr>
+        <w:tc>
+          <w:tcPr>
+            <w:tcW w:type="dxa" w:w="2160"/>
+          </w:tcPr>
+          <w:p>
+            <w:r>
+              <w:t>ebook-maker</w:t>
+            </w:r>
+          </w:p>
+        </w:tc>
+        <w:tc>
+          <w:tcPr>
+            <w:tcW w:type="dxa" w:w="2160"/>
+          </w:tcPr>
+          <w:p>
+            <w:r>
+              <w:t>| `SKILL.md`（本文件） | 主流程、阶段定义、调研策略、交付规范 | 改流程逻辑时 |</w:t>
+            </w:r>
+          </w:p>
+        </w:tc>
+        <w:tc>
+          <w:tcPr>
+            <w:tcW w:type="dxa" w:w="2160"/>
+          </w:tcPr>
+          <w:p>
+            <w:r>
+              <w:t>-</w:t>
+            </w:r>
+          </w:p>
+        </w:tc>
+        <w:tc>
+          <w:tcPr>
+            <w:tcW w:type="dxa" w:w="2160"/>
+          </w:tcPr>
+          <w:p>
+            <w:r>
+              <w:t>5</w:t>
+            </w:r>
+          </w:p>
+        </w:tc>
+      </w:tr>
+      <w:tr>
+        <w:tc>
+          <w:tcPr>
+            <w:tcW w:type="dxa" w:w="2160"/>
+          </w:tcPr>
+          <w:p>
+            <w:r>
+              <w:t>handoff</w:t>
+            </w:r>
+          </w:p>
+        </w:tc>
+        <w:tc>
+          <w:tcPr>
+            <w:tcW w:type="dxa" w:w="2160"/>
+          </w:tcPr>
+          <w:p>
+            <w:r>
+              <w:t>: |</w:t>
+            </w:r>
+          </w:p>
+        </w:tc>
+        <w:tc>
+          <w:tcPr>
+            <w:tcW w:type="dxa" w:w="2160"/>
+          </w:tcPr>
+          <w:p>
+            <w:r>
+              <w:t>-</w:t>
+            </w:r>
+          </w:p>
+        </w:tc>
+        <w:tc>
+          <w:tcPr>
+            <w:tcW w:type="dxa" w:w="2160"/>
+          </w:tcPr>
+          <w:p>
+            <w:r>
+              <w:t>1</w:t>
+            </w:r>
+          </w:p>
+        </w:tc>
+      </w:tr>
+      <w:tr>
+        <w:tc>
+          <w:tcPr>
+            <w:tcW w:type="dxa" w:w="2160"/>
+          </w:tcPr>
+          <w:p>
+            <w:r>
+              <w:t>humanizer-zh</w:t>
+            </w:r>
+          </w:p>
+        </w:tc>
+        <w:tc>
+          <w:tcPr>
+            <w:tcW w:type="dxa" w:w="2160"/>
+          </w:tcPr>
+          <w:p>
+            <w:r>
+              <w:t>: |</w:t>
+            </w:r>
+          </w:p>
+        </w:tc>
+        <w:tc>
+          <w:tcPr>
+            <w:tcW w:type="dxa" w:w="2160"/>
+          </w:tcPr>
+          <w:p>
+            <w:r>
+              <w:t>-</w:t>
+            </w:r>
+          </w:p>
+        </w:tc>
+        <w:tc>
+          <w:tcPr>
+            <w:tcW w:type="dxa" w:w="2160"/>
+          </w:tcPr>
+          <w:p>
+            <w:r>
+              <w:t>3</w:t>
+            </w:r>
+          </w:p>
+        </w:tc>
+      </w:tr>
+      <w:tr>
+        <w:tc>
+          <w:tcPr>
+            <w:tcW w:type="dxa" w:w="2160"/>
+          </w:tcPr>
+          <w:p>
+            <w:r>
+              <w:t>translate-book</w:t>
+            </w:r>
+          </w:p>
+        </w:tc>
+        <w:tc>
+          <w:tcPr>
+            <w:tcW w:type="dxa" w:w="2160"/>
+          </w:tcPr>
+          <w:p>
+            <w:r>
+              <w:t>: Translate books (PDF/DOCX/EPUB) into any language using parallel sub-agents. Converts input -&gt; Markdown chunks -&gt; translated chunks -&gt; HTML/DOCX/EPUB/PDF.</w:t>
+            </w:r>
+          </w:p>
+        </w:tc>
+        <w:tc>
+          <w:tcPr>
+            <w:tcW w:type="dxa" w:w="2160"/>
+          </w:tcPr>
+          <w:p>
+            <w:r>
+              <w:t>-</w:t>
+            </w:r>
+          </w:p>
+        </w:tc>
+        <w:tc>
+          <w:tcPr>
+            <w:tcW w:type="dxa" w:w="2160"/>
+          </w:tcPr>
+          <w:p>
+            <w:r>
+              <w:t>46</w:t>
+            </w:r>
+          </w:p>
+        </w:tc>
+      </w:tr>
+      <w:tr>
+        <w:tc>
+          <w:tcPr>
+            <w:tcW w:type="dxa" w:w="2160"/>
+          </w:tcPr>
+          <w:p>
+            <w:r>
+              <w:t>writing-plans</w:t>
+            </w:r>
+          </w:p>
+        </w:tc>
+        <w:tc>
+          <w:tcPr>
+            <w:tcW w:type="dxa" w:w="2160"/>
+          </w:tcPr>
+          <w:p>
+            <w:r>
+              <w:t>: Use when you have a spec or requirements for a multi-step task, before touching code</w:t>
+            </w:r>
+          </w:p>
+        </w:tc>
+        <w:tc>
+          <w:tcPr>
+            <w:tcW w:type="dxa" w:w="2160"/>
+          </w:tcPr>
+          <w:p>
+            <w:r>
+              <w:t>-</w:t>
+            </w:r>
+          </w:p>
+        </w:tc>
+        <w:tc>
+          <w:tcPr>
+            <w:tcW w:type="dxa" w:w="2160"/>
+          </w:tcPr>
+          <w:p>
+            <w:r>
+              <w:t>2</w:t>
+            </w:r>
+          </w:p>
+        </w:tc>
+      </w:tr>
+    </w:tbl>
+    <w:p/>
+    <w:p>
+      <w:pPr>
+        <w:pStyle w:val="Heading2"/>
+      </w:pPr>
+      <w:r>
+        <w:t>开发 &amp; 工程类（16 个）</w:t>
+      </w:r>
+    </w:p>
+    <w:tbl>
+      <w:tblPr>
+        <w:tblStyle w:val="LightList-Accent1"/>
+        <w:tblW w:type="auto" w:w="0"/>
+        <w:tblLook w:firstColumn="1" w:firstRow="1" w:lastColumn="0" w:lastRow="0" w:noHBand="0" w:noVBand="1" w:val="04A0"/>
+      </w:tblPr>
+      <w:tblGrid>
+        <w:gridCol w:w="2160"/>
+        <w:gridCol w:w="2160"/>
+        <w:gridCol w:w="2160"/>
+        <w:gridCol w:w="2160"/>
+      </w:tblGrid>
+      <w:tr>
+        <w:tc>
+          <w:tcPr>
+            <w:tcW w:type="dxa" w:w="2160"/>
+          </w:tcPr>
+          <w:p>
+            <w:r>
+              <w:t>技能名</w:t>
+            </w:r>
+          </w:p>
+        </w:tc>
+        <w:tc>
+          <w:tcPr>
+            <w:tcW w:type="dxa" w:w="2160"/>
+          </w:tcPr>
+          <w:p>
+            <w:r>
+              <w:t>说明</w:t>
+            </w:r>
+          </w:p>
+        </w:tc>
+        <w:tc>
+          <w:tcPr>
+            <w:tcW w:type="dxa" w:w="2160"/>
+          </w:tcPr>
+          <w:p>
+            <w:r>
+              <w:t>版本</w:t>
+            </w:r>
+          </w:p>
+        </w:tc>
+        <w:tc>
+          <w:tcPr>
+            <w:tcW w:type="dxa" w:w="2160"/>
+          </w:tcPr>
+          <w:p>
+            <w:r>
+              <w:t>文件数</w:t>
+            </w:r>
+          </w:p>
+        </w:tc>
+      </w:tr>
+      <w:tr>
+        <w:tc>
+          <w:tcPr>
+            <w:tcW w:type="dxa" w:w="2160"/>
+          </w:tcPr>
+          <w:p>
+            <w:r>
+              <w:t>brainstorming</w:t>
+            </w:r>
+          </w:p>
+        </w:tc>
+        <w:tc>
+          <w:tcPr>
+            <w:tcW w:type="dxa" w:w="2160"/>
+          </w:tcPr>
+          <w:p>
+            <w:r>
+              <w:t>: "You MUST use this before any creative work - creating features, building components, adding functionality, or modifying behavior. Explores user intent, requirements and design before implementation."</w:t>
+            </w:r>
+          </w:p>
+        </w:tc>
+        <w:tc>
+          <w:tcPr>
+            <w:tcW w:type="dxa" w:w="2160"/>
+          </w:tcPr>
+          <w:p>
+            <w:r>
+              <w:t>-</w:t>
+            </w:r>
+          </w:p>
+        </w:tc>
+        <w:tc>
+          <w:tcPr>
+            <w:tcW w:type="dxa" w:w="2160"/>
+          </w:tcPr>
+          <w:p>
+            <w:r>
+              <w:t>8</w:t>
+            </w:r>
+          </w:p>
+        </w:tc>
+      </w:tr>
+      <w:tr>
+        <w:tc>
+          <w:tcPr>
+            <w:tcW w:type="dxa" w:w="2160"/>
+          </w:tcPr>
+          <w:p>
+            <w:r>
+              <w:t>codex-windows-fast-patch</w:t>
+            </w:r>
+          </w:p>
+        </w:tc>
+        <w:tc>
+          <w:tcPr>
+            <w:tcW w:type="dxa" w:w="2160"/>
+          </w:tcPr>
+          <w:p>
+            <w:r>
+              <w:t>: Reapply and repair Windows Codex Desktop after Store upgrades, including custom provider models hidden by Statsig available_models filtering, the dependent blue-purple Power slider and its Ultra toggle, Fast Mode request/UI gates, locale i18n, plugin UI gates, Chrome/browser_use gates, Goal command gates, Windows Computer Use availability gates and plugin/runtime repair, phone remote-control pairing under third-party/API-key main app usage, Desktop dynamicTools/inputSchema thread-start schema drift, local conversation visibility recovery after model_provider switches, restored-conversation missing-cwd continuation repair, ASAR integrity repair, signing/installing patched MSIX packages, SDK cleanup, Fast Mode wire verification, local plugin marketplace registration, and optional custom model_instructions_file setup.</w:t>
+            </w:r>
+          </w:p>
+        </w:tc>
+        <w:tc>
+          <w:tcPr>
+            <w:tcW w:type="dxa" w:w="2160"/>
+          </w:tcPr>
+          <w:p>
+            <w:r>
+              <w:t>-</w:t>
+            </w:r>
+          </w:p>
+        </w:tc>
+        <w:tc>
+          <w:tcPr>
+            <w:tcW w:type="dxa" w:w="2160"/>
+          </w:tcPr>
+          <w:p>
+            <w:r>
+              <w:t>33</w:t>
+            </w:r>
+          </w:p>
+        </w:tc>
+      </w:tr>
+      <w:tr>
+        <w:tc>
+          <w:tcPr>
+            <w:tcW w:type="dxa" w:w="2160"/>
+          </w:tcPr>
+          <w:p>
+            <w:r>
+              <w:t>debug</w:t>
+            </w:r>
+          </w:p>
+        </w:tc>
+        <w:tc>
+          <w:tcPr>
+            <w:tcW w:type="dxa" w:w="2160"/>
+          </w:tcPr>
+          <w:p>
+            <w:r>
+              <w:t>: Evidence-before-action diagnosis of failing ML experiments. Probes the system before guessing causes, process list, dmesg, GPU stats, log scrollback, checkpoint state, then states a hypothesis as a hypothesis and runs a smoke before claiming a root cause. Use when the user asks why a run is failing, diverging, OOMing, hanging, slow, producing weird metrics, has crashed, or asks to debug, diagnose, troubleshoot, or investigate a training issue.</w:t>
+            </w:r>
+          </w:p>
+        </w:tc>
+        <w:tc>
+          <w:tcPr>
+            <w:tcW w:type="dxa" w:w="2160"/>
+          </w:tcPr>
+          <w:p>
+            <w:r>
+              <w:t>-</w:t>
+            </w:r>
+          </w:p>
+        </w:tc>
+        <w:tc>
+          <w:tcPr>
+            <w:tcW w:type="dxa" w:w="2160"/>
+          </w:tcPr>
+          <w:p>
+            <w:r>
+              <w:t>1</w:t>
+            </w:r>
+          </w:p>
+        </w:tc>
+      </w:tr>
+      <w:tr>
+        <w:tc>
+          <w:tcPr>
+            <w:tcW w:type="dxa" w:w="2160"/>
+          </w:tcPr>
+          <w:p>
+            <w:r>
+              <w:t>dispatching-parallel-agents</w:t>
+            </w:r>
+          </w:p>
+        </w:tc>
+        <w:tc>
+          <w:tcPr>
+            <w:tcW w:type="dxa" w:w="2160"/>
+          </w:tcPr>
+          <w:p>
+            <w:r>
+              <w:t>: Use when facing 2+ independent tasks that can be worked on without shared state or sequential dependencies</w:t>
+            </w:r>
+          </w:p>
+        </w:tc>
+        <w:tc>
+          <w:tcPr>
+            <w:tcW w:type="dxa" w:w="2160"/>
+          </w:tcPr>
+          <w:p>
+            <w:r>
+              <w:t>-</w:t>
+            </w:r>
+          </w:p>
+        </w:tc>
+        <w:tc>
+          <w:tcPr>
+            <w:tcW w:type="dxa" w:w="2160"/>
+          </w:tcPr>
+          <w:p>
+            <w:r>
+              <w:t>1</w:t>
+            </w:r>
+          </w:p>
+        </w:tc>
+      </w:tr>
+      <w:tr>
+        <w:tc>
+          <w:tcPr>
+            <w:tcW w:type="dxa" w:w="2160"/>
+          </w:tcPr>
+          <w:p>
+            <w:r>
+              <w:t>executing-plans</w:t>
+            </w:r>
+          </w:p>
+        </w:tc>
+        <w:tc>
+          <w:tcPr>
+            <w:tcW w:type="dxa" w:w="2160"/>
+          </w:tcPr>
+          <w:p>
+            <w:r>
+              <w:t>: Use when you have a written implementation plan to execute in a separate session with review checkpoints</w:t>
+            </w:r>
+          </w:p>
+        </w:tc>
+        <w:tc>
+          <w:tcPr>
+            <w:tcW w:type="dxa" w:w="2160"/>
+          </w:tcPr>
+          <w:p>
+            <w:r>
+              <w:t>-</w:t>
+            </w:r>
+          </w:p>
+        </w:tc>
+        <w:tc>
+          <w:tcPr>
+            <w:tcW w:type="dxa" w:w="2160"/>
+          </w:tcPr>
+          <w:p>
+            <w:r>
+              <w:t>1</w:t>
+            </w:r>
+          </w:p>
+        </w:tc>
+      </w:tr>
+      <w:tr>
+        <w:tc>
+          <w:tcPr>
+            <w:tcW w:type="dxa" w:w="2160"/>
+          </w:tcPr>
+          <w:p>
+            <w:r>
+              <w:t>finishing-a-development-branch</w:t>
+            </w:r>
+          </w:p>
+        </w:tc>
+        <w:tc>
+          <w:tcPr>
+            <w:tcW w:type="dxa" w:w="2160"/>
+          </w:tcPr>
+          <w:p>
+            <w:r>
+              <w:t>: Use when implementation is complete, all tests pass, and you need to decide how to integrate the work</w:t>
+            </w:r>
+          </w:p>
+        </w:tc>
+        <w:tc>
+          <w:tcPr>
+            <w:tcW w:type="dxa" w:w="2160"/>
+          </w:tcPr>
+          <w:p>
+            <w:r>
+              <w:t>-</w:t>
+            </w:r>
+          </w:p>
+        </w:tc>
+        <w:tc>
+          <w:tcPr>
+            <w:tcW w:type="dxa" w:w="2160"/>
+          </w:tcPr>
+          <w:p>
+            <w:r>
+              <w:t>1</w:t>
+            </w:r>
+          </w:p>
+        </w:tc>
+      </w:tr>
+      <w:tr>
+        <w:tc>
+          <w:tcPr>
+            <w:tcW w:type="dxa" w:w="2160"/>
+          </w:tcPr>
+          <w:p>
+            <w:r>
+              <w:t>install-github-skill</w:t>
+            </w:r>
+          </w:p>
+        </w:tc>
+        <w:tc>
+          <w:tcPr>
+            <w:tcW w:type="dxa" w:w="2160"/>
+          </w:tcPr>
+          <w:p>
+            <w:r>
+              <w:t>: 从 GitHub 仓库安装 Skill 到 Abu 工具箱的完整操作流程，包括仓库结构检查、安装方式选择、网络问题处理和安装验证。当用户要求从 GitHub 安装/导入某个 skill、从开源仓库安装技能到 Abu 时使用。</w:t>
+            </w:r>
+          </w:p>
+        </w:tc>
+        <w:tc>
+          <w:tcPr>
+            <w:tcW w:type="dxa" w:w="2160"/>
+          </w:tcPr>
+          <w:p>
+            <w:r>
+              <w:t>-</w:t>
+            </w:r>
+          </w:p>
+        </w:tc>
+        <w:tc>
+          <w:tcPr>
+            <w:tcW w:type="dxa" w:w="2160"/>
+          </w:tcPr>
+          <w:p>
+            <w:r>
+              <w:t>1</w:t>
+            </w:r>
+          </w:p>
+        </w:tc>
+      </w:tr>
+      <w:tr>
+        <w:tc>
+          <w:tcPr>
+            <w:tcW w:type="dxa" w:w="2160"/>
+          </w:tcPr>
+          <w:p>
+            <w:r>
+              <w:t>receiving-code-review</w:t>
+            </w:r>
+          </w:p>
+        </w:tc>
+        <w:tc>
+          <w:tcPr>
+            <w:tcW w:type="dxa" w:w="2160"/>
+          </w:tcPr>
+          <w:p>
+            <w:r>
+              <w:t>: Use when receiving code review feedback, before implementing suggestions, especially if feedback seems unclear or technically questionable - requires technical rigor and verification, not performative agreement or blind implementation</w:t>
+            </w:r>
+          </w:p>
+        </w:tc>
+        <w:tc>
+          <w:tcPr>
+            <w:tcW w:type="dxa" w:w="2160"/>
+          </w:tcPr>
+          <w:p>
+            <w:r>
+              <w:t>-</w:t>
+            </w:r>
+          </w:p>
+        </w:tc>
+        <w:tc>
+          <w:tcPr>
+            <w:tcW w:type="dxa" w:w="2160"/>
+          </w:tcPr>
+          <w:p>
+            <w:r>
+              <w:t>1</w:t>
+            </w:r>
+          </w:p>
+        </w:tc>
+      </w:tr>
+      <w:tr>
+        <w:tc>
+          <w:tcPr>
+            <w:tcW w:type="dxa" w:w="2160"/>
+          </w:tcPr>
+          <w:p>
+            <w:r>
+              <w:t>requesting-code-review</w:t>
+            </w:r>
+          </w:p>
+        </w:tc>
+        <w:tc>
+          <w:tcPr>
+            <w:tcW w:type="dxa" w:w="2160"/>
+          </w:tcPr>
+          <w:p>
+            <w:r>
+              <w:t>: Use when completing tasks, implementing major features, or before merging to verify work meets requirements</w:t>
+            </w:r>
+          </w:p>
+        </w:tc>
+        <w:tc>
+          <w:tcPr>
+            <w:tcW w:type="dxa" w:w="2160"/>
+          </w:tcPr>
+          <w:p>
+            <w:r>
+              <w:t>-</w:t>
+            </w:r>
+          </w:p>
+        </w:tc>
+        <w:tc>
+          <w:tcPr>
+            <w:tcW w:type="dxa" w:w="2160"/>
+          </w:tcPr>
+          <w:p>
+            <w:r>
+              <w:t>2</w:t>
+            </w:r>
+          </w:p>
+        </w:tc>
+      </w:tr>
+      <w:tr>
+        <w:tc>
+          <w:tcPr>
+            <w:tcW w:type="dxa" w:w="2160"/>
+          </w:tcPr>
+          <w:p>
+            <w:r>
+              <w:t>subagent-driven-development</w:t>
+            </w:r>
+          </w:p>
+        </w:tc>
+        <w:tc>
+          <w:tcPr>
+            <w:tcW w:type="dxa" w:w="2160"/>
+          </w:tcPr>
+          <w:p>
+            <w:r>
+              <w:t>: Use when executing implementation plans with independent tasks in the current session</w:t>
+            </w:r>
+          </w:p>
+        </w:tc>
+        <w:tc>
+          <w:tcPr>
+            <w:tcW w:type="dxa" w:w="2160"/>
+          </w:tcPr>
+          <w:p>
+            <w:r>
+              <w:t>-</w:t>
+            </w:r>
+          </w:p>
+        </w:tc>
+        <w:tc>
+          <w:tcPr>
+            <w:tcW w:type="dxa" w:w="2160"/>
+          </w:tcPr>
+          <w:p>
+            <w:r>
+              <w:t>7</w:t>
+            </w:r>
+          </w:p>
+        </w:tc>
+      </w:tr>
+      <w:tr>
+        <w:tc>
+          <w:tcPr>
+            <w:tcW w:type="dxa" w:w="2160"/>
+          </w:tcPr>
+          <w:p>
+            <w:r>
+              <w:t>systematic-debugging</w:t>
+            </w:r>
+          </w:p>
+        </w:tc>
+        <w:tc>
+          <w:tcPr>
+            <w:tcW w:type="dxa" w:w="2160"/>
+          </w:tcPr>
+          <w:p>
+            <w:r>
+              <w:t>: Use when encountering any bug, test failure, or unexpected behavior, before proposing fixes</w:t>
+            </w:r>
+          </w:p>
+        </w:tc>
+        <w:tc>
+          <w:tcPr>
+            <w:tcW w:type="dxa" w:w="2160"/>
+          </w:tcPr>
+          <w:p>
+            <w:r>
+              <w:t>-</w:t>
+            </w:r>
+          </w:p>
+        </w:tc>
+        <w:tc>
+          <w:tcPr>
+            <w:tcW w:type="dxa" w:w="2160"/>
+          </w:tcPr>
+          <w:p>
+            <w:r>
+              <w:t>11</w:t>
+            </w:r>
+          </w:p>
+        </w:tc>
+      </w:tr>
+      <w:tr>
+        <w:tc>
+          <w:tcPr>
+            <w:tcW w:type="dxa" w:w="2160"/>
+          </w:tcPr>
+          <w:p>
+            <w:r>
+              <w:t>test-driven-development</w:t>
+            </w:r>
+          </w:p>
+        </w:tc>
+        <w:tc>
+          <w:tcPr>
+            <w:tcW w:type="dxa" w:w="2160"/>
+          </w:tcPr>
+          <w:p>
+            <w:r>
+              <w:t>: Use when implementing any feature or bugfix, before writing implementation code</w:t>
+            </w:r>
+          </w:p>
+        </w:tc>
+        <w:tc>
+          <w:tcPr>
+            <w:tcW w:type="dxa" w:w="2160"/>
+          </w:tcPr>
+          <w:p>
+            <w:r>
+              <w:t>-</w:t>
+            </w:r>
+          </w:p>
+        </w:tc>
+        <w:tc>
+          <w:tcPr>
+            <w:tcW w:type="dxa" w:w="2160"/>
+          </w:tcPr>
+          <w:p>
+            <w:r>
+              <w:t>2</w:t>
+            </w:r>
+          </w:p>
+        </w:tc>
+      </w:tr>
+      <w:tr>
+        <w:tc>
+          <w:tcPr>
+            <w:tcW w:type="dxa" w:w="2160"/>
+          </w:tcPr>
+          <w:p>
+            <w:r>
+              <w:t>using-git-worktrees</w:t>
+            </w:r>
+          </w:p>
+        </w:tc>
+        <w:tc>
+          <w:tcPr>
+            <w:tcW w:type="dxa" w:w="2160"/>
+          </w:tcPr>
+          <w:p>
+            <w:r>
+              <w:t>: Use when starting feature work that needs isolation from current workspace or before executing implementation plans - ensures an isolated workspace exists via native tools or git worktree fallback</w:t>
+            </w:r>
+          </w:p>
+        </w:tc>
+        <w:tc>
+          <w:tcPr>
+            <w:tcW w:type="dxa" w:w="2160"/>
+          </w:tcPr>
+          <w:p>
+            <w:r>
+              <w:t>-</w:t>
+            </w:r>
+          </w:p>
+        </w:tc>
+        <w:tc>
+          <w:tcPr>
+            <w:tcW w:type="dxa" w:w="2160"/>
+          </w:tcPr>
+          <w:p>
+            <w:r>
+              <w:t>1</w:t>
+            </w:r>
+          </w:p>
+        </w:tc>
+      </w:tr>
+      <w:tr>
+        <w:tc>
+          <w:tcPr>
+            <w:tcW w:type="dxa" w:w="2160"/>
+          </w:tcPr>
+          <w:p>
+            <w:r>
+              <w:t>using-superpowers</w:t>
+            </w:r>
+          </w:p>
+        </w:tc>
+        <w:tc>
+          <w:tcPr>
+            <w:tcW w:type="dxa" w:w="2160"/>
+          </w:tcPr>
+          <w:p>
+            <w:r>
+              <w:t>: Use when starting any conversation - establishes how to find and use skills, requiring skill invocation before ANY response including clarifying questions</w:t>
+            </w:r>
+          </w:p>
+        </w:tc>
+        <w:tc>
+          <w:tcPr>
+            <w:tcW w:type="dxa" w:w="2160"/>
+          </w:tcPr>
+          <w:p>
+            <w:r>
+              <w:t>-</w:t>
+            </w:r>
+          </w:p>
+        </w:tc>
+        <w:tc>
+          <w:tcPr>
+            <w:tcW w:type="dxa" w:w="2160"/>
+          </w:tcPr>
+          <w:p>
+            <w:r>
+              <w:t>5</w:t>
+            </w:r>
+          </w:p>
+        </w:tc>
+      </w:tr>
+      <w:tr>
+        <w:tc>
+          <w:tcPr>
+            <w:tcW w:type="dxa" w:w="2160"/>
+          </w:tcPr>
+          <w:p>
+            <w:r>
+              <w:t>verification-before-completion</w:t>
+            </w:r>
+          </w:p>
+        </w:tc>
+        <w:tc>
+          <w:tcPr>
+            <w:tcW w:type="dxa" w:w="2160"/>
+          </w:tcPr>
+          <w:p>
+            <w:r>
+              <w:t>: Use when about to claim work is complete, fixed, or passing, before committing or creating PRs - requires running verification commands and confirming output before making any success claims; evidence before assertions always</w:t>
+            </w:r>
+          </w:p>
+        </w:tc>
+        <w:tc>
+          <w:tcPr>
+            <w:tcW w:type="dxa" w:w="2160"/>
+          </w:tcPr>
+          <w:p>
+            <w:r>
+              <w:t>-</w:t>
+            </w:r>
+          </w:p>
+        </w:tc>
+        <w:tc>
+          <w:tcPr>
+            <w:tcW w:type="dxa" w:w="2160"/>
+          </w:tcPr>
+          <w:p>
+            <w:r>
+              <w:t>1</w:t>
+            </w:r>
+          </w:p>
+        </w:tc>
+      </w:tr>
+      <w:tr>
+        <w:tc>
+          <w:tcPr>
+            <w:tcW w:type="dxa" w:w="2160"/>
+          </w:tcPr>
+          <w:p>
+            <w:r>
+              <w:t>writing-skills</w:t>
+            </w:r>
+          </w:p>
+        </w:tc>
+        <w:tc>
+          <w:tcPr>
+            <w:tcW w:type="dxa" w:w="2160"/>
+          </w:tcPr>
+          <w:p>
+            <w:r>
+              <w:t>: Use when creating new skills, editing existing skills, or verifying skills work before deployment</w:t>
+            </w:r>
+          </w:p>
+        </w:tc>
+        <w:tc>
+          <w:tcPr>
+            <w:tcW w:type="dxa" w:w="2160"/>
+          </w:tcPr>
+          <w:p>
+            <w:r>
+              <w:t>-</w:t>
+            </w:r>
+          </w:p>
+        </w:tc>
+        <w:tc>
+          <w:tcPr>
+            <w:tcW w:type="dxa" w:w="2160"/>
+          </w:tcPr>
+          <w:p>
+            <w:r>
+              <w:t>7</w:t>
+            </w:r>
+          </w:p>
+        </w:tc>
+      </w:tr>
+    </w:tbl>
+    <w:p/>
+    <w:p>
+      <w:pPr>
+        <w:pStyle w:val="Heading2"/>
+      </w:pPr>
+      <w:r>
+        <w:t>其他（2 个）</w:t>
+      </w:r>
+    </w:p>
+    <w:tbl>
+      <w:tblPr>
+        <w:tblStyle w:val="LightList-Accent1"/>
+        <w:tblW w:type="auto" w:w="0"/>
+        <w:tblLook w:firstColumn="1" w:firstRow="1" w:lastColumn="0" w:lastRow="0" w:noHBand="0" w:noVBand="1" w:val="04A0"/>
+      </w:tblPr>
+      <w:tblGrid>
+        <w:gridCol w:w="2160"/>
+        <w:gridCol w:w="2160"/>
+        <w:gridCol w:w="2160"/>
+        <w:gridCol w:w="2160"/>
+      </w:tblGrid>
+      <w:tr>
+        <w:tc>
+          <w:tcPr>
+            <w:tcW w:type="dxa" w:w="2160"/>
+          </w:tcPr>
+          <w:p>
+            <w:r>
+              <w:t>技能名</w:t>
+            </w:r>
+          </w:p>
+        </w:tc>
+        <w:tc>
+          <w:tcPr>
+            <w:tcW w:type="dxa" w:w="2160"/>
+          </w:tcPr>
+          <w:p>
+            <w:r>
+              <w:t>说明</w:t>
+            </w:r>
+          </w:p>
+        </w:tc>
+        <w:tc>
+          <w:tcPr>
+            <w:tcW w:type="dxa" w:w="2160"/>
+          </w:tcPr>
+          <w:p>
+            <w:r>
+              <w:t>版本</w:t>
+            </w:r>
+          </w:p>
+        </w:tc>
+        <w:tc>
+          <w:tcPr>
+            <w:tcW w:type="dxa" w:w="2160"/>
+          </w:tcPr>
+          <w:p>
+            <w:r>
+              <w:t>文件数</w:t>
+            </w:r>
+          </w:p>
+        </w:tc>
+      </w:tr>
+      <w:tr>
+        <w:tc>
+          <w:tcPr>
+            <w:tcW w:type="dxa" w:w="2160"/>
+          </w:tcPr>
+          <w:p>
+            <w:r>
+              <w:t>memoir-writer</w:t>
+            </w:r>
+          </w:p>
+        </w:tc>
+        <w:tc>
+          <w:tcPr>
+            <w:tcW w:type="dxa" w:w="2160"/>
+          </w:tcPr>
+          <w:p>
+            <w:r>
+              <w:t>: |</w:t>
+            </w:r>
+          </w:p>
+        </w:tc>
+        <w:tc>
+          <w:tcPr>
+            <w:tcW w:type="dxa" w:w="2160"/>
+          </w:tcPr>
+          <w:p>
+            <w:r>
+              <w:t>1.2.0</w:t>
+            </w:r>
+          </w:p>
+        </w:tc>
+        <w:tc>
+          <w:tcPr>
+            <w:tcW w:type="dxa" w:w="2160"/>
+          </w:tcPr>
+          <w:p>
+            <w:r>
+              <w:t>10</w:t>
+            </w:r>
+          </w:p>
+        </w:tc>
+      </w:tr>
+      <w:tr>
+        <w:tc>
+          <w:tcPr>
+            <w:tcW w:type="dxa" w:w="2160"/>
+          </w:tcPr>
+          <w:p>
+            <w:r>
+              <w:t>"cli-anything-wps"</w:t>
+            </w:r>
+          </w:p>
+        </w:tc>
+        <w:tc>
+          <w:tcPr>
+            <w:tcW w:type="dxa" w:w="2160"/>
+          </w:tcPr>
+          <w:p>
+            <w:r>
+              <w:t>: "WPS Office CLI — JSON数据驱动PPT自动生成 + 命令行操控WPS文字/表格/演示文稿"</w:t>
+            </w:r>
+          </w:p>
+        </w:tc>
+        <w:tc>
+          <w:tcPr>
+            <w:tcW w:type="dxa" w:w="2160"/>
+          </w:tcPr>
+          <w:p>
+            <w:r>
+              <w:t>-</w:t>
+            </w:r>
+          </w:p>
+        </w:tc>
+        <w:tc>
+          <w:tcPr>
+            <w:tcW w:type="dxa" w:w="2160"/>
+          </w:tcPr>
+          <w:p>
+            <w:r>
+              <w:t>147</w:t>
+            </w:r>
+          </w:p>
+        </w:tc>
+      </w:tr>
+    </w:tbl>
+    <w:p/>
+    <w:p>
+      <w:pPr>
+        <w:pStyle w:val="Heading2"/>
+      </w:pPr>
+      <w:r>
+        <w:t>Web &amp; 信息采集类（13 个）</w:t>
+      </w:r>
+    </w:p>
+    <w:tbl>
+      <w:tblPr>
+        <w:tblStyle w:val="LightList-Accent1"/>
+        <w:tblW w:type="auto" w:w="0"/>
+        <w:tblLook w:firstColumn="1" w:firstRow="1" w:lastColumn="0" w:lastRow="0" w:noHBand="0" w:noVBand="1" w:val="04A0"/>
+      </w:tblPr>
+      <w:tblGrid>
+        <w:gridCol w:w="2160"/>
+        <w:gridCol w:w="2160"/>
+        <w:gridCol w:w="2160"/>
+        <w:gridCol w:w="2160"/>
+      </w:tblGrid>
+      <w:tr>
+        <w:tc>
+          <w:tcPr>
+            <w:tcW w:type="dxa" w:w="2160"/>
+          </w:tcPr>
+          <w:p>
+            <w:r>
+              <w:t>技能名</w:t>
+            </w:r>
+          </w:p>
+        </w:tc>
+        <w:tc>
+          <w:tcPr>
+            <w:tcW w:type="dxa" w:w="2160"/>
+          </w:tcPr>
+          <w:p>
+            <w:r>
+              <w:t>说明</w:t>
+            </w:r>
+          </w:p>
+        </w:tc>
+        <w:tc>
+          <w:tcPr>
+            <w:tcW w:type="dxa" w:w="2160"/>
+          </w:tcPr>
+          <w:p>
+            <w:r>
+              <w:t>版本</w:t>
+            </w:r>
+          </w:p>
+        </w:tc>
+        <w:tc>
+          <w:tcPr>
+            <w:tcW w:type="dxa" w:w="2160"/>
+          </w:tcPr>
+          <w:p>
+            <w:r>
+              <w:t>文件数</w:t>
+            </w:r>
+          </w:p>
+        </w:tc>
+      </w:tr>
+      <w:tr>
+        <w:tc>
+          <w:tcPr>
+            <w:tcW w:type="dxa" w:w="2160"/>
+          </w:tcPr>
+          <w:p>
+            <w:r>
+              <w:t>defuddle</w:t>
+            </w:r>
+          </w:p>
+        </w:tc>
+        <w:tc>
+          <w:tcPr>
+            <w:tcW w:type="dxa" w:w="2160"/>
+          </w:tcPr>
+          <w:p>
+            <w:r>
+              <w:t>: Extract clean markdown content from web pages using Defuddle CLI, removing clutter and navigation to save tokens. Use instead of WebFetch when the user provides a URL to read or analyze, for online documentation, articles, blog posts, or any standard web page. Do NOT use for URLs ending in .md — those are already markdown, use WebFetch directly.</w:t>
+            </w:r>
+          </w:p>
+        </w:tc>
+        <w:tc>
+          <w:tcPr>
+            <w:tcW w:type="dxa" w:w="2160"/>
+          </w:tcPr>
+          <w:p>
+            <w:r>
+              <w:t>-</w:t>
+            </w:r>
+          </w:p>
+        </w:tc>
+        <w:tc>
+          <w:tcPr>
+            <w:tcW w:type="dxa" w:w="2160"/>
+          </w:tcPr>
+          <w:p>
+            <w:r>
+              <w:t>1</w:t>
+            </w:r>
+          </w:p>
+        </w:tc>
+      </w:tr>
+      <w:tr>
+        <w:tc>
+          <w:tcPr>
+            <w:tcW w:type="dxa" w:w="2160"/>
+          </w:tcPr>
+          <w:p>
+            <w:r>
+              <w:t>file-conversion</w:t>
+            </w:r>
+          </w:p>
+        </w:tc>
+        <w:tc>
+          <w:tcPr>
+            <w:tcW w:type="dxa" w:w="2160"/>
+          </w:tcPr>
+          <w:p>
+            <w:r>
+              <w:t>: Convert files between formats — PDF to Word, HEIC to JPG, MP4 to MP3, CSV to JSON, EPUB to MOBI, and 999 total routes across images, video, audio, documents, data, fonts, ebooks, and archives. Free via changethisfile.com, no API key or signup. Use when the user needs a file converted to a different format.</w:t>
+            </w:r>
+          </w:p>
+        </w:tc>
+        <w:tc>
+          <w:tcPr>
+            <w:tcW w:type="dxa" w:w="2160"/>
+          </w:tcPr>
+          <w:p>
+            <w:r>
+              <w:t>-</w:t>
+            </w:r>
+          </w:p>
+        </w:tc>
+        <w:tc>
+          <w:tcPr>
+            <w:tcW w:type="dxa" w:w="2160"/>
+          </w:tcPr>
+          <w:p>
+            <w:r>
+              <w:t>2</w:t>
+            </w:r>
+          </w:p>
+        </w:tc>
+      </w:tr>
+      <w:tr>
+        <w:tc>
+          <w:tcPr>
+            <w:tcW w:type="dxa" w:w="2160"/>
+          </w:tcPr>
+          <w:p>
+            <w:r>
+              <w:t>wigolo</w:t>
+            </w:r>
+          </w:p>
+        </w:tc>
+        <w:tc>
+          <w:tcPr>
+            <w:tcW w:type="dxa" w:w="2160"/>
+          </w:tcPr>
+          <w:p>
+            <w:r>
+              <w:t>: |</w:t>
+            </w:r>
+          </w:p>
+        </w:tc>
+        <w:tc>
+          <w:tcPr>
+            <w:tcW w:type="dxa" w:w="2160"/>
+          </w:tcPr>
+          <w:p>
+            <w:r>
+              <w:t>0.1.43-beta.2</w:t>
+            </w:r>
+          </w:p>
+        </w:tc>
+        <w:tc>
+          <w:tcPr>
+            <w:tcW w:type="dxa" w:w="2160"/>
+          </w:tcPr>
+          <w:p>
+            <w:r>
+              <w:t>3</w:t>
+            </w:r>
+          </w:p>
+        </w:tc>
+      </w:tr>
+      <w:tr>
+        <w:tc>
+          <w:tcPr>
+            <w:tcW w:type="dxa" w:w="2160"/>
+          </w:tcPr>
+          <w:p>
+            <w:r>
+              <w:t>wigolo-agent</w:t>
+            </w:r>
+          </w:p>
+        </w:tc>
+        <w:tc>
+          <w:tcPr>
+            <w:tcW w:type="dxa" w:w="2160"/>
+          </w:tcPr>
+          <w:p>
+            <w:r>
+              <w:t>: |</w:t>
+            </w:r>
+          </w:p>
+        </w:tc>
+        <w:tc>
+          <w:tcPr>
+            <w:tcW w:type="dxa" w:w="2160"/>
+          </w:tcPr>
+          <w:p>
+            <w:r>
+              <w:t>0.1.43-beta.2</w:t>
+            </w:r>
+          </w:p>
+        </w:tc>
+        <w:tc>
+          <w:tcPr>
+            <w:tcW w:type="dxa" w:w="2160"/>
+          </w:tcPr>
+          <w:p>
+            <w:r>
+              <w:t>1</w:t>
+            </w:r>
+          </w:p>
+        </w:tc>
+      </w:tr>
+      <w:tr>
+        <w:tc>
+          <w:tcPr>
+            <w:tcW w:type="dxa" w:w="2160"/>
+          </w:tcPr>
+          <w:p>
+            <w:r>
+              <w:t>wigolo-cache</w:t>
+            </w:r>
+          </w:p>
+        </w:tc>
+        <w:tc>
+          <w:tcPr>
+            <w:tcW w:type="dxa" w:w="2160"/>
+          </w:tcPr>
+          <w:p>
+            <w:r>
+              <w:t>: |</w:t>
+            </w:r>
+          </w:p>
+        </w:tc>
+        <w:tc>
+          <w:tcPr>
+            <w:tcW w:type="dxa" w:w="2160"/>
+          </w:tcPr>
+          <w:p>
+            <w:r>
+              <w:t>0.1.43-beta.2</w:t>
+            </w:r>
+          </w:p>
+        </w:tc>
+        <w:tc>
+          <w:tcPr>
+            <w:tcW w:type="dxa" w:w="2160"/>
+          </w:tcPr>
+          <w:p>
+            <w:r>
+              <w:t>1</w:t>
+            </w:r>
+          </w:p>
+        </w:tc>
+      </w:tr>
+      <w:tr>
+        <w:tc>
+          <w:tcPr>
+            <w:tcW w:type="dxa" w:w="2160"/>
+          </w:tcPr>
+          <w:p>
+            <w:r>
+              <w:t>wigolo-crawl</w:t>
+            </w:r>
+          </w:p>
+        </w:tc>
+        <w:tc>
+          <w:tcPr>
+            <w:tcW w:type="dxa" w:w="2160"/>
+          </w:tcPr>
+          <w:p>
+            <w:r>
+              <w:t>: |</w:t>
+            </w:r>
+          </w:p>
+        </w:tc>
+        <w:tc>
+          <w:tcPr>
+            <w:tcW w:type="dxa" w:w="2160"/>
+          </w:tcPr>
+          <w:p>
+            <w:r>
+              <w:t>0.1.43-beta.2</w:t>
+            </w:r>
+          </w:p>
+        </w:tc>
+        <w:tc>
+          <w:tcPr>
+            <w:tcW w:type="dxa" w:w="2160"/>
+          </w:tcPr>
+          <w:p>
+            <w:r>
+              <w:t>1</w:t>
+            </w:r>
+          </w:p>
+        </w:tc>
+      </w:tr>
+      <w:tr>
+        <w:tc>
+          <w:tcPr>
+            <w:tcW w:type="dxa" w:w="2160"/>
+          </w:tcPr>
+          <w:p>
+            <w:r>
+              <w:t>wigolo-diff</w:t>
+            </w:r>
+          </w:p>
+        </w:tc>
+        <w:tc>
+          <w:tcPr>
+            <w:tcW w:type="dxa" w:w="2160"/>
+          </w:tcPr>
+          <w:p>
+            <w:r>
+              <w:t>: |</w:t>
+            </w:r>
+          </w:p>
+        </w:tc>
+        <w:tc>
+          <w:tcPr>
+            <w:tcW w:type="dxa" w:w="2160"/>
+          </w:tcPr>
+          <w:p>
+            <w:r>
+              <w:t>0.1.43-beta.2</w:t>
+            </w:r>
+          </w:p>
+        </w:tc>
+        <w:tc>
+          <w:tcPr>
+            <w:tcW w:type="dxa" w:w="2160"/>
+          </w:tcPr>
+          <w:p>
+            <w:r>
+              <w:t>1</w:t>
+            </w:r>
+          </w:p>
+        </w:tc>
+      </w:tr>
+      <w:tr>
+        <w:tc>
+          <w:tcPr>
+            <w:tcW w:type="dxa" w:w="2160"/>
+          </w:tcPr>
+          <w:p>
+            <w:r>
+              <w:t>wigolo-extract</w:t>
+            </w:r>
+          </w:p>
+        </w:tc>
+        <w:tc>
+          <w:tcPr>
+            <w:tcW w:type="dxa" w:w="2160"/>
+          </w:tcPr>
+          <w:p>
+            <w:r>
+              <w:t>: |</w:t>
+            </w:r>
+          </w:p>
+        </w:tc>
+        <w:tc>
+          <w:tcPr>
+            <w:tcW w:type="dxa" w:w="2160"/>
+          </w:tcPr>
+          <w:p>
+            <w:r>
+              <w:t>0.1.43-beta.2</w:t>
+            </w:r>
+          </w:p>
+        </w:tc>
+        <w:tc>
+          <w:tcPr>
+            <w:tcW w:type="dxa" w:w="2160"/>
+          </w:tcPr>
+          <w:p>
+            <w:r>
+              <w:t>1</w:t>
+            </w:r>
+          </w:p>
+        </w:tc>
+      </w:tr>
+      <w:tr>
+        <w:tc>
+          <w:tcPr>
+            <w:tcW w:type="dxa" w:w="2160"/>
+          </w:tcPr>
+          <w:p>
+            <w:r>
+              <w:t>wigolo-fetch</w:t>
+            </w:r>
+          </w:p>
+        </w:tc>
+        <w:tc>
+          <w:tcPr>
+            <w:tcW w:type="dxa" w:w="2160"/>
+          </w:tcPr>
+          <w:p>
+            <w:r>
+              <w:t>: |</w:t>
+            </w:r>
+          </w:p>
+        </w:tc>
+        <w:tc>
+          <w:tcPr>
+            <w:tcW w:type="dxa" w:w="2160"/>
+          </w:tcPr>
+          <w:p>
+            <w:r>
+              <w:t>0.1.43-beta.2</w:t>
+            </w:r>
+          </w:p>
+        </w:tc>
+        <w:tc>
+          <w:tcPr>
+            <w:tcW w:type="dxa" w:w="2160"/>
+          </w:tcPr>
+          <w:p>
+            <w:r>
+              <w:t>1</w:t>
+            </w:r>
+          </w:p>
+        </w:tc>
+      </w:tr>
+      <w:tr>
+        <w:tc>
+          <w:tcPr>
+            <w:tcW w:type="dxa" w:w="2160"/>
+          </w:tcPr>
+          <w:p>
+            <w:r>
+              <w:t>wigolo-find-similar</w:t>
+            </w:r>
+          </w:p>
+        </w:tc>
+        <w:tc>
+          <w:tcPr>
+            <w:tcW w:type="dxa" w:w="2160"/>
+          </w:tcPr>
+          <w:p>
+            <w:r>
+              <w:t>: |</w:t>
+            </w:r>
+          </w:p>
+        </w:tc>
+        <w:tc>
+          <w:tcPr>
+            <w:tcW w:type="dxa" w:w="2160"/>
+          </w:tcPr>
+          <w:p>
+            <w:r>
+              <w:t>0.1.43-beta.2</w:t>
+            </w:r>
+          </w:p>
+        </w:tc>
+        <w:tc>
+          <w:tcPr>
+            <w:tcW w:type="dxa" w:w="2160"/>
+          </w:tcPr>
+          <w:p>
+            <w:r>
+              <w:t>1</w:t>
+            </w:r>
+          </w:p>
+        </w:tc>
+      </w:tr>
+      <w:tr>
+        <w:tc>
+          <w:tcPr>
+            <w:tcW w:type="dxa" w:w="2160"/>
+          </w:tcPr>
+          <w:p>
+            <w:r>
+              <w:t>wigolo-research</w:t>
+            </w:r>
+          </w:p>
+        </w:tc>
+        <w:tc>
+          <w:tcPr>
+            <w:tcW w:type="dxa" w:w="2160"/>
+          </w:tcPr>
+          <w:p>
+            <w:r>
+              <w:t>: |</w:t>
+            </w:r>
+          </w:p>
+        </w:tc>
+        <w:tc>
+          <w:tcPr>
+            <w:tcW w:type="dxa" w:w="2160"/>
+          </w:tcPr>
+          <w:p>
+            <w:r>
+              <w:t>0.1.43-beta.2</w:t>
+            </w:r>
+          </w:p>
+        </w:tc>
+        <w:tc>
+          <w:tcPr>
+            <w:tcW w:type="dxa" w:w="2160"/>
+          </w:tcPr>
+          <w:p>
+            <w:r>
+              <w:t>1</w:t>
+            </w:r>
+          </w:p>
+        </w:tc>
+      </w:tr>
+      <w:tr>
+        <w:tc>
+          <w:tcPr>
+            <w:tcW w:type="dxa" w:w="2160"/>
+          </w:tcPr>
+          <w:p>
+            <w:r>
+              <w:t>wigolo-search</w:t>
+            </w:r>
+          </w:p>
+        </w:tc>
+        <w:tc>
+          <w:tcPr>
+            <w:tcW w:type="dxa" w:w="2160"/>
+          </w:tcPr>
+          <w:p>
+            <w:r>
+              <w:t>: |</w:t>
+            </w:r>
+          </w:p>
+        </w:tc>
+        <w:tc>
+          <w:tcPr>
+            <w:tcW w:type="dxa" w:w="2160"/>
+          </w:tcPr>
+          <w:p>
+            <w:r>
+              <w:t>0.1.43-beta.2</w:t>
+            </w:r>
+          </w:p>
+        </w:tc>
+        <w:tc>
+          <w:tcPr>
+            <w:tcW w:type="dxa" w:w="2160"/>
+          </w:tcPr>
+          <w:p>
+            <w:r>
+              <w:t>1</w:t>
+            </w:r>
+          </w:p>
+        </w:tc>
+      </w:tr>
+      <w:tr>
+        <w:tc>
+          <w:tcPr>
+            <w:tcW w:type="dxa" w:w="2160"/>
+          </w:tcPr>
+          <w:p>
+            <w:r>
+              <w:t>wigolo-watch</w:t>
+            </w:r>
+          </w:p>
+        </w:tc>
+        <w:tc>
+          <w:tcPr>
+            <w:tcW w:type="dxa" w:w="2160"/>
+          </w:tcPr>
+          <w:p>
+            <w:r>
+              <w:t>: |</w:t>
+            </w:r>
+          </w:p>
+        </w:tc>
+        <w:tc>
+          <w:tcPr>
+            <w:tcW w:type="dxa" w:w="2160"/>
+          </w:tcPr>
+          <w:p>
+            <w:r>
+              <w:t>0.1.43-beta.2</w:t>
+            </w:r>
+          </w:p>
+        </w:tc>
+        <w:tc>
+          <w:tcPr>
+            <w:tcW w:type="dxa" w:w="2160"/>
+          </w:tcPr>
+          <w:p>
+            <w:r>
+              <w:t>1</w:t>
+            </w:r>
+          </w:p>
+        </w:tc>
+      </w:tr>
+    </w:tbl>
+    <w:p/>
+    <w:p>
+      <w:pPr>
+        <w:pStyle w:val="Heading2"/>
+      </w:pPr>
+      <w:r>
+        <w:t>文档处理类（4 个）</w:t>
+      </w:r>
+    </w:p>
+    <w:tbl>
+      <w:tblPr>
+        <w:tblStyle w:val="LightList-Accent1"/>
+        <w:tblW w:type="auto" w:w="0"/>
+        <w:tblLook w:firstColumn="1" w:firstRow="1" w:lastColumn="0" w:lastRow="0" w:noHBand="0" w:noVBand="1" w:val="04A0"/>
+      </w:tblPr>
+      <w:tblGrid>
+        <w:gridCol w:w="2160"/>
+        <w:gridCol w:w="2160"/>
+        <w:gridCol w:w="2160"/>
+        <w:gridCol w:w="2160"/>
+      </w:tblGrid>
+      <w:tr>
+        <w:tc>
+          <w:tcPr>
+            <w:tcW w:type="dxa" w:w="2160"/>
+          </w:tcPr>
+          <w:p>
+            <w:r>
+              <w:t>技能名</w:t>
+            </w:r>
+          </w:p>
+        </w:tc>
+        <w:tc>
+          <w:tcPr>
+            <w:tcW w:type="dxa" w:w="2160"/>
+          </w:tcPr>
+          <w:p>
+            <w:r>
+              <w:t>说明</w:t>
+            </w:r>
+          </w:p>
+        </w:tc>
+        <w:tc>
+          <w:tcPr>
+            <w:tcW w:type="dxa" w:w="2160"/>
+          </w:tcPr>
+          <w:p>
+            <w:r>
+              <w:t>版本</w:t>
+            </w:r>
+          </w:p>
+        </w:tc>
+        <w:tc>
+          <w:tcPr>
+            <w:tcW w:type="dxa" w:w="2160"/>
+          </w:tcPr>
+          <w:p>
+            <w:r>
+              <w:t>文件数</w:t>
+            </w:r>
+          </w:p>
+        </w:tc>
+      </w:tr>
+      <w:tr>
+        <w:tc>
+          <w:tcPr>
+            <w:tcW w:type="dxa" w:w="2160"/>
+          </w:tcPr>
+          <w:p>
+            <w:r>
+              <w:t>doc-video-duration</w:t>
+            </w:r>
+          </w:p>
+        </w:tc>
+        <w:tc>
+          <w:tcPr>
+            <w:tcW w:type="dxa" w:w="2160"/>
+          </w:tcPr>
+          <w:p>
+            <w:r>
+              <w:t>: 扫描 Word 文档中所有视频链接（B站/微信视频号），通过 B站 API 逐一查询真实时长，替换占位时长并追加到缺失的视频条目后。输出带真实时长的完整版文档。</w:t>
+            </w:r>
+          </w:p>
+        </w:tc>
+        <w:tc>
+          <w:tcPr>
+            <w:tcW w:type="dxa" w:w="2160"/>
+          </w:tcPr>
+          <w:p>
+            <w:r>
+              <w:t>-</w:t>
+            </w:r>
+          </w:p>
+        </w:tc>
+        <w:tc>
+          <w:tcPr>
+            <w:tcW w:type="dxa" w:w="2160"/>
+          </w:tcPr>
+          <w:p>
+            <w:r>
+              <w:t>1</w:t>
+            </w:r>
+          </w:p>
+        </w:tc>
+      </w:tr>
+      <w:tr>
+        <w:tc>
+          <w:tcPr>
+            <w:tcW w:type="dxa" w:w="2160"/>
+          </w:tcPr>
+          <w:p>
+            <w:r>
+              <w:t>doc-video-summary</w:t>
+            </w:r>
+          </w:p>
+        </w:tc>
+        <w:tc>
+          <w:tcPr>
+            <w:tcW w:type="dxa" w:w="2160"/>
+          </w:tcPr>
+          <w:p>
+            <w:r>
+              <w:t>: 扫描 Word 文档中所有视频材料（B站/微信视频号等），通过 web_search 逐一检索视频标题/关键词，获取内容概括并追加到每个视频条目后，输出带内容概括的完整版文档。</w:t>
+            </w:r>
+          </w:p>
+        </w:tc>
+        <w:tc>
+          <w:tcPr>
+            <w:tcW w:type="dxa" w:w="2160"/>
+          </w:tcPr>
+          <w:p>
+            <w:r>
+              <w:t>-</w:t>
+            </w:r>
+          </w:p>
+        </w:tc>
+        <w:tc>
+          <w:tcPr>
+            <w:tcW w:type="dxa" w:w="2160"/>
+          </w:tcPr>
+          <w:p>
+            <w:r>
+              <w:t>1</w:t>
+            </w:r>
+          </w:p>
+        </w:tc>
+      </w:tr>
+      <w:tr>
+        <w:tc>
+          <w:tcPr>
+            <w:tcW w:type="dxa" w:w="2160"/>
+          </w:tcPr>
+          <w:p>
+            <w:r>
+              <w:t>learning-discussion-analysis</w:t>
+            </w:r>
+          </w:p>
+        </w:tc>
+        <w:tc>
+          <w:tcPr>
+            <w:tcW w:type="dxa" w:w="2160"/>
+          </w:tcPr>
+          <w:p>
+            <w:r>
+              <w:t>: 根据学习文档中的讨论问题，结合文档内容与网络调研，以实事求是原则逐题详细分析，生成带格式的Word文档（含答案+引用链接）。适用场景：学习记录中的重点讨论问题、研讨材料中的思考题、考核性质的问题回答。</w:t>
+            </w:r>
+          </w:p>
+        </w:tc>
+        <w:tc>
+          <w:tcPr>
+            <w:tcW w:type="dxa" w:w="2160"/>
+          </w:tcPr>
+          <w:p>
+            <w:r>
+              <w:t>-</w:t>
+            </w:r>
+          </w:p>
+        </w:tc>
+        <w:tc>
+          <w:tcPr>
+            <w:tcW w:type="dxa" w:w="2160"/>
+          </w:tcPr>
+          <w:p>
+            <w:r>
+              <w:t>1</w:t>
+            </w:r>
+          </w:p>
+        </w:tc>
+      </w:tr>
+      <w:tr>
+        <w:tc>
+          <w:tcPr>
+            <w:tcW w:type="dxa" w:w="2160"/>
+          </w:tcPr>
+          <w:p>
+            <w:r>
+              <w:t>qiaomu-anything-to-notebooklm</w:t>
+            </w:r>
+          </w:p>
+        </w:tc>
+        <w:tc>
+          <w:tcPr>
+            <w:tcW w:type="dxa" w:w="2160"/>
+          </w:tcPr>
+          <w:p>
+            <w:r>
+              <w:t>: 多源内容智能处理器：支持微信公众号、网页、YouTube、播客（小宇宙/喜马拉雅）、PDF、Markdown等，自动上传到NotebookLM并生成播客/PPT/思维导图等多种格式。支持深度分析模式和飞书文档自动创建</w:t>
+            </w:r>
+          </w:p>
+        </w:tc>
+        <w:tc>
+          <w:tcPr>
+            <w:tcW w:type="dxa" w:w="2160"/>
+          </w:tcPr>
+          <w:p>
+            <w:r>
+              <w:t>-</w:t>
+            </w:r>
+          </w:p>
+        </w:tc>
+        <w:tc>
+          <w:tcPr>
+            <w:tcW w:type="dxa" w:w="2160"/>
+          </w:tcPr>
+          <w:p>
+            <w:r>
+              <w:t>20</w:t>
+            </w:r>
+          </w:p>
+        </w:tc>
+      </w:tr>
+    </w:tbl>
+    <w:p/>
+    <w:p>
+      <w:pPr>
+        <w:pStyle w:val="Heading2"/>
+      </w:pPr>
+      <w:r>
+        <w:t>可视化 &amp; 演示类（6 个）</w:t>
+      </w:r>
+    </w:p>
+    <w:tbl>
+      <w:tblPr>
+        <w:tblStyle w:val="LightList-Accent1"/>
+        <w:tblW w:type="auto" w:w="0"/>
+        <w:tblLook w:firstColumn="1" w:firstRow="1" w:lastColumn="0" w:lastRow="0" w:noHBand="0" w:noVBand="1" w:val="04A0"/>
+      </w:tblPr>
+      <w:tblGrid>
+        <w:gridCol w:w="2160"/>
+        <w:gridCol w:w="2160"/>
+        <w:gridCol w:w="2160"/>
+        <w:gridCol w:w="2160"/>
+      </w:tblGrid>
+      <w:tr>
+        <w:tc>
+          <w:tcPr>
+            <w:tcW w:type="dxa" w:w="2160"/>
+          </w:tcPr>
+          <w:p>
+            <w:r>
+              <w:t>技能名</w:t>
+            </w:r>
+          </w:p>
+        </w:tc>
+        <w:tc>
+          <w:tcPr>
+            <w:tcW w:type="dxa" w:w="2160"/>
+          </w:tcPr>
+          <w:p>
+            <w:r>
+              <w:t>说明</w:t>
+            </w:r>
+          </w:p>
+        </w:tc>
+        <w:tc>
+          <w:tcPr>
+            <w:tcW w:type="dxa" w:w="2160"/>
+          </w:tcPr>
+          <w:p>
+            <w:r>
+              <w:t>版本</w:t>
+            </w:r>
+          </w:p>
+        </w:tc>
+        <w:tc>
+          <w:tcPr>
+            <w:tcW w:type="dxa" w:w="2160"/>
+          </w:tcPr>
+          <w:p>
+            <w:r>
+              <w:t>文件数</w:t>
+            </w:r>
+          </w:p>
+        </w:tc>
+      </w:tr>
+      <w:tr>
+        <w:tc>
+          <w:tcPr>
+            <w:tcW w:type="dxa" w:w="2160"/>
+          </w:tcPr>
+          <w:p>
+            <w:r>
+              <w:t>educational-html-visualization</w:t>
+            </w:r>
+          </w:p>
+        </w:tc>
+        <w:tc>
+          <w:tcPr>
+            <w:tcW w:type="dxa" w:w="2160"/>
+          </w:tcPr>
+          <w:p>
+            <w:r>
+              <w:t>: 将理论/教材/学习内容转化为结构清晰、视觉友好的教育型HTML可视化文件。从内容分析、结构拆解、视觉元素匹配到完整HTML渲染，输出可直接在浏览器中打开的教学示意图。</w:t>
+            </w:r>
+          </w:p>
+        </w:tc>
+        <w:tc>
+          <w:tcPr>
+            <w:tcW w:type="dxa" w:w="2160"/>
+          </w:tcPr>
+          <w:p>
+            <w:r>
+              <w:t>-</w:t>
+            </w:r>
+          </w:p>
+        </w:tc>
+        <w:tc>
+          <w:tcPr>
+            <w:tcW w:type="dxa" w:w="2160"/>
+          </w:tcPr>
+          <w:p>
+            <w:r>
+              <w:t>1</w:t>
+            </w:r>
+          </w:p>
+        </w:tc>
+      </w:tr>
+      <w:tr>
+        <w:tc>
+          <w:tcPr>
+            <w:tcW w:type="dxa" w:w="2160"/>
+          </w:tcPr>
+          <w:p>
+            <w:r>
+              <w:t>excalidraw-diagram</w:t>
+            </w:r>
+          </w:p>
+        </w:tc>
+        <w:tc>
+          <w:tcPr>
+            <w:tcW w:type="dxa" w:w="2160"/>
+          </w:tcPr>
+          <w:p>
+            <w:r>
+              <w:t>: Generate Excalidraw diagrams from text content. Supports three output modes - Obsidian (.md), Standard (.excalidraw), and Animated (.excalidraw with animation order). Triggers on "Excalidraw", "画图", "流程图", "思维导图", "可视化", "diagram", "标准Excalidraw", "standard excalidraw", "Excalidraw动画", "动画图", "animate".</w:t>
+            </w:r>
+          </w:p>
+        </w:tc>
+        <w:tc>
+          <w:tcPr>
+            <w:tcW w:type="dxa" w:w="2160"/>
+          </w:tcPr>
+          <w:p>
+            <w:r>
+              <w:t>1.2.1</w:t>
+            </w:r>
+          </w:p>
+        </w:tc>
+        <w:tc>
+          <w:tcPr>
+            <w:tcW w:type="dxa" w:w="2160"/>
+          </w:tcPr>
+          <w:p>
+            <w:r>
+              <w:t>2</w:t>
+            </w:r>
+          </w:p>
+        </w:tc>
+      </w:tr>
+      <w:tr>
+        <w:tc>
+          <w:tcPr>
+            <w:tcW w:type="dxa" w:w="2160"/>
+          </w:tcPr>
+          <w:p>
+            <w:r>
+              <w:t>frontend-slides</w:t>
+            </w:r>
+          </w:p>
+        </w:tc>
+        <w:tc>
+          <w:tcPr>
+            <w:tcW w:type="dxa" w:w="2160"/>
+          </w:tcPr>
+          <w:p>
+            <w:r>
+              <w:t>: Create stunning, animation-rich HTML presentations from scratch or by converting PowerPoint files. Use when the user wants to build a presentation, convert a PPT/PPTX to web, or create slides for a talk/pitch. Helps non-designers discover their aesthetic through visual exploration rather than abstract choices.</w:t>
+            </w:r>
+          </w:p>
+        </w:tc>
+        <w:tc>
+          <w:tcPr>
+            <w:tcW w:type="dxa" w:w="2160"/>
+          </w:tcPr>
+          <w:p>
+            <w:r>
+              <w:t>-</w:t>
+            </w:r>
+          </w:p>
+        </w:tc>
+        <w:tc>
+          <w:tcPr>
+            <w:tcW w:type="dxa" w:w="2160"/>
+          </w:tcPr>
+          <w:p>
+            <w:r>
+              <w:t>163</w:t>
+            </w:r>
+          </w:p>
+        </w:tc>
+      </w:tr>
+      <w:tr>
+        <w:tc>
+          <w:tcPr>
+            <w:tcW w:type="dxa" w:w="2160"/>
+          </w:tcPr>
+          <w:p>
+            <w:r>
+              <w:t>guizang-ppt-skill</w:t>
+            </w:r>
+          </w:p>
+        </w:tc>
+        <w:tc>
+          <w:tcPr>
+            <w:tcW w:type="dxa" w:w="2160"/>
+          </w:tcPr>
+          <w:p>
+            <w:r>
+              <w:t>: 生成横向翻页网页 PPT（单 HTML 文件），含 WebGL 背景、章节幕封、数据大字报、图片网格等模板。提供两种风格：① "电子杂志 × 电子墨水"（衬线 + 流体背景 + 暖色） ② "瑞士国际主义"（无衬线 + 网格点阵 + IKB/柠檬黄/柠檬绿/安全橙高亮）。当用户需要制作分享 / 演讲 / 发布会风格的网页 PPT，或提到"杂志风 PPT"、"瑞士风 PPT"、"Swiss Style"、"horizontal swipe deck"时使用。</w:t>
+            </w:r>
+          </w:p>
+        </w:tc>
+        <w:tc>
+          <w:tcPr>
+            <w:tcW w:type="dxa" w:w="2160"/>
+          </w:tcPr>
+          <w:p>
+            <w:r>
+              <w:t>-</w:t>
+            </w:r>
+          </w:p>
+        </w:tc>
+        <w:tc>
+          <w:tcPr>
+            <w:tcW w:type="dxa" w:w="2160"/>
+          </w:tcPr>
+          <w:p>
+            <w:r>
+              <w:t>37</w:t>
+            </w:r>
+          </w:p>
+        </w:tc>
+      </w:tr>
+      <w:tr>
+        <w:tc>
+          <w:tcPr>
+            <w:tcW w:type="dxa" w:w="2160"/>
+          </w:tcPr>
+          <w:p>
+            <w:r>
+              <w:t>mermaid-visualizer</w:t>
+            </w:r>
+          </w:p>
+        </w:tc>
+        <w:tc>
+          <w:tcPr>
+            <w:tcW w:type="dxa" w:w="2160"/>
+          </w:tcPr>
+          <w:p>
+            <w:r>
+              <w:t>: Transform text content into professional Mermaid diagrams for presentations and documentation. Use when users ask to visualize concepts, create flowcharts, or make diagrams from text. Supports process flows, system architectures, comparisons, mindmaps, and more with built-in syntax error prevention.</w:t>
+            </w:r>
+          </w:p>
+        </w:tc>
+        <w:tc>
+          <w:tcPr>
+            <w:tcW w:type="dxa" w:w="2160"/>
+          </w:tcPr>
+          <w:p>
+            <w:r>
+              <w:t>-</w:t>
+            </w:r>
+          </w:p>
+        </w:tc>
+        <w:tc>
+          <w:tcPr>
+            <w:tcW w:type="dxa" w:w="2160"/>
+          </w:tcPr>
+          <w:p>
+            <w:r>
+              <w:t>2</w:t>
+            </w:r>
+          </w:p>
+        </w:tc>
+      </w:tr>
+      <w:tr>
+        <w:tc>
+          <w:tcPr>
+            <w:tcW w:type="dxa" w:w="2160"/>
+          </w:tcPr>
+          <w:p>
+            <w:r>
+              <w:t>ppt-master</w:t>
+            </w:r>
+          </w:p>
+        </w:tc>
+        <w:tc>
+          <w:tcPr>
+            <w:tcW w:type="dxa" w:w="2160"/>
+          </w:tcPr>
+          <w:p>
+            <w:r>
+              <w:t>: &gt;</w:t>
+            </w:r>
+          </w:p>
+        </w:tc>
+        <w:tc>
+          <w:tcPr>
+            <w:tcW w:type="dxa" w:w="2160"/>
+          </w:tcPr>
+          <w:p>
+            <w:r>
+              <w:t>4.3.0</w:t>
+            </w:r>
+          </w:p>
+        </w:tc>
+        <w:tc>
+          <w:tcPr>
+            <w:tcW w:type="dxa" w:w="2160"/>
+          </w:tcPr>
+          <w:p>
+            <w:r>
+              <w:t>12206</w:t>
+            </w:r>
+          </w:p>
+        </w:tc>
+      </w:tr>
+    </w:tbl>
+    <w:p/>
+    <w:p>
+      <w:pPr>
+        <w:pStyle w:val="Heading2"/>
+      </w:pPr>
+      <w:r>
+        <w:t>科研 &amp; 学术类（10 个）</w:t>
+      </w:r>
+    </w:p>
+    <w:tbl>
+      <w:tblPr>
+        <w:tblStyle w:val="LightList-Accent1"/>
+        <w:tblW w:type="auto" w:w="0"/>
+        <w:tblLook w:firstColumn="1" w:firstRow="1" w:lastColumn="0" w:lastRow="0" w:noHBand="0" w:noVBand="1" w:val="04A0"/>
+      </w:tblPr>
+      <w:tblGrid>
+        <w:gridCol w:w="2160"/>
+        <w:gridCol w:w="2160"/>
+        <w:gridCol w:w="2160"/>
+        <w:gridCol w:w="2160"/>
+      </w:tblGrid>
+      <w:tr>
+        <w:tc>
+          <w:tcPr>
+            <w:tcW w:type="dxa" w:w="2160"/>
+          </w:tcPr>
+          <w:p>
+            <w:r>
+              <w:t>技能名</w:t>
+            </w:r>
+          </w:p>
+        </w:tc>
+        <w:tc>
+          <w:tcPr>
+            <w:tcW w:type="dxa" w:w="2160"/>
+          </w:tcPr>
+          <w:p>
+            <w:r>
+              <w:t>说明</w:t>
+            </w:r>
+          </w:p>
+        </w:tc>
+        <w:tc>
+          <w:tcPr>
+            <w:tcW w:type="dxa" w:w="2160"/>
+          </w:tcPr>
+          <w:p>
+            <w:r>
+              <w:t>版本</w:t>
+            </w:r>
+          </w:p>
+        </w:tc>
+        <w:tc>
+          <w:tcPr>
+            <w:tcW w:type="dxa" w:w="2160"/>
+          </w:tcPr>
+          <w:p>
+            <w:r>
+              <w:t>文件数</w:t>
+            </w:r>
+          </w:p>
+        </w:tc>
+      </w:tr>
+      <w:tr>
+        <w:tc>
+          <w:tcPr>
+            <w:tcW w:type="dxa" w:w="2160"/>
+          </w:tcPr>
+          <w:p>
+            <w:r>
+              <w:t>experiment-design</w:t>
+            </w:r>
+          </w:p>
+        </w:tc>
+        <w:tc>
+          <w:tcPr>
+            <w:tcW w:type="dxa" w:w="2160"/>
+          </w:tcPr>
+          <w:p>
+            <w:r>
+              <w:t>: &gt;</w:t>
+            </w:r>
+          </w:p>
+        </w:tc>
+        <w:tc>
+          <w:tcPr>
+            <w:tcW w:type="dxa" w:w="2160"/>
+          </w:tcPr>
+          <w:p>
+            <w:r>
+              <w:t>-</w:t>
+            </w:r>
+          </w:p>
+        </w:tc>
+        <w:tc>
+          <w:tcPr>
+            <w:tcW w:type="dxa" w:w="2160"/>
+          </w:tcPr>
+          <w:p>
+            <w:r>
+              <w:t>1</w:t>
+            </w:r>
+          </w:p>
+        </w:tc>
+      </w:tr>
+      <w:tr>
+        <w:tc>
+          <w:tcPr>
+            <w:tcW w:type="dxa" w:w="2160"/>
+          </w:tcPr>
+          <w:p>
+            <w:r>
+              <w:t>launch</w:t>
+            </w:r>
+          </w:p>
+        </w:tc>
+        <w:tc>
+          <w:tcPr>
+            <w:tcW w:type="dxa" w:w="2160"/>
+          </w:tcPr>
+          <w:p>
+            <w:r>
+              <w:t>: Pre-flight checklist for long-running ML training jobs covering config diff, run naming, path verification, monitoring setup, and restart-cleanup. Use when the user asks to launch, kick off, start, restart, or kill a training run, or mentions launching a multi-hour or multi-day GPU job (python train, accelerate launch, torchrun, deepspeed, sbatch, tmux training).</w:t>
+            </w:r>
+          </w:p>
+        </w:tc>
+        <w:tc>
+          <w:tcPr>
+            <w:tcW w:type="dxa" w:w="2160"/>
+          </w:tcPr>
+          <w:p>
+            <w:r>
+              <w:t>-</w:t>
+            </w:r>
+          </w:p>
+        </w:tc>
+        <w:tc>
+          <w:tcPr>
+            <w:tcW w:type="dxa" w:w="2160"/>
+          </w:tcPr>
+          <w:p>
+            <w:r>
+              <w:t>1</w:t>
+            </w:r>
+          </w:p>
+        </w:tc>
+      </w:tr>
+      <w:tr>
+        <w:tc>
+          <w:tcPr>
+            <w:tcW w:type="dxa" w:w="2160"/>
+          </w:tcPr>
+          <w:p>
+            <w:r>
+              <w:t>literature-research</w:t>
+            </w:r>
+          </w:p>
+        </w:tc>
+        <w:tc>
+          <w:tcPr>
+            <w:tcW w:type="dxa" w:w="2160"/>
+          </w:tcPr>
+          <w:p>
+            <w:r>
+              <w:t>: &gt;</w:t>
+            </w:r>
+          </w:p>
+        </w:tc>
+        <w:tc>
+          <w:tcPr>
+            <w:tcW w:type="dxa" w:w="2160"/>
+          </w:tcPr>
+          <w:p>
+            <w:r>
+              <w:t>-</w:t>
+            </w:r>
+          </w:p>
+        </w:tc>
+        <w:tc>
+          <w:tcPr>
+            <w:tcW w:type="dxa" w:w="2160"/>
+          </w:tcPr>
+          <w:p>
+            <w:r>
+              <w:t>1</w:t>
+            </w:r>
+          </w:p>
+        </w:tc>
+      </w:tr>
+      <w:tr>
+        <w:tc>
+          <w:tcPr>
+            <w:tcW w:type="dxa" w:w="2160"/>
+          </w:tcPr>
+          <w:p>
+            <w:r>
+              <w:t>paper-verification</w:t>
+            </w:r>
+          </w:p>
+        </w:tc>
+        <w:tc>
+          <w:tcPr>
+            <w:tcW w:type="dxa" w:w="2160"/>
+          </w:tcPr>
+          <w:p>
+            <w:r>
+              <w:t>: &gt;</w:t>
+            </w:r>
+          </w:p>
+        </w:tc>
+        <w:tc>
+          <w:tcPr>
+            <w:tcW w:type="dxa" w:w="2160"/>
+          </w:tcPr>
+          <w:p>
+            <w:r>
+              <w:t>-</w:t>
+            </w:r>
+          </w:p>
+        </w:tc>
+        <w:tc>
+          <w:tcPr>
+            <w:tcW w:type="dxa" w:w="2160"/>
+          </w:tcPr>
+          <w:p>
+            <w:r>
+              <w:t>1</w:t>
+            </w:r>
+          </w:p>
+        </w:tc>
+      </w:tr>
+      <w:tr>
+        <w:tc>
+          <w:tcPr>
+            <w:tcW w:type="dxa" w:w="2160"/>
+          </w:tcPr>
+          <w:p>
+            <w:r>
+              <w:t>paper-writing</w:t>
+            </w:r>
+          </w:p>
+        </w:tc>
+        <w:tc>
+          <w:tcPr>
+            <w:tcW w:type="dxa" w:w="2160"/>
+          </w:tcPr>
+          <w:p>
+            <w:r>
+              <w:t>: &gt;</w:t>
+            </w:r>
+          </w:p>
+        </w:tc>
+        <w:tc>
+          <w:tcPr>
+            <w:tcW w:type="dxa" w:w="2160"/>
+          </w:tcPr>
+          <w:p>
+            <w:r>
+              <w:t>-</w:t>
+            </w:r>
+          </w:p>
+        </w:tc>
+        <w:tc>
+          <w:tcPr>
+            <w:tcW w:type="dxa" w:w="2160"/>
+          </w:tcPr>
+          <w:p>
+            <w:r>
+              <w:t>1</w:t>
+            </w:r>
+          </w:p>
+        </w:tc>
+      </w:tr>
+      <w:tr>
+        <w:tc>
+          <w:tcPr>
+            <w:tcW w:type="dxa" w:w="2160"/>
+          </w:tcPr>
+          <w:p>
+            <w:r>
+              <w:t>paperjury</w:t>
+            </w:r>
+          </w:p>
+        </w:tc>
+        <w:tc>
+          <w:tcPr>
+            <w:tcW w:type="dxa" w:w="2160"/>
+          </w:tcPr>
+          <w:p>
+            <w:r>
+              <w:t>: Three modes for CS-conference papers (CVPR/ICCV/ECCV vision, ACL/EMNLP/NAACL NLP, ICLR/NeurIPS/ICML/AAAI ML). DIRECT-EDIT mode (common): the user describes a change in Chinese or English and the manuscript (LaTeX or Markdown) is edited directly through a CS-venue writing toolkit with author sign-off (use for 改这段 / 把中文想法写成 latex / polish / de-AI / translate / compress a passage). REVIEW mode (occasional, pre-submission): harden the paper through an adversarial courtroom review engine (N holistic domain reviewers / contestability routing / two-sided trial / three-way verdict / clerk-converged multi-round loop) with consensus-gated, author-signed revisions (use for review / critique / 审稿 / 评审 / mock-review). AUTO mode (unattended, opt-in via /goal): run the review-revise loop toward a verifiable goal, applying safe fixes under a drift-bounded policy and queueing risky ones. Resolves all inputs at runtime, no hardcoded paths. Not a from-scratch drafter (use ml-paper-writing) and not an official-venue rebuttal.</w:t>
+            </w:r>
+          </w:p>
+        </w:tc>
+        <w:tc>
+          <w:tcPr>
+            <w:tcW w:type="dxa" w:w="2160"/>
+          </w:tcPr>
+          <w:p>
+            <w:r>
+              <w:t>1.2.1</w:t>
+            </w:r>
+          </w:p>
+        </w:tc>
+        <w:tc>
+          <w:tcPr>
+            <w:tcW w:type="dxa" w:w="2160"/>
+          </w:tcPr>
+          <w:p>
+            <w:r>
+              <w:t>75</w:t>
+            </w:r>
+          </w:p>
+        </w:tc>
+      </w:tr>
+      <w:tr>
+        <w:tc>
+          <w:tcPr>
+            <w:tcW w:type="dxa" w:w="2160"/>
+          </w:tcPr>
+          <w:p>
+            <w:r>
+              <w:t>reproduce</w:t>
+            </w:r>
+          </w:p>
+        </w:tc>
+        <w:tc>
+          <w:tcPr>
+            <w:tcW w:type="dxa" w:w="2160"/>
+          </w:tcPr>
+          <w:p>
+            <w:r>
+              <w:t>: End-to-end paper reproduction from arxiv URL through smoke runs to replication experiments. Handles missing or partial official code, missing training scripts, missing hyperparameters, and private datasets via similar-public-dataset substitution. Use when the user asks to reproduce, implement, replicate, or re-run a paper from scratch, or pastes an arxiv URL with reproduction intent.</w:t>
+            </w:r>
+          </w:p>
+        </w:tc>
+        <w:tc>
+          <w:tcPr>
+            <w:tcW w:type="dxa" w:w="2160"/>
+          </w:tcPr>
+          <w:p>
+            <w:r>
+              <w:t>-</w:t>
+            </w:r>
+          </w:p>
+        </w:tc>
+        <w:tc>
+          <w:tcPr>
+            <w:tcW w:type="dxa" w:w="2160"/>
+          </w:tcPr>
+          <w:p>
+            <w:r>
+              <w:t>8</w:t>
+            </w:r>
+          </w:p>
+        </w:tc>
+      </w:tr>
+      <w:tr>
+        <w:tc>
+          <w:tcPr>
+            <w:tcW w:type="dxa" w:w="2160"/>
+          </w:tcPr>
+          <w:p>
+            <w:r>
+              <w:t>research-paper-writing</w:t>
+            </w:r>
+          </w:p>
+        </w:tc>
+        <w:tc>
+          <w:tcPr>
+            <w:tcW w:type="dxa" w:w="2160"/>
+          </w:tcPr>
+          <w:p>
+            <w:r>
+              <w:t>: Improve academic paper writing quality for ML/CV/NLP-style papers with clear section structure, paragraph flow, and reviewer-facing presentation. Use when drafting or revising Abstract, Introduction, Related Work, Method, Experiments, or Conclusion; polishing figures/tables; checking claim-support alignment; or performing self-review before submission.</w:t>
+            </w:r>
+          </w:p>
+        </w:tc>
+        <w:tc>
+          <w:tcPr>
+            <w:tcW w:type="dxa" w:w="2160"/>
+          </w:tcPr>
+          <w:p>
+            <w:r>
+              <w:t>-</w:t>
+            </w:r>
+          </w:p>
+        </w:tc>
+        <w:tc>
+          <w:tcPr>
+            <w:tcW w:type="dxa" w:w="2160"/>
+          </w:tcPr>
+          <w:p>
+            <w:r>
+              <w:t>39</w:t>
+            </w:r>
+          </w:p>
+        </w:tc>
+      </w:tr>
+      <w:tr>
+        <w:tc>
+          <w:tcPr>
+            <w:tcW w:type="dxa" w:w="2160"/>
+          </w:tcPr>
+          <w:p>
+            <w:r>
+              <w:t>research-publishing</w:t>
+            </w:r>
+          </w:p>
+        </w:tc>
+        <w:tc>
+          <w:tcPr>
+            <w:tcW w:type="dxa" w:w="2160"/>
+          </w:tcPr>
+          <w:p>
+            <w:r>
+              <w:t>: &gt;</w:t>
+            </w:r>
+          </w:p>
+        </w:tc>
+        <w:tc>
+          <w:tcPr>
+            <w:tcW w:type="dxa" w:w="2160"/>
+          </w:tcPr>
+          <w:p>
+            <w:r>
+              <w:t>-</w:t>
+            </w:r>
+          </w:p>
+        </w:tc>
+        <w:tc>
+          <w:tcPr>
+            <w:tcW w:type="dxa" w:w="2160"/>
+          </w:tcPr>
+          <w:p>
+            <w:r>
+              <w:t>1</w:t>
+            </w:r>
+          </w:p>
+        </w:tc>
+      </w:tr>
+      <w:tr>
+        <w:tc>
+          <w:tcPr>
+            <w:tcW w:type="dxa" w:w="2160"/>
+          </w:tcPr>
+          <w:p>
+            <w:r>
+              <w:t>reviewer-defense</w:t>
+            </w:r>
+          </w:p>
+        </w:tc>
+        <w:tc>
+          <w:tcPr>
+            <w:tcW w:type="dxa" w:w="2160"/>
+          </w:tcPr>
+          <w:p>
+            <w:r>
+              <w:t>: &gt;</w:t>
+            </w:r>
+          </w:p>
+        </w:tc>
+        <w:tc>
+          <w:tcPr>
+            <w:tcW w:type="dxa" w:w="2160"/>
+          </w:tcPr>
+          <w:p>
+            <w:r>
+              <w:t>-</w:t>
+            </w:r>
+          </w:p>
+        </w:tc>
+        <w:tc>
+          <w:tcPr>
+            <w:tcW w:type="dxa" w:w="2160"/>
+          </w:tcPr>
+          <w:p>
+            <w:r>
+              <w:t>1</w:t>
+            </w:r>
+          </w:p>
+        </w:tc>
+      </w:tr>
+    </w:tbl>
+    <w:p/>
+    <w:p>
+      <w:pPr>
+        <w:pStyle w:val="Heading2"/>
+      </w:pPr>
+      <w:r>
+        <w:t>知识管理 &amp; Obsidian（5 个）</w:t>
+      </w:r>
+    </w:p>
+    <w:tbl>
+      <w:tblPr>
+        <w:tblStyle w:val="LightList-Accent1"/>
+        <w:tblW w:type="auto" w:w="0"/>
+        <w:tblLook w:firstColumn="1" w:firstRow="1" w:lastColumn="0" w:lastRow="0" w:noHBand="0" w:noVBand="1" w:val="04A0"/>
+      </w:tblPr>
+      <w:tblGrid>
+        <w:gridCol w:w="2160"/>
+        <w:gridCol w:w="2160"/>
+        <w:gridCol w:w="2160"/>
+        <w:gridCol w:w="2160"/>
+      </w:tblGrid>
+      <w:tr>
+        <w:tc>
+          <w:tcPr>
+            <w:tcW w:type="dxa" w:w="2160"/>
+          </w:tcPr>
+          <w:p>
+            <w:r>
+              <w:t>技能名</w:t>
+            </w:r>
+          </w:p>
+        </w:tc>
+        <w:tc>
+          <w:tcPr>
+            <w:tcW w:type="dxa" w:w="2160"/>
+          </w:tcPr>
+          <w:p>
+            <w:r>
+              <w:t>说明</w:t>
+            </w:r>
+          </w:p>
+        </w:tc>
+        <w:tc>
+          <w:tcPr>
+            <w:tcW w:type="dxa" w:w="2160"/>
+          </w:tcPr>
+          <w:p>
+            <w:r>
+              <w:t>版本</w:t>
+            </w:r>
+          </w:p>
+        </w:tc>
+        <w:tc>
+          <w:tcPr>
+            <w:tcW w:type="dxa" w:w="2160"/>
+          </w:tcPr>
+          <w:p>
+            <w:r>
+              <w:t>文件数</w:t>
+            </w:r>
+          </w:p>
+        </w:tc>
+      </w:tr>
+      <w:tr>
+        <w:tc>
+          <w:tcPr>
+            <w:tcW w:type="dxa" w:w="2160"/>
+          </w:tcPr>
+          <w:p>
+            <w:r>
+              <w:t>json-canvas</w:t>
+            </w:r>
+          </w:p>
+        </w:tc>
+        <w:tc>
+          <w:tcPr>
+            <w:tcW w:type="dxa" w:w="2160"/>
+          </w:tcPr>
+          <w:p>
+            <w:r>
+              <w:t>: Create and edit JSON Canvas files (.canvas) with nodes, edges, groups, and connections. Use when working with .canvas files, creating visual canvases, mind maps, flowcharts, or when the user mentions Canvas files in Obsidian.</w:t>
+            </w:r>
+          </w:p>
+        </w:tc>
+        <w:tc>
+          <w:tcPr>
+            <w:tcW w:type="dxa" w:w="2160"/>
+          </w:tcPr>
+          <w:p>
+            <w:r>
+              <w:t>-</w:t>
+            </w:r>
+          </w:p>
+        </w:tc>
+        <w:tc>
+          <w:tcPr>
+            <w:tcW w:type="dxa" w:w="2160"/>
+          </w:tcPr>
+          <w:p>
+            <w:r>
+              <w:t>2</w:t>
+            </w:r>
+          </w:p>
+        </w:tc>
+      </w:tr>
+      <w:tr>
+        <w:tc>
+          <w:tcPr>
+            <w:tcW w:type="dxa" w:w="2160"/>
+          </w:tcPr>
+          <w:p>
+            <w:r>
+              <w:t>obsidian-bases</w:t>
+            </w:r>
+          </w:p>
+        </w:tc>
+        <w:tc>
+          <w:tcPr>
+            <w:tcW w:type="dxa" w:w="2160"/>
+          </w:tcPr>
+          <w:p>
+            <w:r>
+              <w:t>: Create and edit Obsidian Bases (.base files) with views, filters, formulas, and summaries. Use when working with .base files, creating database-like views of notes, or when the user mentions Bases, table views, card views, filters, or formulas in Obsidian.</w:t>
+            </w:r>
+          </w:p>
+        </w:tc>
+        <w:tc>
+          <w:tcPr>
+            <w:tcW w:type="dxa" w:w="2160"/>
+          </w:tcPr>
+          <w:p>
+            <w:r>
+              <w:t>-</w:t>
+            </w:r>
+          </w:p>
+        </w:tc>
+        <w:tc>
+          <w:tcPr>
+            <w:tcW w:type="dxa" w:w="2160"/>
+          </w:tcPr>
+          <w:p>
+            <w:r>
+              <w:t>2</w:t>
+            </w:r>
+          </w:p>
+        </w:tc>
+      </w:tr>
+      <w:tr>
+        <w:tc>
+          <w:tcPr>
+            <w:tcW w:type="dxa" w:w="2160"/>
+          </w:tcPr>
+          <w:p>
+            <w:r>
+              <w:t>obsidian-canvas-creator</w:t>
+            </w:r>
+          </w:p>
+        </w:tc>
+        <w:tc>
+          <w:tcPr>
+            <w:tcW w:type="dxa" w:w="2160"/>
+          </w:tcPr>
+          <w:p>
+            <w:r>
+              <w:t>: Create Obsidian Canvas files from text content, supporting both MindMap and freeform layouts. Use this skill when users want to visualize content as an interactive canvas, create mind maps, or organize information spatially in Obsidian format.</w:t>
+            </w:r>
+          </w:p>
+        </w:tc>
+        <w:tc>
+          <w:tcPr>
+            <w:tcW w:type="dxa" w:w="2160"/>
+          </w:tcPr>
+          <w:p>
+            <w:r>
+              <w:t>-</w:t>
+            </w:r>
+          </w:p>
+        </w:tc>
+        <w:tc>
+          <w:tcPr>
+            <w:tcW w:type="dxa" w:w="2160"/>
+          </w:tcPr>
+          <w:p>
+            <w:r>
+              <w:t>5</w:t>
+            </w:r>
+          </w:p>
+        </w:tc>
+      </w:tr>
+      <w:tr>
+        <w:tc>
+          <w:tcPr>
+            <w:tcW w:type="dxa" w:w="2160"/>
+          </w:tcPr>
+          <w:p>
+            <w:r>
+              <w:t>obsidian-cli</w:t>
+            </w:r>
+          </w:p>
+        </w:tc>
+        <w:tc>
+          <w:tcPr>
+            <w:tcW w:type="dxa" w:w="2160"/>
+          </w:tcPr>
+          <w:p>
+            <w:r>
+              <w:t>: Interact with Obsidian vaults using the Obsidian CLI to read, create, search, and manage notes, tasks, properties, and more. Also supports plugin and theme development with commands to reload plugins, run JavaScript, capture errors, take screenshots, and inspect the DOM. Use when the user asks to interact with their Obsidian vault, manage notes, search vault content, perform vault operations from the command line, or develop and debug Obsidian plugins and themes.</w:t>
+            </w:r>
+          </w:p>
+        </w:tc>
+        <w:tc>
+          <w:tcPr>
+            <w:tcW w:type="dxa" w:w="2160"/>
+          </w:tcPr>
+          <w:p>
+            <w:r>
+              <w:t>-</w:t>
+            </w:r>
+          </w:p>
+        </w:tc>
+        <w:tc>
+          <w:tcPr>
+            <w:tcW w:type="dxa" w:w="2160"/>
+          </w:tcPr>
+          <w:p>
+            <w:r>
+              <w:t>1</w:t>
+            </w:r>
+          </w:p>
+        </w:tc>
+      </w:tr>
+      <w:tr>
+        <w:tc>
+          <w:tcPr>
+            <w:tcW w:type="dxa" w:w="2160"/>
+          </w:tcPr>
+          <w:p>
+            <w:r>
+              <w:t>obsidian-markdown</w:t>
+            </w:r>
+          </w:p>
+        </w:tc>
+        <w:tc>
+          <w:tcPr>
+            <w:tcW w:type="dxa" w:w="2160"/>
+          </w:tcPr>
+          <w:p>
+            <w:r>
+              <w:t>: Create and edit Obsidian Flavored Markdown with wikilinks, embeds, callouts, properties, and other Obsidian-specific syntax. Use when working with .md files in Obsidian, or when the user mentions wikilinks, callouts, frontmatter, tags, embeds, or Obsidian notes.</w:t>
+            </w:r>
+          </w:p>
+        </w:tc>
+        <w:tc>
+          <w:tcPr>
+            <w:tcW w:type="dxa" w:w="2160"/>
+          </w:tcPr>
+          <w:p>
+            <w:r>
+              <w:t>-</w:t>
+            </w:r>
+          </w:p>
+        </w:tc>
+        <w:tc>
+          <w:tcPr>
+            <w:tcW w:type="dxa" w:w="2160"/>
+          </w:tcPr>
+          <w:p>
+            <w:r>
+              <w:t>4</w:t>
+            </w:r>
+          </w:p>
+        </w:tc>
+      </w:tr>
+    </w:tbl>
+    <w:p/>
+    <w:p>
+      <w:pPr>
+        <w:pStyle w:val="Heading2"/>
+      </w:pPr>
+      <w:r>
+        <w:t>教学 &amp; 辅助类（3 个）</w:t>
+      </w:r>
+    </w:p>
+    <w:tbl>
+      <w:tblPr>
+        <w:tblStyle w:val="LightList-Accent1"/>
+        <w:tblW w:type="auto" w:w="0"/>
+        <w:tblLook w:firstColumn="1" w:firstRow="1" w:lastColumn="0" w:lastRow="0" w:noHBand="0" w:noVBand="1" w:val="04A0"/>
+      </w:tblPr>
+      <w:tblGrid>
+        <w:gridCol w:w="2160"/>
+        <w:gridCol w:w="2160"/>
+        <w:gridCol w:w="2160"/>
+        <w:gridCol w:w="2160"/>
+      </w:tblGrid>
+      <w:tr>
+        <w:tc>
+          <w:tcPr>
+            <w:tcW w:type="dxa" w:w="2160"/>
+          </w:tcPr>
+          <w:p>
+            <w:r>
+              <w:t>技能名</w:t>
+            </w:r>
+          </w:p>
+        </w:tc>
+        <w:tc>
+          <w:tcPr>
+            <w:tcW w:type="dxa" w:w="2160"/>
+          </w:tcPr>
+          <w:p>
+            <w:r>
+              <w:t>说明</w:t>
+            </w:r>
+          </w:p>
+        </w:tc>
+        <w:tc>
+          <w:tcPr>
+            <w:tcW w:type="dxa" w:w="2160"/>
+          </w:tcPr>
+          <w:p>
+            <w:r>
+              <w:t>版本</w:t>
+            </w:r>
+          </w:p>
+        </w:tc>
+        <w:tc>
+          <w:tcPr>
+            <w:tcW w:type="dxa" w:w="2160"/>
+          </w:tcPr>
+          <w:p>
+            <w:r>
+              <w:t>文件数</w:t>
+            </w:r>
+          </w:p>
+        </w:tc>
+      </w:tr>
+      <w:tr>
+        <w:tc>
+          <w:tcPr>
+            <w:tcW w:type="dxa" w:w="2160"/>
+          </w:tcPr>
+          <w:p>
+            <w:r>
+              <w:t>latex-setup</w:t>
+            </w:r>
+          </w:p>
+        </w:tc>
+        <w:tc>
+          <w:tcPr>
+            <w:tcW w:type="dxa" w:w="2160"/>
+          </w:tcPr>
+          <w:p>
+            <w:r>
+              <w:t>: &gt;</w:t>
+            </w:r>
+          </w:p>
+        </w:tc>
+        <w:tc>
+          <w:tcPr>
+            <w:tcW w:type="dxa" w:w="2160"/>
+          </w:tcPr>
+          <w:p>
+            <w:r>
+              <w:t>-</w:t>
+            </w:r>
+          </w:p>
+        </w:tc>
+        <w:tc>
+          <w:tcPr>
+            <w:tcW w:type="dxa" w:w="2160"/>
+          </w:tcPr>
+          <w:p>
+            <w:r>
+              <w:t>1</w:t>
+            </w:r>
+          </w:p>
+        </w:tc>
+      </w:tr>
+      <w:tr>
+        <w:tc>
+          <w:tcPr>
+            <w:tcW w:type="dxa" w:w="2160"/>
+          </w:tcPr>
+          <w:p>
+            <w:r>
+              <w:t>tutor</w:t>
+            </w:r>
+          </w:p>
+        </w:tc>
+        <w:tc>
+          <w:tcPr>
+            <w:tcW w:type="dxa" w:w="2160"/>
+          </w:tcPr>
+          <w:p>
+            <w:r>
+              <w:t>: &gt;</w:t>
+            </w:r>
+          </w:p>
+        </w:tc>
+        <w:tc>
+          <w:tcPr>
+            <w:tcW w:type="dxa" w:w="2160"/>
+          </w:tcPr>
+          <w:p>
+            <w:r>
+              <w:t>-</w:t>
+            </w:r>
+          </w:p>
+        </w:tc>
+        <w:tc>
+          <w:tcPr>
+            <w:tcW w:type="dxa" w:w="2160"/>
+          </w:tcPr>
+          <w:p>
+            <w:r>
+              <w:t>2</w:t>
+            </w:r>
+          </w:p>
+        </w:tc>
+      </w:tr>
+      <w:tr>
+        <w:tc>
+          <w:tcPr>
+            <w:tcW w:type="dxa" w:w="2160"/>
+          </w:tcPr>
+          <w:p>
+            <w:r>
+              <w:t>tutor-setup</w:t>
+            </w:r>
+          </w:p>
+        </w:tc>
+        <w:tc>
+          <w:tcPr>
+            <w:tcW w:type="dxa" w:w="2160"/>
+          </w:tcPr>
+          <w:p>
+            <w:r>
+              <w:t>: &gt;</w:t>
+            </w:r>
+          </w:p>
+        </w:tc>
+        <w:tc>
+          <w:tcPr>
+            <w:tcW w:type="dxa" w:w="2160"/>
+          </w:tcPr>
+          <w:p>
+            <w:r>
+              <w:t>-</w:t>
+            </w:r>
+          </w:p>
+        </w:tc>
+        <w:tc>
+          <w:tcPr>
+            <w:tcW w:type="dxa" w:w="2160"/>
+          </w:tcPr>
+          <w:p>
+            <w:r>
+              <w:t>5</w:t>
+            </w:r>
+          </w:p>
+        </w:tc>
+      </w:tr>
+    </w:tbl>
+    <w:p/>
+    <w:p/>
     <w:p>
       <w:pPr>
         <w:jc w:val="center"/>
@@ -29,4131 +4311,9 @@
       <w:r>
         <w:rPr>
           <w:color w:val="94A3B8"/>
-          <w:sz w:val="20"/>
-        </w:rPr>
-        <w:t>生成时间：2026年08月21日</w:t>
-      </w:r>
-    </w:p>
-    <w:p>
-      <w:pPr>
-        <w:pStyle w:val="Heading1"/>
-      </w:pPr>
-      <w:r>
-        <w:t>目录</w:t>
-      </w:r>
-    </w:p>
-    <w:p>
-      <w:r>
-        <w:t>一、P0 核心（共 7 个技能）</w:t>
-      </w:r>
-    </w:p>
-    <w:p>
-      <w:r>
-        <w:t>二、P1 常用（共 12 个技能）</w:t>
-      </w:r>
-    </w:p>
-    <w:p>
-      <w:r>
-        <w:t>三、P2 中频（共 30 个技能）</w:t>
-      </w:r>
-    </w:p>
-    <w:p>
-      <w:r>
-        <w:t>四、P3 低频（共 36 个技能）</w:t>
-      </w:r>
-    </w:p>
-    <w:p>
-      <w:r>
-        <w:t>六、P5 专业（共 11 个技能）</w:t>
-      </w:r>
-    </w:p>
-    <w:p>
-      <w:pPr>
-        <w:pStyle w:val="Heading1"/>
-      </w:pPr>
-      <w:r>
-        <w:t>一、使用说明</w:t>
-      </w:r>
-    </w:p>
-    <w:p>
-      <w:pPr>
-        <w:spacing w:after="120"/>
-      </w:pPr>
-      <w:r>
-        <w:t>大部分 Skill 会在你描述任务时自动触发，无需手动调用。如果想显式调用某个技能，可以使用 /+技能名的方式。技能名前带 / 的为内置技能，不带 / 的为用户安装技能。</w:t>
-      </w:r>
-    </w:p>
-    <w:p>
-      <w:pPr>
-        <w:pStyle w:val="Heading1"/>
-      </w:pPr>
-      <w:r>
-        <w:t>二、优先级彩色图例</w:t>
-      </w:r>
-    </w:p>
-    <w:p>
-      <w:r>
-        <w:rPr>
-          <w:b/>
-          <w:color w:val="DC2626"/>
-        </w:rPr>
-        <w:t xml:space="preserve">【P0 核心】  </w:t>
-      </w:r>
-      <w:r>
-        <w:rPr>
-          <w:sz w:val="22"/>
-        </w:rPr>
-        <w:t>日常办公最高频使用，几乎每天都会触发</w:t>
-      </w:r>
-    </w:p>
-    <w:p>
-      <w:r>
-        <w:rPr>
-          <w:b/>
-          <w:color w:val="EA580C"/>
-        </w:rPr>
-        <w:t xml:space="preserve">【P1 常用】  </w:t>
-      </w:r>
-      <w:r>
-        <w:rPr>
-          <w:sz w:val="22"/>
-        </w:rPr>
-        <w:t>文档增强与内容创作，每周多次使用</w:t>
-      </w:r>
-    </w:p>
-    <w:p>
-      <w:r>
-        <w:rPr>
-          <w:b/>
-          <w:color w:val="16A34A"/>
-        </w:rPr>
-        <w:t xml:space="preserve">【P2 中频】  </w:t>
-      </w:r>
-      <w:r>
-        <w:rPr>
-          <w:sz w:val="22"/>
-        </w:rPr>
-        <w:t>项目管理与开发流程，按需触发</w:t>
-      </w:r>
-    </w:p>
-    <w:p>
-      <w:r>
-        <w:rPr>
-          <w:b/>
-          <w:color w:val="0891B2"/>
-        </w:rPr>
-        <w:t xml:space="preserve">【P3 低频】  </w:t>
-      </w:r>
-      <w:r>
-        <w:rPr>
-          <w:sz w:val="22"/>
-        </w:rPr>
-        <w:t>学术研究与专业工具，特定场景触发</w:t>
-      </w:r>
-    </w:p>
-    <w:p>
-      <w:r>
-        <w:rPr>
-          <w:b/>
-          <w:color w:val="64748B"/>
-        </w:rPr>
-        <w:t xml:space="preserve">【P5 专业】  </w:t>
-      </w:r>
-      <w:r>
-        <w:rPr>
-          <w:sz w:val="22"/>
-        </w:rPr>
-        <w:t>高级开发与专业领域，极少使用</w:t>
-      </w:r>
-    </w:p>
-    <w:p>
-      <w:pPr>
-        <w:pStyle w:val="Heading1"/>
-      </w:pPr>
-      <w:r>
-        <w:t>三、P0 核心（共 7 个技能）</w:t>
-      </w:r>
-    </w:p>
-    <w:p>
-      <w:r>
-        <w:rPr>
-          <w:b/>
-          <w:color w:val="1D4ED8"/>
-          <w:sz w:val="24"/>
-        </w:rPr>
-        <w:t>▶ 文档处理</w:t>
-      </w:r>
-    </w:p>
-    <w:p>
-      <w:pPr>
-        <w:spacing w:before="80" w:after="40"/>
-      </w:pPr>
-      <w:r>
-        <w:rPr>
-          <w:b/>
-          <w:color w:val="DC2626"/>
-          <w:sz w:val="22"/>
-        </w:rPr>
-        <w:t xml:space="preserve">  『docx』  </w:t>
-      </w:r>
-      <w:r>
-        <w:rPr>
-          <w:color w:val="64748B"/>
-          <w:sz w:val="20"/>
-        </w:rPr>
-        <w:t xml:space="preserve">【文档处理】  </w:t>
-      </w:r>
-      <w:r>
-        <w:rPr>
-          <w:sz w:val="20"/>
-        </w:rPr>
-        <w:t>创建、读取、编辑 Word 文档（.docx），生成带格式的报告、备忘录、信件等</w:t>
-      </w:r>
-    </w:p>
-    <w:p>
-      <w:pPr>
-        <w:spacing w:before="0" w:after="80"/>
-      </w:pPr>
-      <w:r>
-        <w:rPr>
-          <w:i/>
-          <w:color w:val="3B82F6"/>
           <w:sz w:val="18"/>
         </w:rPr>
-        <w:t xml:space="preserve">    触发：提到 Word 文档、.docx 文件、生成带格式报告</w:t>
-      </w:r>
-    </w:p>
-    <w:p>
-      <w:pPr>
-        <w:spacing w:before="80" w:after="40"/>
-      </w:pPr>
-      <w:r>
-        <w:rPr>
-          <w:b/>
-          <w:color w:val="DC2626"/>
-          <w:sz w:val="22"/>
-        </w:rPr>
-        <w:t xml:space="preserve">  『pdf』  </w:t>
-      </w:r>
-      <w:r>
-        <w:rPr>
-          <w:color w:val="64748B"/>
-          <w:sz w:val="20"/>
-        </w:rPr>
-        <w:t xml:space="preserve">【文档处理】  </w:t>
-      </w:r>
-      <w:r>
-        <w:rPr>
-          <w:sz w:val="20"/>
-        </w:rPr>
-        <w:t>PDF 文件处理：读取、提取文本/表格、合并、拆分、旋转、加水印、创建、填表、加密解密、OCR</w:t>
-      </w:r>
-    </w:p>
-    <w:p>
-      <w:pPr>
-        <w:spacing w:before="0" w:after="80"/>
-      </w:pPr>
-      <w:r>
-        <w:rPr>
-          <w:i/>
-          <w:color w:val="3B82F6"/>
-          <w:sz w:val="18"/>
-        </w:rPr>
-        <w:t xml:space="preserve">    触发：处理 PDF 文件、提到 .pdf 文件</w:t>
-      </w:r>
-    </w:p>
-    <w:p>
-      <w:pPr>
-        <w:spacing w:before="80" w:after="40"/>
-      </w:pPr>
-      <w:r>
-        <w:rPr>
-          <w:b/>
-          <w:color w:val="DC2626"/>
-          <w:sz w:val="22"/>
-        </w:rPr>
-        <w:t xml:space="preserve">  『xlsx』  </w:t>
-      </w:r>
-      <w:r>
-        <w:rPr>
-          <w:color w:val="64748B"/>
-          <w:sz w:val="20"/>
-        </w:rPr>
-        <w:t xml:space="preserve">【文档处理】  </w:t>
-      </w:r>
-      <w:r>
-        <w:rPr>
-          <w:sz w:val="20"/>
-        </w:rPr>
-        <w:t>Excel/CSV/TSV 文件处理：打开、读取、编辑、创建电子表格、清理表格数据</w:t>
-      </w:r>
-    </w:p>
-    <w:p>
-      <w:pPr>
-        <w:spacing w:before="0" w:after="80"/>
-      </w:pPr>
-      <w:r>
-        <w:rPr>
-          <w:i/>
-          <w:color w:val="3B82F6"/>
-          <w:sz w:val="18"/>
-        </w:rPr>
-        <w:t xml:space="preserve">    触发：处理 Excel/CSV 文件、创建电子表格</w:t>
-      </w:r>
-    </w:p>
-    <w:p>
-      <w:pPr>
-        <w:spacing w:before="80" w:after="40"/>
-      </w:pPr>
-      <w:r>
-        <w:rPr>
-          <w:b/>
-          <w:color w:val="DC2626"/>
-          <w:sz w:val="22"/>
-        </w:rPr>
-        <w:t xml:space="preserve">  『pptx』  </w:t>
-      </w:r>
-      <w:r>
-        <w:rPr>
-          <w:color w:val="64748B"/>
-          <w:sz w:val="20"/>
-        </w:rPr>
-        <w:t xml:space="preserve">【文档处理】  </w:t>
-      </w:r>
-      <w:r>
-        <w:rPr>
-          <w:sz w:val="20"/>
-        </w:rPr>
-        <w:t>创建、读取、编辑演示文稿（PPT/PPTX），处理幻灯片、演示文稿</w:t>
-      </w:r>
-    </w:p>
-    <w:p>
-      <w:pPr>
-        <w:spacing w:before="0" w:after="80"/>
-      </w:pPr>
-      <w:r>
-        <w:rPr>
-          <w:i/>
-          <w:color w:val="3B82F6"/>
-          <w:sz w:val="18"/>
-        </w:rPr>
-        <w:t xml:space="preserve">    触发：提到 PPT、幻灯片、演示文稿、presentation</w:t>
-      </w:r>
-    </w:p>
-    <w:p>
-      <w:pPr>
-        <w:spacing w:before="80" w:after="40"/>
-      </w:pPr>
-      <w:r>
-        <w:rPr>
-          <w:b/>
-          <w:color w:val="DC2626"/>
-          <w:sz w:val="22"/>
-        </w:rPr>
-        <w:t xml:space="preserve">  『file-conversion』  </w:t>
-      </w:r>
-      <w:r>
-        <w:rPr>
-          <w:color w:val="64748B"/>
-          <w:sz w:val="20"/>
-        </w:rPr>
-        <w:t xml:space="preserve">【文档处理】  </w:t>
-      </w:r>
-      <w:r>
-        <w:rPr>
-          <w:sz w:val="20"/>
-        </w:rPr>
-        <w:t>文件格式转换：PDF→Word、HEIC→JPG、MP4→MP3、CSV→JSON、EPUB→MOBI 等</w:t>
-      </w:r>
-    </w:p>
-    <w:p>
-      <w:pPr>
-        <w:spacing w:before="0" w:after="80"/>
-      </w:pPr>
-      <w:r>
-        <w:rPr>
-          <w:i/>
-          <w:color w:val="3B82F6"/>
-          <w:sz w:val="18"/>
-        </w:rPr>
-        <w:t xml:space="preserve">    触发：要求转换文件格式</w:t>
-      </w:r>
-    </w:p>
-    <w:p>
-      <w:r>
-        <w:rPr>
-          <w:b/>
-          <w:color w:val="1D4ED8"/>
-          <w:sz w:val="24"/>
-        </w:rPr>
-        <w:t>▶ 浏览器与自动化</w:t>
-      </w:r>
-    </w:p>
-    <w:p>
-      <w:pPr>
-        <w:spacing w:before="80" w:after="40"/>
-      </w:pPr>
-      <w:r>
-        <w:rPr>
-          <w:b/>
-          <w:color w:val="DC2626"/>
-          <w:sz w:val="22"/>
-        </w:rPr>
-        <w:t xml:space="preserve">  『Abu-Browser』  </w:t>
-      </w:r>
-      <w:r>
-        <w:rPr>
-          <w:color w:val="64748B"/>
-          <w:sz w:val="20"/>
-        </w:rPr>
-        <w:t xml:space="preserve">【浏览器与自动化】  </w:t>
-      </w:r>
-      <w:r>
-        <w:rPr>
-          <w:sz w:val="20"/>
-        </w:rPr>
-        <w:t>操作用户真实的 Chrome 浏览器：点击、填写、截图、提取数据、填写表单、浏览器自动化</w:t>
-      </w:r>
-    </w:p>
-    <w:p>
-      <w:pPr>
-        <w:spacing w:before="0" w:after="80"/>
-      </w:pPr>
-      <w:r>
-        <w:rPr>
-          <w:i/>
-          <w:color w:val="3B82F6"/>
-          <w:sz w:val="18"/>
-        </w:rPr>
-        <w:t xml:space="preserve">    触发：要求操作浏览器、抓取网页内容、网页截图、填写表单</w:t>
-      </w:r>
-    </w:p>
-    <w:p>
-      <w:r>
-        <w:rPr>
-          <w:b/>
-          <w:color w:val="1D4ED8"/>
-          <w:sz w:val="24"/>
-        </w:rPr>
-        <w:t>▶ 技能系统</w:t>
-      </w:r>
-    </w:p>
-    <w:p>
-      <w:pPr>
-        <w:spacing w:before="80" w:after="40"/>
-      </w:pPr>
-      <w:r>
-        <w:rPr>
-          <w:b/>
-          <w:color w:val="DC2626"/>
-          <w:sz w:val="22"/>
-        </w:rPr>
-        <w:t xml:space="preserve">  『using-superpowers』  </w:t>
-      </w:r>
-      <w:r>
-        <w:rPr>
-          <w:color w:val="64748B"/>
-          <w:sz w:val="20"/>
-        </w:rPr>
-        <w:t xml:space="preserve">【技能系统】  </w:t>
-      </w:r>
-      <w:r>
-        <w:rPr>
-          <w:sz w:val="20"/>
-        </w:rPr>
-        <w:t>每次对话开始时自动调用，建立技能发现与使用机制</w:t>
-      </w:r>
-    </w:p>
-    <w:p>
-      <w:pPr>
-        <w:spacing w:before="0" w:after="80"/>
-      </w:pPr>
-      <w:r>
-        <w:rPr>
-          <w:i/>
-          <w:color w:val="3B82F6"/>
-          <w:sz w:val="18"/>
-        </w:rPr>
-        <w:t xml:space="preserve">    触发：每次新对话开始时自动触发</w:t>
-      </w:r>
-    </w:p>
-    <w:p>
-      <w:pPr>
-        <w:pStyle w:val="Heading1"/>
-      </w:pPr>
-      <w:r>
-        <w:t>四、P1 常用（共 12 个技能）</w:t>
-      </w:r>
-    </w:p>
-    <w:p>
-      <w:r>
-        <w:rPr>
-          <w:b/>
-          <w:color w:val="1D4ED8"/>
-          <w:sz w:val="24"/>
-        </w:rPr>
-        <w:t>▶ 文档处理</w:t>
-      </w:r>
-    </w:p>
-    <w:p>
-      <w:pPr>
-        <w:spacing w:before="80" w:after="40"/>
-      </w:pPr>
-      <w:r>
-        <w:rPr>
-          <w:b/>
-          <w:color w:val="EA580C"/>
-          <w:sz w:val="22"/>
-        </w:rPr>
-        <w:t xml:space="preserve">  『doc-video-duration』  </w:t>
-      </w:r>
-      <w:r>
-        <w:rPr>
-          <w:color w:val="64748B"/>
-          <w:sz w:val="20"/>
-        </w:rPr>
-        <w:t xml:space="preserve">【文档处理】  </w:t>
-      </w:r>
-      <w:r>
-        <w:rPr>
-          <w:sz w:val="20"/>
-        </w:rPr>
-        <w:t>扫描 Word 文档中所有视频链接（B站/微信视频号），通过 B站 API 查询真实时长并替换占位时长</w:t>
-      </w:r>
-    </w:p>
-    <w:p>
-      <w:pPr>
-        <w:spacing w:before="0" w:after="80"/>
-      </w:pPr>
-      <w:r>
-        <w:rPr>
-          <w:i/>
-          <w:color w:val="3B82F6"/>
-          <w:sz w:val="18"/>
-        </w:rPr>
-        <w:t xml:space="preserve">    触发：为文档中视频核对/添加/替换时长</w:t>
-      </w:r>
-    </w:p>
-    <w:p>
-      <w:pPr>
-        <w:spacing w:before="80" w:after="40"/>
-      </w:pPr>
-      <w:r>
-        <w:rPr>
-          <w:b/>
-          <w:color w:val="EA580C"/>
-          <w:sz w:val="22"/>
-        </w:rPr>
-        <w:t xml:space="preserve">  『doc-video-summary』  </w:t>
-      </w:r>
-      <w:r>
-        <w:rPr>
-          <w:color w:val="64748B"/>
-          <w:sz w:val="20"/>
-        </w:rPr>
-        <w:t xml:space="preserve">【文档处理】  </w:t>
-      </w:r>
-      <w:r>
-        <w:rPr>
-          <w:sz w:val="20"/>
-        </w:rPr>
-        <w:t>扫描 Word 文档中所有视频材料，逐一检索视频内容概括并追加到每个视频条目后</w:t>
-      </w:r>
-    </w:p>
-    <w:p>
-      <w:pPr>
-        <w:spacing w:before="0" w:after="80"/>
-      </w:pPr>
-      <w:r>
-        <w:rPr>
-          <w:i/>
-          <w:color w:val="3B82F6"/>
-          <w:sz w:val="18"/>
-        </w:rPr>
-        <w:t xml:space="preserve">    触发：为文档中视频补充/生成内容概括、摘要</w:t>
-      </w:r>
-    </w:p>
-    <w:p>
-      <w:pPr>
-        <w:spacing w:before="80" w:after="40"/>
-      </w:pPr>
-      <w:r>
-        <w:rPr>
-          <w:b/>
-          <w:color w:val="EA580C"/>
-          <w:sz w:val="22"/>
-        </w:rPr>
-        <w:t xml:space="preserve">  『translate-book』  </w:t>
-      </w:r>
-      <w:r>
-        <w:rPr>
-          <w:color w:val="64748B"/>
-          <w:sz w:val="20"/>
-        </w:rPr>
-        <w:t xml:space="preserve">【文档处理】  </w:t>
-      </w:r>
-      <w:r>
-        <w:rPr>
-          <w:sz w:val="20"/>
-        </w:rPr>
-        <w:t>整本书籍翻译（PDF/DOCX/EPUB），支持多语言、分章处理、术语表管理</w:t>
-      </w:r>
-    </w:p>
-    <w:p>
-      <w:pPr>
-        <w:spacing w:before="0" w:after="80"/>
-      </w:pPr>
-      <w:r>
-        <w:rPr>
-          <w:i/>
-          <w:color w:val="3B82F6"/>
-          <w:sz w:val="18"/>
-        </w:rPr>
-        <w:t xml:space="preserve">    触发：要求翻译整本书籍、外文文献</w:t>
-      </w:r>
-    </w:p>
-    <w:p>
-      <w:pPr>
-        <w:spacing w:before="80" w:after="40"/>
-      </w:pPr>
-      <w:r>
-        <w:rPr>
-          <w:b/>
-          <w:color w:val="EA580C"/>
-          <w:sz w:val="22"/>
-        </w:rPr>
-        <w:t xml:space="preserve">  『learning-discussion-analysis』  </w:t>
-      </w:r>
-      <w:r>
-        <w:rPr>
-          <w:color w:val="64748B"/>
-          <w:sz w:val="20"/>
-        </w:rPr>
-        <w:t xml:space="preserve">【文档处理】  </w:t>
-      </w:r>
-      <w:r>
-        <w:rPr>
-          <w:sz w:val="20"/>
-        </w:rPr>
-        <w:t>根据学习文档中的讨论问题，结合文档内容与网络调研，逐题详细分析，生成带格式的 Word 文档</w:t>
-      </w:r>
-    </w:p>
-    <w:p>
-      <w:pPr>
-        <w:spacing w:before="0" w:after="80"/>
-      </w:pPr>
-      <w:r>
-        <w:rPr>
-          <w:i/>
-          <w:color w:val="3B82F6"/>
-          <w:sz w:val="18"/>
-        </w:rPr>
-        <w:t xml:space="preserve">    触发：回答/分析学习文档中的讨论问题、思考题</w:t>
-      </w:r>
-    </w:p>
-    <w:p>
-      <w:pPr>
-        <w:spacing w:before="80" w:after="40"/>
-      </w:pPr>
-      <w:r>
-        <w:rPr>
-          <w:b/>
-          <w:color w:val="EA580C"/>
-          <w:sz w:val="22"/>
-        </w:rPr>
-        <w:t xml:space="preserve">  『doc-coauthoring』  </w:t>
-      </w:r>
-      <w:r>
-        <w:rPr>
-          <w:color w:val="64748B"/>
-          <w:sz w:val="20"/>
-        </w:rPr>
-        <w:t xml:space="preserve">【文档处理】  </w:t>
-      </w:r>
-      <w:r>
-        <w:rPr>
-          <w:sz w:val="20"/>
-        </w:rPr>
-        <w:t>引导用户通过结构化工作流协作撰写文档</w:t>
-      </w:r>
-    </w:p>
-    <w:p>
-      <w:pPr>
-        <w:spacing w:before="0" w:after="80"/>
-      </w:pPr>
-      <w:r>
-        <w:rPr>
-          <w:i/>
-          <w:color w:val="3B82F6"/>
-          <w:sz w:val="18"/>
-        </w:rPr>
-        <w:t xml:space="preserve">    触发：需要协作撰写文档</w:t>
-      </w:r>
-    </w:p>
-    <w:p>
-      <w:r>
-        <w:rPr>
-          <w:b/>
-          <w:color w:val="1D4ED8"/>
-          <w:sz w:val="24"/>
-        </w:rPr>
-        <w:t>▶ 内容创作与可视化</w:t>
-      </w:r>
-    </w:p>
-    <w:p>
-      <w:pPr>
-        <w:spacing w:before="80" w:after="40"/>
-      </w:pPr>
-      <w:r>
-        <w:rPr>
-          <w:b/>
-          <w:color w:val="EA580C"/>
-          <w:sz w:val="22"/>
-        </w:rPr>
-        <w:t xml:space="preserve">  『beautiful-article』  </w:t>
-      </w:r>
-      <w:r>
-        <w:rPr>
-          <w:color w:val="64748B"/>
-          <w:sz w:val="20"/>
-        </w:rPr>
-        <w:t xml:space="preserve">【内容创作与可视化】  </w:t>
-      </w:r>
-      <w:r>
-        <w:rPr>
-          <w:sz w:val="20"/>
-        </w:rPr>
-        <w:t>把素材（网页/PDF/DOCX/Markdown/文本/截图）编辑设计成美丽的、可离线打开的单文件 HTML 网页文章</w:t>
-      </w:r>
-    </w:p>
-    <w:p>
-      <w:pPr>
-        <w:spacing w:before="0" w:after="80"/>
-      </w:pPr>
-      <w:r>
-        <w:rPr>
-          <w:i/>
-          <w:color w:val="3B82F6"/>
-          <w:sz w:val="18"/>
-        </w:rPr>
-        <w:t xml:space="preserve">    触发：要求把内容做成美观的文章、HTML 网页</w:t>
-      </w:r>
-    </w:p>
-    <w:p>
-      <w:pPr>
-        <w:spacing w:before="80" w:after="40"/>
-      </w:pPr>
-      <w:r>
-        <w:rPr>
-          <w:b/>
-          <w:color w:val="EA580C"/>
-          <w:sz w:val="22"/>
-        </w:rPr>
-        <w:t xml:space="preserve">  『educational-html-visualization』  </w:t>
-      </w:r>
-      <w:r>
-        <w:rPr>
-          <w:color w:val="64748B"/>
-          <w:sz w:val="20"/>
-        </w:rPr>
-        <w:t xml:space="preserve">【内容创作与可视化】  </w:t>
-      </w:r>
-      <w:r>
-        <w:rPr>
-          <w:sz w:val="20"/>
-        </w:rPr>
-        <w:t>将理论/教材/学习内容转化为结构清晰、视觉友好的教育型 HTML 可视化文件</w:t>
-      </w:r>
-    </w:p>
-    <w:p>
-      <w:pPr>
-        <w:spacing w:before="0" w:after="80"/>
-      </w:pPr>
-      <w:r>
-        <w:rPr>
-          <w:i/>
-          <w:color w:val="3B82F6"/>
-          <w:sz w:val="18"/>
-        </w:rPr>
-        <w:t xml:space="preserve">    触发：要求将理论/概念做成 HTML 图、可视化、教学示意图</w:t>
-      </w:r>
-    </w:p>
-    <w:p>
-      <w:pPr>
-        <w:spacing w:before="80" w:after="40"/>
-      </w:pPr>
-      <w:r>
-        <w:rPr>
-          <w:b/>
-          <w:color w:val="EA580C"/>
-          <w:sz w:val="22"/>
-        </w:rPr>
-        <w:t xml:space="preserve">  『frontend-slides』  </w:t>
-      </w:r>
-      <w:r>
-        <w:rPr>
-          <w:color w:val="64748B"/>
-          <w:sz w:val="20"/>
-        </w:rPr>
-        <w:t xml:space="preserve">【内容创作与可视化】  </w:t>
-      </w:r>
-      <w:r>
-        <w:rPr>
-          <w:sz w:val="20"/>
-        </w:rPr>
-        <w:t>从零创建或从 PowerPoint 文件转换，生成动画丰富的 HTML 演示文稿</w:t>
-      </w:r>
-    </w:p>
-    <w:p>
-      <w:pPr>
-        <w:spacing w:before="0" w:after="80"/>
-      </w:pPr>
-      <w:r>
-        <w:rPr>
-          <w:i/>
-          <w:color w:val="3B82F6"/>
-          <w:sz w:val="18"/>
-        </w:rPr>
-        <w:t xml:space="preserve">    触发：要求创建 HTML 演示文稿、网页 PPT</w:t>
-      </w:r>
-    </w:p>
-    <w:p>
-      <w:pPr>
-        <w:spacing w:before="80" w:after="40"/>
-      </w:pPr>
-      <w:r>
-        <w:rPr>
-          <w:b/>
-          <w:color w:val="EA580C"/>
-          <w:sz w:val="22"/>
-        </w:rPr>
-        <w:t xml:space="preserve">  『excalidraw-diagram』  </w:t>
-      </w:r>
-      <w:r>
-        <w:rPr>
-          <w:color w:val="64748B"/>
-          <w:sz w:val="20"/>
-        </w:rPr>
-        <w:t xml:space="preserve">【内容创作与可视化】  </w:t>
-      </w:r>
-      <w:r>
-        <w:rPr>
-          <w:sz w:val="20"/>
-        </w:rPr>
-        <w:t>将文字内容生成 Excalidraw 手绘风格图表，支持 Obsidian/标准/动画三种模式</w:t>
-      </w:r>
-    </w:p>
-    <w:p>
-      <w:pPr>
-        <w:spacing w:before="0" w:after="80"/>
-      </w:pPr>
-      <w:r>
-        <w:rPr>
-          <w:i/>
-          <w:color w:val="3B82F6"/>
-          <w:sz w:val="18"/>
-        </w:rPr>
-        <w:t xml:space="preserve">    触发：要求生成 Excalidraw 图、手绘风格图表</w:t>
-      </w:r>
-    </w:p>
-    <w:p>
-      <w:pPr>
-        <w:spacing w:before="80" w:after="40"/>
-      </w:pPr>
-      <w:r>
-        <w:rPr>
-          <w:b/>
-          <w:color w:val="EA580C"/>
-          <w:sz w:val="22"/>
-        </w:rPr>
-        <w:t xml:space="preserve">  『mermaid-visualizer』  </w:t>
-      </w:r>
-      <w:r>
-        <w:rPr>
-          <w:color w:val="64748B"/>
-          <w:sz w:val="20"/>
-        </w:rPr>
-        <w:t xml:space="preserve">【内容创作与可视化】  </w:t>
-      </w:r>
-      <w:r>
-        <w:rPr>
-          <w:sz w:val="20"/>
-        </w:rPr>
-        <w:t>将文字内容转换为专业 Mermaid 图表（流程图/时序图/状态图/甘特图等）</w:t>
-      </w:r>
-    </w:p>
-    <w:p>
-      <w:pPr>
-        <w:spacing w:before="0" w:after="80"/>
-      </w:pPr>
-      <w:r>
-        <w:rPr>
-          <w:i/>
-          <w:color w:val="3B82F6"/>
-          <w:sz w:val="18"/>
-        </w:rPr>
-        <w:t xml:space="preserve">    触发：要求生成 Mermaid 图表、流程图、时序图</w:t>
-      </w:r>
-    </w:p>
-    <w:p>
-      <w:r>
-        <w:rPr>
-          <w:b/>
-          <w:color w:val="1D4ED8"/>
-          <w:sz w:val="24"/>
-        </w:rPr>
-        <w:t>▶ 浏览器与自动化</w:t>
-      </w:r>
-    </w:p>
-    <w:p>
-      <w:pPr>
-        <w:spacing w:before="80" w:after="40"/>
-      </w:pPr>
-      <w:r>
-        <w:rPr>
-          <w:b/>
-          <w:color w:val="EA580C"/>
-          <w:sz w:val="22"/>
-        </w:rPr>
-        <w:t xml:space="preserve">  『schedule』  </w:t>
-      </w:r>
-      <w:r>
-        <w:rPr>
-          <w:color w:val="64748B"/>
-          <w:sz w:val="20"/>
-        </w:rPr>
-        <w:t xml:space="preserve">【浏览器与自动化】  </w:t>
-      </w:r>
-      <w:r>
-        <w:rPr>
-          <w:sz w:val="20"/>
-        </w:rPr>
-        <w:t>创建和管理定时任务，设置定期自动执行的操作（每天/每周/每小时）</w:t>
-      </w:r>
-    </w:p>
-    <w:p>
-      <w:pPr>
-        <w:spacing w:before="0" w:after="80"/>
-      </w:pPr>
-      <w:r>
-        <w:rPr>
-          <w:i/>
-          <w:color w:val="3B82F6"/>
-          <w:sz w:val="18"/>
-        </w:rPr>
-        <w:t xml:space="preserve">    触发：要求定时、定期执行某个操作</w:t>
-      </w:r>
-    </w:p>
-    <w:p>
-      <w:pPr>
-        <w:spacing w:before="80" w:after="40"/>
-      </w:pPr>
-      <w:r>
-        <w:rPr>
-          <w:b/>
-          <w:color w:val="EA580C"/>
-          <w:sz w:val="22"/>
-        </w:rPr>
-        <w:t xml:space="preserve">  『cn-quote-protector』  </w:t>
-      </w:r>
-      <w:r>
-        <w:rPr>
-          <w:color w:val="64748B"/>
-          <w:sz w:val="20"/>
-        </w:rPr>
-        <w:t xml:space="preserve">【浏览器与自动化】  </w:t>
-      </w:r>
-      <w:r>
-        <w:rPr>
-          <w:sz w:val="20"/>
-        </w:rPr>
-        <w:t>保护 Python 脚本中的中文引号，自动替换为 Unicode 转义序列，防止语法错误</w:t>
-      </w:r>
-    </w:p>
-    <w:p>
-      <w:pPr>
-        <w:spacing w:before="0" w:after="80"/>
-      </w:pPr>
-      <w:r>
-        <w:rPr>
-          <w:i/>
-          <w:color w:val="3B82F6"/>
-          <w:sz w:val="18"/>
-        </w:rPr>
-        <w:t xml:space="preserve">    触发：写入包含中文引号的 Python 脚本</w:t>
-      </w:r>
-    </w:p>
-    <w:p>
-      <w:pPr>
-        <w:pStyle w:val="Heading1"/>
-      </w:pPr>
-      <w:r>
-        <w:t>五、P2 中频（共 30 个技能）</w:t>
-      </w:r>
-    </w:p>
-    <w:p>
-      <w:r>
-        <w:rPr>
-          <w:b/>
-          <w:color w:val="1D4ED8"/>
-          <w:sz w:val="24"/>
-        </w:rPr>
-        <w:t>▶ 内容创作与可视化</w:t>
-      </w:r>
-    </w:p>
-    <w:p>
-      <w:pPr>
-        <w:spacing w:before="80" w:after="40"/>
-      </w:pPr>
-      <w:r>
-        <w:rPr>
-          <w:b/>
-          <w:color w:val="16A34A"/>
-          <w:sz w:val="22"/>
-        </w:rPr>
-        <w:t xml:space="preserve">  『guizang-ppt-skill』  </w:t>
-      </w:r>
-      <w:r>
-        <w:rPr>
-          <w:color w:val="64748B"/>
-          <w:sz w:val="20"/>
-        </w:rPr>
-        <w:t xml:space="preserve">【内容创作与可视化】  </w:t>
-      </w:r>
-      <w:r>
-        <w:rPr>
-          <w:sz w:val="20"/>
-        </w:rPr>
-        <w:t>生成横向翻页网页 PPT（单 HTML 文件），含 WebGL 背景、章节幕封、数据大字报、图片网格等模板</w:t>
-      </w:r>
-    </w:p>
-    <w:p>
-      <w:pPr>
-        <w:spacing w:before="0" w:after="80"/>
-      </w:pPr>
-      <w:r>
-        <w:rPr>
-          <w:i/>
-          <w:color w:val="3B82F6"/>
-          <w:sz w:val="18"/>
-        </w:rPr>
-        <w:t xml:space="preserve">    触发：要求生成网页 PPT、横向翻页演示</w:t>
-      </w:r>
-    </w:p>
-    <w:p>
-      <w:pPr>
-        <w:spacing w:before="80" w:after="40"/>
-      </w:pPr>
-      <w:r>
-        <w:rPr>
-          <w:b/>
-          <w:color w:val="16A34A"/>
-          <w:sz w:val="22"/>
-        </w:rPr>
-        <w:t xml:space="preserve">  『ppt-master』  </w:t>
-      </w:r>
-      <w:r>
-        <w:rPr>
-          <w:color w:val="64748B"/>
-          <w:sz w:val="20"/>
-        </w:rPr>
-        <w:t xml:space="preserve">【内容创作与可视化】  </w:t>
-      </w:r>
-      <w:r>
-        <w:rPr>
-          <w:sz w:val="20"/>
-        </w:rPr>
-        <w:t>AI 驱动的演示文稿生成工作流，生成可编辑的 PPTX，创建可复用的品牌/风格/布局模板</w:t>
-      </w:r>
-    </w:p>
-    <w:p>
-      <w:pPr>
-        <w:spacing w:before="0" w:after="80"/>
-      </w:pPr>
-      <w:r>
-        <w:rPr>
-          <w:i/>
-          <w:color w:val="3B82F6"/>
-          <w:sz w:val="18"/>
-        </w:rPr>
-        <w:t xml:space="preserve">    触发：要求生成 PPTX 演示文稿</w:t>
-      </w:r>
-    </w:p>
-    <w:p>
-      <w:pPr>
-        <w:spacing w:before="80" w:after="40"/>
-      </w:pPr>
-      <w:r>
-        <w:rPr>
-          <w:b/>
-          <w:color w:val="16A34A"/>
-          <w:sz w:val="22"/>
-        </w:rPr>
-        <w:t xml:space="preserve">  『qiaomu-anything-to-notebooklm』  </w:t>
-      </w:r>
-      <w:r>
-        <w:rPr>
-          <w:color w:val="64748B"/>
-          <w:sz w:val="20"/>
-        </w:rPr>
-        <w:t xml:space="preserve">【内容创作与可视化】  </w:t>
-      </w:r>
-      <w:r>
-        <w:rPr>
-          <w:sz w:val="20"/>
-        </w:rPr>
-        <w:t>多源内容智能处理器：微信公众号、网页、YouTube、播客、PDF、Markdown 等，自动上传到 NotebookLM 生成播客/PPT/思维导图</w:t>
-      </w:r>
-    </w:p>
-    <w:p>
-      <w:pPr>
-        <w:spacing w:before="0" w:after="80"/>
-      </w:pPr>
-      <w:r>
-        <w:rPr>
-          <w:i/>
-          <w:color w:val="3B82F6"/>
-          <w:sz w:val="18"/>
-        </w:rPr>
-        <w:t xml:space="preserve">    触发：要求将内容上传到 NotebookLM</w:t>
-      </w:r>
-    </w:p>
-    <w:p>
-      <w:pPr>
-        <w:spacing w:before="80" w:after="40"/>
-      </w:pPr>
-      <w:r>
-        <w:rPr>
-          <w:b/>
-          <w:color w:val="16A34A"/>
-          <w:sz w:val="22"/>
-        </w:rPr>
-        <w:t xml:space="preserve">  『defuddle』  </w:t>
-      </w:r>
-      <w:r>
-        <w:rPr>
-          <w:color w:val="64748B"/>
-          <w:sz w:val="20"/>
-        </w:rPr>
-        <w:t xml:space="preserve">【内容创作与可视化】  </w:t>
-      </w:r>
-      <w:r>
-        <w:rPr>
-          <w:sz w:val="20"/>
-        </w:rPr>
-        <w:t>使用 Defuddle CLI 从网页中提取干净的 Markdown 内容，去除杂乱导航和广告</w:t>
-      </w:r>
-    </w:p>
-    <w:p>
-      <w:pPr>
-        <w:spacing w:before="0" w:after="80"/>
-      </w:pPr>
-      <w:r>
-        <w:rPr>
-          <w:i/>
-          <w:color w:val="3B82F6"/>
-          <w:sz w:val="18"/>
-        </w:rPr>
-        <w:t xml:space="preserve">    触发：要求提取网页正文内容</w:t>
-      </w:r>
-    </w:p>
-    <w:p>
-      <w:pPr>
-        <w:spacing w:before="80" w:after="40"/>
-      </w:pPr>
-      <w:r>
-        <w:rPr>
-          <w:b/>
-          <w:color w:val="16A34A"/>
-          <w:sz w:val="22"/>
-        </w:rPr>
-        <w:t xml:space="preserve">  『internal-comms』  </w:t>
-      </w:r>
-      <w:r>
-        <w:rPr>
-          <w:color w:val="64748B"/>
-          <w:sz w:val="20"/>
-        </w:rPr>
-        <w:t xml:space="preserve">【内容创作与可视化】  </w:t>
-      </w:r>
-      <w:r>
-        <w:rPr>
-          <w:sz w:val="20"/>
-        </w:rPr>
-        <w:t>帮助撰写各类内部通信文档，使用规范格式</w:t>
-      </w:r>
-    </w:p>
-    <w:p>
-      <w:pPr>
-        <w:spacing w:before="0" w:after="80"/>
-      </w:pPr>
-      <w:r>
-        <w:rPr>
-          <w:i/>
-          <w:color w:val="3B82F6"/>
-          <w:sz w:val="18"/>
-        </w:rPr>
-        <w:t xml:space="preserve">    触发：要求撰写内部通信</w:t>
-      </w:r>
-    </w:p>
-    <w:p>
-      <w:r>
-        <w:rPr>
-          <w:b/>
-          <w:color w:val="1D4ED8"/>
-          <w:sz w:val="24"/>
-        </w:rPr>
-        <w:t>▶ 浏览器与自动化</w:t>
-      </w:r>
-    </w:p>
-    <w:p>
-      <w:pPr>
-        <w:spacing w:before="80" w:after="40"/>
-      </w:pPr>
-      <w:r>
-        <w:rPr>
-          <w:b/>
-          <w:color w:val="16A34A"/>
-          <w:sz w:val="22"/>
-        </w:rPr>
-        <w:t xml:space="preserve">  『trigger』  </w:t>
-      </w:r>
-      <w:r>
-        <w:rPr>
-          <w:color w:val="64748B"/>
-          <w:sz w:val="20"/>
-        </w:rPr>
-        <w:t xml:space="preserve">【浏览器与自动化】  </w:t>
-      </w:r>
-      <w:r>
-        <w:rPr>
-          <w:sz w:val="20"/>
-        </w:rPr>
-        <w:t>创建和管理触发器，设置事件驱动的自动化任务，监听文件/目录变化</w:t>
-      </w:r>
-    </w:p>
-    <w:p>
-      <w:pPr>
-        <w:spacing w:before="0" w:after="80"/>
-      </w:pPr>
-      <w:r>
-        <w:rPr>
-          <w:i/>
-          <w:color w:val="3B82F6"/>
-          <w:sz w:val="18"/>
-        </w:rPr>
-        <w:t xml:space="preserve">    触发：要求事件驱动、监听文件变化自动执行</w:t>
-      </w:r>
-    </w:p>
-    <w:p>
-      <w:pPr>
-        <w:spacing w:before="80" w:after="40"/>
-      </w:pPr>
-      <w:r>
-        <w:rPr>
-          <w:b/>
-          <w:color w:val="16A34A"/>
-          <w:sz w:val="22"/>
-        </w:rPr>
-        <w:t xml:space="preserve">  『alert-sop』  </w:t>
-      </w:r>
-      <w:r>
-        <w:rPr>
-          <w:color w:val="64748B"/>
-          <w:sz w:val="20"/>
-        </w:rPr>
-        <w:t xml:space="preserve">【浏览器与自动化】  </w:t>
-      </w:r>
-      <w:r>
-        <w:rPr>
-          <w:sz w:val="20"/>
-        </w:rPr>
-        <w:t>自动分析告警信息，按 SOP 排查问题并生成处理报告</w:t>
-      </w:r>
-    </w:p>
-    <w:p>
-      <w:pPr>
-        <w:spacing w:before="0" w:after="80"/>
-      </w:pPr>
-      <w:r>
-        <w:rPr>
-          <w:i/>
-          <w:color w:val="3B82F6"/>
-          <w:sz w:val="18"/>
-        </w:rPr>
-        <w:t xml:space="preserve">    触发：收到告警消息需要排查处理</w:t>
-      </w:r>
-    </w:p>
-    <w:p>
-      <w:r>
-        <w:rPr>
-          <w:b/>
-          <w:color w:val="1D4ED8"/>
-          <w:sz w:val="24"/>
-        </w:rPr>
-        <w:t>▶ 项目管理与脚手架</w:t>
-      </w:r>
-    </w:p>
-    <w:p>
-      <w:pPr>
-        <w:spacing w:before="80" w:after="40"/>
-      </w:pPr>
-      <w:r>
-        <w:rPr>
-          <w:b/>
-          <w:color w:val="16A34A"/>
-          <w:sz w:val="22"/>
-        </w:rPr>
-        <w:t xml:space="preserve">  『office-project-scaffold』  </w:t>
-      </w:r>
-      <w:r>
-        <w:rPr>
-          <w:color w:val="64748B"/>
-          <w:sz w:val="20"/>
-        </w:rPr>
-        <w:t xml:space="preserve">【项目管理与脚手架】  </w:t>
-      </w:r>
-      <w:r>
-        <w:rPr>
-          <w:sz w:val="20"/>
-        </w:rPr>
-        <w:t>为自动化办公项目初始化标准目录结构（任务看板+需求/输入/工作区/产出/已交付/归档），按任务规模分级</w:t>
-      </w:r>
-    </w:p>
-    <w:p>
-      <w:pPr>
-        <w:spacing w:before="0" w:after="80"/>
-      </w:pPr>
-      <w:r>
-        <w:rPr>
-          <w:i/>
-          <w:color w:val="3B82F6"/>
-          <w:sz w:val="18"/>
-        </w:rPr>
-        <w:t xml:space="preserve">    触发：要求新建办公项目目录、初始化项目结构</w:t>
-      </w:r>
-    </w:p>
-    <w:p>
-      <w:pPr>
-        <w:spacing w:before="80" w:after="40"/>
-      </w:pPr>
-      <w:r>
-        <w:rPr>
-          <w:b/>
-          <w:color w:val="16A34A"/>
-          <w:sz w:val="22"/>
-        </w:rPr>
-        <w:t xml:space="preserve">  『research-project-scaffold』  </w:t>
-      </w:r>
-      <w:r>
-        <w:rPr>
-          <w:color w:val="64748B"/>
-          <w:sz w:val="20"/>
-        </w:rPr>
-        <w:t xml:space="preserve">【项目管理与脚手架】  </w:t>
-      </w:r>
-      <w:r>
-        <w:rPr>
-          <w:sz w:val="20"/>
-        </w:rPr>
-        <w:t>为科研/AI 代码项目初始化标准目录结构（文档/数据/代码/模型/图表/日志）</w:t>
-      </w:r>
-    </w:p>
-    <w:p>
-      <w:pPr>
-        <w:spacing w:before="0" w:after="80"/>
-      </w:pPr>
-      <w:r>
-        <w:rPr>
-          <w:i/>
-          <w:color w:val="3B82F6"/>
-          <w:sz w:val="18"/>
-        </w:rPr>
-        <w:t xml:space="preserve">    触发：要求新建科研项目目录、初始化科研项目结构</w:t>
-      </w:r>
-    </w:p>
-    <w:p>
-      <w:pPr>
-        <w:spacing w:before="80" w:after="40"/>
-      </w:pPr>
-      <w:r>
-        <w:rPr>
-          <w:b/>
-          <w:color w:val="16A34A"/>
-          <w:sz w:val="22"/>
-        </w:rPr>
-        <w:t xml:space="preserve">  『init』  </w:t>
-      </w:r>
-      <w:r>
-        <w:rPr>
-          <w:color w:val="64748B"/>
-          <w:sz w:val="20"/>
-        </w:rPr>
-        <w:t xml:space="preserve">【项目管理与脚手架】  </w:t>
-      </w:r>
-      <w:r>
-        <w:rPr>
-          <w:sz w:val="20"/>
-        </w:rPr>
-        <w:t>初始化工作区规则文件 (.abu/ABU.md)，分析项目结构生成项目规则模板</w:t>
-      </w:r>
-    </w:p>
-    <w:p>
-      <w:pPr>
-        <w:spacing w:before="0" w:after="80"/>
-      </w:pPr>
-      <w:r>
-        <w:rPr>
-          <w:i/>
-          <w:color w:val="3B82F6"/>
-          <w:sz w:val="18"/>
-        </w:rPr>
-        <w:t xml:space="preserve">    触发：要求初始化工作区规则</w:t>
-      </w:r>
-    </w:p>
-    <w:p>
-      <w:pPr>
-        <w:spacing w:before="80" w:after="40"/>
-      </w:pPr>
-      <w:r>
-        <w:rPr>
-          <w:b/>
-          <w:color w:val="16A34A"/>
-          <w:sz w:val="22"/>
-        </w:rPr>
-        <w:t xml:space="preserve">  『beijing-edu-job-collector』  </w:t>
-      </w:r>
-      <w:r>
-        <w:rPr>
-          <w:color w:val="64748B"/>
-          <w:sz w:val="20"/>
-        </w:rPr>
-        <w:t xml:space="preserve">【项目管理与脚手架】  </w:t>
-      </w:r>
-      <w:r>
-        <w:rPr>
-          <w:sz w:val="20"/>
-        </w:rPr>
-        <w:t>采集北京教育行业校招及社招岗位，从 BOSS直聘/猎聘/智联招聘/人社局等渠道搜索，按薪资过滤输出清单</w:t>
-      </w:r>
-    </w:p>
-    <w:p>
-      <w:pPr>
-        <w:spacing w:before="0" w:after="80"/>
-      </w:pPr>
-      <w:r>
-        <w:rPr>
-          <w:i/>
-          <w:color w:val="3B82F6"/>
-          <w:sz w:val="18"/>
-        </w:rPr>
-        <w:t xml:space="preserve">    触发：要求查找/采集北京教育行业招聘信息</w:t>
-      </w:r>
-    </w:p>
-    <w:p>
-      <w:r>
-        <w:rPr>
-          <w:b/>
-          <w:color w:val="1D4ED8"/>
-          <w:sz w:val="24"/>
-        </w:rPr>
-        <w:t>▶ 开发流程</w:t>
-      </w:r>
-    </w:p>
-    <w:p>
-      <w:pPr>
-        <w:spacing w:before="80" w:after="40"/>
-      </w:pPr>
-      <w:r>
-        <w:rPr>
-          <w:b/>
-          <w:color w:val="16A34A"/>
-          <w:sz w:val="22"/>
-        </w:rPr>
-        <w:t xml:space="preserve">  『brainstorming』  </w:t>
-      </w:r>
-      <w:r>
-        <w:rPr>
-          <w:color w:val="64748B"/>
-          <w:sz w:val="20"/>
-        </w:rPr>
-        <w:t xml:space="preserve">【开发流程】  </w:t>
-      </w:r>
-      <w:r>
-        <w:rPr>
-          <w:sz w:val="20"/>
-        </w:rPr>
-        <w:t>创建功能、构建组件、添加函数前的创意脑爆，必须在任何创意工作之前使用</w:t>
-      </w:r>
-    </w:p>
-    <w:p>
-      <w:pPr>
-        <w:spacing w:before="0" w:after="80"/>
-      </w:pPr>
-      <w:r>
-        <w:rPr>
-          <w:i/>
-          <w:color w:val="3B82F6"/>
-          <w:sz w:val="18"/>
-        </w:rPr>
-        <w:t xml:space="preserve">    触发：创建功能/构建组件前的脑爆</w:t>
-      </w:r>
-    </w:p>
-    <w:p>
-      <w:pPr>
-        <w:spacing w:before="80" w:after="40"/>
-      </w:pPr>
-      <w:r>
-        <w:rPr>
-          <w:b/>
-          <w:color w:val="16A34A"/>
-          <w:sz w:val="22"/>
-        </w:rPr>
-        <w:t xml:space="preserve">  『writing-plans』  </w:t>
-      </w:r>
-      <w:r>
-        <w:rPr>
-          <w:color w:val="64748B"/>
-          <w:sz w:val="20"/>
-        </w:rPr>
-        <w:t xml:space="preserve">【开发流程】  </w:t>
-      </w:r>
-      <w:r>
-        <w:rPr>
-          <w:sz w:val="20"/>
-        </w:rPr>
-        <w:t>有规格/需求时，在写代码前编写多步骤实施计划</w:t>
-      </w:r>
-    </w:p>
-    <w:p>
-      <w:pPr>
-        <w:spacing w:before="0" w:after="80"/>
-      </w:pPr>
-      <w:r>
-        <w:rPr>
-          <w:i/>
-          <w:color w:val="3B82F6"/>
-          <w:sz w:val="18"/>
-        </w:rPr>
-        <w:t xml:space="preserve">    触发：有规格需求，需要编写实施计划</w:t>
-      </w:r>
-    </w:p>
-    <w:p>
-      <w:pPr>
-        <w:spacing w:before="80" w:after="40"/>
-      </w:pPr>
-      <w:r>
-        <w:rPr>
-          <w:b/>
-          <w:color w:val="16A34A"/>
-          <w:sz w:val="22"/>
-        </w:rPr>
-        <w:t xml:space="preserve">  『executing-plans』  </w:t>
-      </w:r>
-      <w:r>
-        <w:rPr>
-          <w:color w:val="64748B"/>
-          <w:sz w:val="20"/>
-        </w:rPr>
-        <w:t xml:space="preserve">【开发流程】  </w:t>
-      </w:r>
-      <w:r>
-        <w:rPr>
-          <w:sz w:val="20"/>
-        </w:rPr>
-        <w:t>在单独会话中执行已编写好的实施计划，含审查检查点</w:t>
-      </w:r>
-    </w:p>
-    <w:p>
-      <w:pPr>
-        <w:spacing w:before="0" w:after="80"/>
-      </w:pPr>
-      <w:r>
-        <w:rPr>
-          <w:i/>
-          <w:color w:val="3B82F6"/>
-          <w:sz w:val="18"/>
-        </w:rPr>
-        <w:t xml:space="preserve">    触发：有实施计划需要执行</w:t>
-      </w:r>
-    </w:p>
-    <w:p>
-      <w:pPr>
-        <w:spacing w:before="80" w:after="40"/>
-      </w:pPr>
-      <w:r>
-        <w:rPr>
-          <w:b/>
-          <w:color w:val="16A34A"/>
-          <w:sz w:val="22"/>
-        </w:rPr>
-        <w:t xml:space="preserve">  『verification-before-completion』  </w:t>
-      </w:r>
-      <w:r>
-        <w:rPr>
-          <w:color w:val="64748B"/>
-          <w:sz w:val="20"/>
-        </w:rPr>
-        <w:t xml:space="preserve">【开发流程】  </w:t>
-      </w:r>
-      <w:r>
-        <w:rPr>
-          <w:sz w:val="20"/>
-        </w:rPr>
-        <w:t>在声称工作完成/修复/通过之前，验证工作确实满足要求</w:t>
-      </w:r>
-    </w:p>
-    <w:p>
-      <w:pPr>
-        <w:spacing w:before="0" w:after="80"/>
-      </w:pPr>
-      <w:r>
-        <w:rPr>
-          <w:i/>
-          <w:color w:val="3B82F6"/>
-          <w:sz w:val="18"/>
-        </w:rPr>
-        <w:t xml:space="preserve">    触发：即将声称工作完成时</w:t>
-      </w:r>
-    </w:p>
-    <w:p>
-      <w:pPr>
-        <w:spacing w:before="80" w:after="40"/>
-      </w:pPr>
-      <w:r>
-        <w:rPr>
-          <w:b/>
-          <w:color w:val="16A34A"/>
-          <w:sz w:val="22"/>
-        </w:rPr>
-        <w:t xml:space="preserve">  『dispatching-parallel-agents』  </w:t>
-      </w:r>
-      <w:r>
-        <w:rPr>
-          <w:color w:val="64748B"/>
-          <w:sz w:val="20"/>
-        </w:rPr>
-        <w:t xml:space="preserve">【开发流程】  </w:t>
-      </w:r>
-      <w:r>
-        <w:rPr>
-          <w:sz w:val="20"/>
-        </w:rPr>
-        <w:t>面对 2+ 个独立任务时，分派并行代理同时处理</w:t>
-      </w:r>
-    </w:p>
-    <w:p>
-      <w:pPr>
-        <w:spacing w:before="0" w:after="80"/>
-      </w:pPr>
-      <w:r>
-        <w:rPr>
-          <w:i/>
-          <w:color w:val="3B82F6"/>
-          <w:sz w:val="18"/>
-        </w:rPr>
-        <w:t xml:space="preserve">    触发：有多个独立任务需要并行处理</w:t>
-      </w:r>
-    </w:p>
-    <w:p>
-      <w:pPr>
-        <w:spacing w:before="80" w:after="40"/>
-      </w:pPr>
-      <w:r>
-        <w:rPr>
-          <w:b/>
-          <w:color w:val="16A34A"/>
-          <w:sz w:val="22"/>
-        </w:rPr>
-        <w:t xml:space="preserve">  『subagent-driven-development』  </w:t>
-      </w:r>
-      <w:r>
-        <w:rPr>
-          <w:color w:val="64748B"/>
-          <w:sz w:val="20"/>
-        </w:rPr>
-        <w:t xml:space="preserve">【开发流程】  </w:t>
-      </w:r>
-      <w:r>
-        <w:rPr>
-          <w:sz w:val="20"/>
-        </w:rPr>
-        <w:t>在当前会话中执行含独立任务的实施计划</w:t>
-      </w:r>
-    </w:p>
-    <w:p>
-      <w:pPr>
-        <w:spacing w:before="0" w:after="80"/>
-      </w:pPr>
-      <w:r>
-        <w:rPr>
-          <w:i/>
-          <w:color w:val="3B82F6"/>
-          <w:sz w:val="18"/>
-        </w:rPr>
-        <w:t xml:space="preserve">    触发：执行含独立任务的计划</w:t>
-      </w:r>
-    </w:p>
-    <w:p>
-      <w:pPr>
-        <w:spacing w:before="80" w:after="40"/>
-      </w:pPr>
-      <w:r>
-        <w:rPr>
-          <w:b/>
-          <w:color w:val="16A34A"/>
-          <w:sz w:val="22"/>
-        </w:rPr>
-        <w:t xml:space="preserve">  『test-driven-development』  </w:t>
-      </w:r>
-      <w:r>
-        <w:rPr>
-          <w:color w:val="64748B"/>
-          <w:sz w:val="20"/>
-        </w:rPr>
-        <w:t xml:space="preserve">【开发流程】  </w:t>
-      </w:r>
-      <w:r>
-        <w:rPr>
-          <w:sz w:val="20"/>
-        </w:rPr>
-        <w:t>实现功能或修复前先写测试代码的 TDD 方法</w:t>
-      </w:r>
-    </w:p>
-    <w:p>
-      <w:pPr>
-        <w:spacing w:before="0" w:after="80"/>
-      </w:pPr>
-      <w:r>
-        <w:rPr>
-          <w:i/>
-          <w:color w:val="3B82F6"/>
-          <w:sz w:val="18"/>
-        </w:rPr>
-        <w:t xml:space="preserve">    触发：实现功能/修复 bug 前的测试</w:t>
-      </w:r>
-    </w:p>
-    <w:p>
-      <w:pPr>
-        <w:spacing w:before="80" w:after="40"/>
-      </w:pPr>
-      <w:r>
-        <w:rPr>
-          <w:b/>
-          <w:color w:val="16A34A"/>
-          <w:sz w:val="22"/>
-        </w:rPr>
-        <w:t xml:space="preserve">  『debug』  </w:t>
-      </w:r>
-      <w:r>
-        <w:rPr>
-          <w:color w:val="64748B"/>
-          <w:sz w:val="20"/>
-        </w:rPr>
-        <w:t xml:space="preserve">【开发流程】  </w:t>
-      </w:r>
-      <w:r>
-        <w:rPr>
-          <w:sz w:val="20"/>
-        </w:rPr>
-        <w:t>ML 实验失败时的系统化诊断：先查证据（进程/日志/GPU/检查点），再提出假设</w:t>
-      </w:r>
-    </w:p>
-    <w:p>
-      <w:pPr>
-        <w:spacing w:before="0" w:after="80"/>
-      </w:pPr>
-      <w:r>
-        <w:rPr>
-          <w:i/>
-          <w:color w:val="3B82F6"/>
-          <w:sz w:val="18"/>
-        </w:rPr>
-        <w:t xml:space="preserve">    触发：遇到 ML 实验失败、bug、异常行为</w:t>
-      </w:r>
-    </w:p>
-    <w:p>
-      <w:pPr>
-        <w:spacing w:before="80" w:after="40"/>
-      </w:pPr>
-      <w:r>
-        <w:rPr>
-          <w:b/>
-          <w:color w:val="16A34A"/>
-          <w:sz w:val="22"/>
-        </w:rPr>
-        <w:t xml:space="preserve">  『systematic-debugging』  </w:t>
-      </w:r>
-      <w:r>
-        <w:rPr>
-          <w:color w:val="64748B"/>
-          <w:sz w:val="20"/>
-        </w:rPr>
-        <w:t xml:space="preserve">【开发流程】  </w:t>
-      </w:r>
-      <w:r>
-        <w:rPr>
-          <w:sz w:val="20"/>
-        </w:rPr>
-        <w:t>遇到 bug、测试失败或意外行为时的系统化调试方法</w:t>
-      </w:r>
-    </w:p>
-    <w:p>
-      <w:pPr>
-        <w:spacing w:before="0" w:after="80"/>
-      </w:pPr>
-      <w:r>
-        <w:rPr>
-          <w:i/>
-          <w:color w:val="3B82F6"/>
-          <w:sz w:val="18"/>
-        </w:rPr>
-        <w:t xml:space="preserve">    触发：遇到 bug/测试失败/意外行为</w:t>
-      </w:r>
-    </w:p>
-    <w:p>
-      <w:pPr>
-        <w:spacing w:before="80" w:after="40"/>
-      </w:pPr>
-      <w:r>
-        <w:rPr>
-          <w:b/>
-          <w:color w:val="16A34A"/>
-          <w:sz w:val="22"/>
-        </w:rPr>
-        <w:t xml:space="preserve">  『using-git-worktrees』  </w:t>
-      </w:r>
-      <w:r>
-        <w:rPr>
-          <w:color w:val="64748B"/>
-          <w:sz w:val="20"/>
-        </w:rPr>
-        <w:t xml:space="preserve">【开发流程】  </w:t>
-      </w:r>
-      <w:r>
-        <w:rPr>
-          <w:sz w:val="20"/>
-        </w:rPr>
-        <w:t>开始需要与当前工作区隔离的功能开发时，使用 Git worktree</w:t>
-      </w:r>
-    </w:p>
-    <w:p>
-      <w:pPr>
-        <w:spacing w:before="0" w:after="80"/>
-      </w:pPr>
-      <w:r>
-        <w:rPr>
-          <w:i/>
-          <w:color w:val="3B82F6"/>
-          <w:sz w:val="18"/>
-        </w:rPr>
-        <w:t xml:space="preserve">    触发：功能开发需要隔离工作区</w:t>
-      </w:r>
-    </w:p>
-    <w:p>
-      <w:pPr>
-        <w:spacing w:before="80" w:after="40"/>
-      </w:pPr>
-      <w:r>
-        <w:rPr>
-          <w:b/>
-          <w:color w:val="16A34A"/>
-          <w:sz w:val="22"/>
-        </w:rPr>
-        <w:t xml:space="preserve">  『finishing-a-development-branch』  </w:t>
-      </w:r>
-      <w:r>
-        <w:rPr>
-          <w:color w:val="64748B"/>
-          <w:sz w:val="20"/>
-        </w:rPr>
-        <w:t xml:space="preserve">【开发流程】  </w:t>
-      </w:r>
-      <w:r>
-        <w:rPr>
-          <w:sz w:val="20"/>
-        </w:rPr>
-        <w:t>实现完成、测试通过后，决定如何集成工作到主分支</w:t>
-      </w:r>
-    </w:p>
-    <w:p>
-      <w:pPr>
-        <w:spacing w:before="0" w:after="80"/>
-      </w:pPr>
-      <w:r>
-        <w:rPr>
-          <w:i/>
-          <w:color w:val="3B82F6"/>
-          <w:sz w:val="18"/>
-        </w:rPr>
-        <w:t xml:space="preserve">    触发：开发分支完成，需要集成</w:t>
-      </w:r>
-    </w:p>
-    <w:p>
-      <w:pPr>
-        <w:spacing w:before="80" w:after="40"/>
-      </w:pPr>
-      <w:r>
-        <w:rPr>
-          <w:b/>
-          <w:color w:val="16A34A"/>
-          <w:sz w:val="22"/>
-        </w:rPr>
-        <w:t xml:space="preserve">  『requesting-code-review』  </w:t>
-      </w:r>
-      <w:r>
-        <w:rPr>
-          <w:color w:val="64748B"/>
-          <w:sz w:val="20"/>
-        </w:rPr>
-        <w:t xml:space="preserve">【开发流程】  </w:t>
-      </w:r>
-      <w:r>
-        <w:rPr>
-          <w:sz w:val="20"/>
-        </w:rPr>
-        <w:t>完成任务、实现主要功能或合并前，验证工作满足要求</w:t>
-      </w:r>
-    </w:p>
-    <w:p>
-      <w:pPr>
-        <w:spacing w:before="0" w:after="80"/>
-      </w:pPr>
-      <w:r>
-        <w:rPr>
-          <w:i/>
-          <w:color w:val="3B82F6"/>
-          <w:sz w:val="18"/>
-        </w:rPr>
-        <w:t xml:space="preserve">    触发：完成任务后请求代码审查</w:t>
-      </w:r>
-    </w:p>
-    <w:p>
-      <w:pPr>
-        <w:spacing w:before="80" w:after="40"/>
-      </w:pPr>
-      <w:r>
-        <w:rPr>
-          <w:b/>
-          <w:color w:val="16A34A"/>
-          <w:sz w:val="22"/>
-        </w:rPr>
-        <w:t xml:space="preserve">  『receiving-code-review』  </w:t>
-      </w:r>
-      <w:r>
-        <w:rPr>
-          <w:color w:val="64748B"/>
-          <w:sz w:val="20"/>
-        </w:rPr>
-        <w:t xml:space="preserve">【开发流程】  </w:t>
-      </w:r>
-      <w:r>
-        <w:rPr>
-          <w:sz w:val="20"/>
-        </w:rPr>
-        <w:t>收到代码审查反馈后，在实施建议之前使用</w:t>
-      </w:r>
-    </w:p>
-    <w:p>
-      <w:pPr>
-        <w:spacing w:before="0" w:after="80"/>
-      </w:pPr>
-      <w:r>
-        <w:rPr>
-          <w:i/>
-          <w:color w:val="3B82F6"/>
-          <w:sz w:val="18"/>
-        </w:rPr>
-        <w:t xml:space="preserve">    触发：收到代码审查反馈</w:t>
-      </w:r>
-    </w:p>
-    <w:p>
-      <w:pPr>
-        <w:spacing w:before="80" w:after="40"/>
-      </w:pPr>
-      <w:r>
-        <w:rPr>
-          <w:b/>
-          <w:color w:val="16A34A"/>
-          <w:sz w:val="22"/>
-        </w:rPr>
-        <w:t xml:space="preserve">  『webapp-testing』  </w:t>
-      </w:r>
-      <w:r>
-        <w:rPr>
-          <w:color w:val="64748B"/>
-          <w:sz w:val="20"/>
-        </w:rPr>
-        <w:t xml:space="preserve">【开发流程】  </w:t>
-      </w:r>
-      <w:r>
-        <w:rPr>
-          <w:sz w:val="20"/>
-        </w:rPr>
-        <w:t>使用 Playwright 与本地 Web 应用交互和测试</w:t>
-      </w:r>
-    </w:p>
-    <w:p>
-      <w:pPr>
-        <w:spacing w:before="0" w:after="80"/>
-      </w:pPr>
-      <w:r>
-        <w:rPr>
-          <w:i/>
-          <w:color w:val="3B82F6"/>
-          <w:sz w:val="18"/>
-        </w:rPr>
-        <w:t xml:space="preserve">    触发：需要测试本地 Web 应用</w:t>
-      </w:r>
-    </w:p>
-    <w:p>
-      <w:r>
-        <w:rPr>
-          <w:b/>
-          <w:color w:val="1D4ED8"/>
-          <w:sz w:val="24"/>
-        </w:rPr>
-        <w:t>▶ 专业工具集成</w:t>
-      </w:r>
-    </w:p>
-    <w:p>
-      <w:pPr>
-        <w:spacing w:before="80" w:after="40"/>
-      </w:pPr>
-      <w:r>
-        <w:rPr>
-          <w:b/>
-          <w:color w:val="16A34A"/>
-          <w:sz w:val="22"/>
-        </w:rPr>
-        <w:t xml:space="preserve">  『cli-anything-wps』  </w:t>
-      </w:r>
-      <w:r>
-        <w:rPr>
-          <w:color w:val="64748B"/>
-          <w:sz w:val="20"/>
-        </w:rPr>
-        <w:t xml:space="preserve">【专业工具集成】  </w:t>
-      </w:r>
-      <w:r>
-        <w:rPr>
-          <w:sz w:val="20"/>
-        </w:rPr>
-        <w:t>WPS Office CLI — JSON 数据驱动 PPT 自动生成 + 命令行操控 WPS 文字/表格/演示文稿</w:t>
-      </w:r>
-    </w:p>
-    <w:p>
-      <w:pPr>
-        <w:spacing w:before="0" w:after="80"/>
-      </w:pPr>
-      <w:r>
-        <w:rPr>
-          <w:i/>
-          <w:color w:val="3B82F6"/>
-          <w:sz w:val="18"/>
-        </w:rPr>
-        <w:t xml:space="preserve">    触发：要求操控 WPS Office</w:t>
-      </w:r>
-    </w:p>
-    <w:p>
-      <w:r>
-        <w:rPr>
-          <w:b/>
-          <w:color w:val="1D4ED8"/>
-          <w:sz w:val="24"/>
-        </w:rPr>
-        <w:t>▶ 技能系统与元工具</w:t>
-      </w:r>
-    </w:p>
-    <w:p>
-      <w:pPr>
-        <w:spacing w:before="80" w:after="40"/>
-      </w:pPr>
-      <w:r>
-        <w:rPr>
-          <w:b/>
-          <w:color w:val="16A34A"/>
-          <w:sz w:val="22"/>
-        </w:rPr>
-        <w:t xml:space="preserve">  『skill-creator』  </w:t>
-      </w:r>
-      <w:r>
-        <w:rPr>
-          <w:color w:val="64748B"/>
-          <w:sz w:val="20"/>
-        </w:rPr>
-        <w:t xml:space="preserve">【技能系统与元工具】  </w:t>
-      </w:r>
-      <w:r>
-        <w:rPr>
-          <w:sz w:val="20"/>
-        </w:rPr>
-        <w:t>创建、编辑、优化和测试 skills</w:t>
-      </w:r>
-    </w:p>
-    <w:p>
-      <w:pPr>
-        <w:spacing w:before="0" w:after="80"/>
-      </w:pPr>
-      <w:r>
-        <w:rPr>
-          <w:i/>
-          <w:color w:val="3B82F6"/>
-          <w:sz w:val="18"/>
-        </w:rPr>
-        <w:t xml:space="preserve">    触发：要求创建/编辑/测试某个具体 skill</w:t>
-      </w:r>
-    </w:p>
-    <w:p>
-      <w:pPr>
-        <w:spacing w:before="80" w:after="40"/>
-      </w:pPr>
-      <w:r>
-        <w:rPr>
-          <w:b/>
-          <w:color w:val="16A34A"/>
-          <w:sz w:val="22"/>
-        </w:rPr>
-        <w:t xml:space="preserve">  『writing-skills』  </w:t>
-      </w:r>
-      <w:r>
-        <w:rPr>
-          <w:color w:val="64748B"/>
-          <w:sz w:val="20"/>
-        </w:rPr>
-        <w:t xml:space="preserve">【技能系统与元工具】  </w:t>
-      </w:r>
-      <w:r>
-        <w:rPr>
-          <w:sz w:val="20"/>
-        </w:rPr>
-        <w:t>创建新技能、编辑已有技能、验证技能可用性</w:t>
-      </w:r>
-    </w:p>
-    <w:p>
-      <w:pPr>
-        <w:spacing w:before="0" w:after="80"/>
-      </w:pPr>
-      <w:r>
-        <w:rPr>
-          <w:i/>
-          <w:color w:val="3B82F6"/>
-          <w:sz w:val="18"/>
-        </w:rPr>
-        <w:t xml:space="preserve">    触发：要求编写/编辑 skill</w:t>
-      </w:r>
-    </w:p>
-    <w:p>
-      <w:pPr>
-        <w:spacing w:before="80" w:after="40"/>
-      </w:pPr>
-      <w:r>
-        <w:rPr>
-          <w:b/>
-          <w:color w:val="16A34A"/>
-          <w:sz w:val="22"/>
-        </w:rPr>
-        <w:t xml:space="preserve">  『install-github-skill』  </w:t>
-      </w:r>
-      <w:r>
-        <w:rPr>
-          <w:color w:val="64748B"/>
-          <w:sz w:val="20"/>
-        </w:rPr>
-        <w:t xml:space="preserve">【技能系统与元工具】  </w:t>
-      </w:r>
-      <w:r>
-        <w:rPr>
-          <w:sz w:val="20"/>
-        </w:rPr>
-        <w:t>从 GitHub 仓库安装 Skill 到 Abu 工具箱的完整流程</w:t>
-      </w:r>
-    </w:p>
-    <w:p>
-      <w:pPr>
-        <w:spacing w:before="0" w:after="80"/>
-      </w:pPr>
-      <w:r>
-        <w:rPr>
-          <w:i/>
-          <w:color w:val="3B82F6"/>
-          <w:sz w:val="18"/>
-        </w:rPr>
-        <w:t xml:space="preserve">    触发：要求从 GitHub 安装 skill</w:t>
-      </w:r>
-    </w:p>
-    <w:p>
-      <w:pPr>
-        <w:spacing w:before="80" w:after="40"/>
-      </w:pPr>
-      <w:r>
-        <w:rPr>
-          <w:b/>
-          <w:color w:val="16A34A"/>
-          <w:sz w:val="22"/>
-        </w:rPr>
-        <w:t xml:space="preserve">  『reflect』  </w:t>
-      </w:r>
-      <w:r>
-        <w:rPr>
-          <w:color w:val="64748B"/>
-          <w:sz w:val="20"/>
-        </w:rPr>
-        <w:t xml:space="preserve">【技能系统与元工具】  </w:t>
-      </w:r>
-      <w:r>
-        <w:rPr>
-          <w:sz w:val="20"/>
-        </w:rPr>
-        <w:t>复盘当前对话——回顾任务过程、总结经验教训、主动沉淀可复用的 skill</w:t>
-      </w:r>
-    </w:p>
-    <w:p>
-      <w:pPr>
-        <w:spacing w:before="0" w:after="80"/>
-      </w:pPr>
-      <w:r>
-        <w:rPr>
-          <w:i/>
-          <w:color w:val="3B82F6"/>
-          <w:sz w:val="18"/>
-        </w:rPr>
-        <w:t xml:space="preserve">    触发：要求复盘/反思/回顾本次对话</w:t>
-      </w:r>
-    </w:p>
-    <w:p>
-      <w:pPr>
-        <w:pStyle w:val="Heading1"/>
-      </w:pPr>
-      <w:r>
-        <w:t>六、P3 低频（共 36 个技能）</w:t>
-      </w:r>
-    </w:p>
-    <w:p>
-      <w:r>
-        <w:rPr>
-          <w:b/>
-          <w:color w:val="1D4ED8"/>
-          <w:sz w:val="24"/>
-        </w:rPr>
-        <w:t>▶ 网络智能工具</w:t>
-      </w:r>
-    </w:p>
-    <w:p>
-      <w:pPr>
-        <w:spacing w:before="80" w:after="40"/>
-      </w:pPr>
-      <w:r>
-        <w:rPr>
-          <w:b/>
-          <w:color w:val="0891B2"/>
-          <w:sz w:val="22"/>
-        </w:rPr>
-        <w:t xml:space="preserve">  『wigolo』  </w:t>
-      </w:r>
-      <w:r>
-        <w:rPr>
-          <w:color w:val="64748B"/>
-          <w:sz w:val="20"/>
-        </w:rPr>
-        <w:t xml:space="preserve">【网络智能工具】  </w:t>
-      </w:r>
-      <w:r>
-        <w:rPr>
-          <w:sz w:val="20"/>
-        </w:rPr>
-        <w:t>Local-first 网页智能套件：统一入口，用于所有网页搜索、抓取、提取操作</w:t>
-      </w:r>
-    </w:p>
-    <w:p>
-      <w:pPr>
-        <w:spacing w:before="0" w:after="80"/>
-      </w:pPr>
-      <w:r>
-        <w:rPr>
-          <w:i/>
-          <w:color w:val="3B82F6"/>
-          <w:sz w:val="18"/>
-        </w:rPr>
-        <w:t xml:space="preserve">    触发：要求搜索/抓取/获取网页内容</w:t>
-      </w:r>
-    </w:p>
-    <w:p>
-      <w:pPr>
-        <w:spacing w:before="80" w:after="40"/>
-      </w:pPr>
-      <w:r>
-        <w:rPr>
-          <w:b/>
-          <w:color w:val="0891B2"/>
-          <w:sz w:val="22"/>
-        </w:rPr>
-        <w:t xml:space="preserve">  『wigolo-search』  </w:t>
-      </w:r>
-      <w:r>
-        <w:rPr>
-          <w:color w:val="64748B"/>
-          <w:sz w:val="20"/>
-        </w:rPr>
-        <w:t xml:space="preserve">【网络智能工具】  </w:t>
-      </w:r>
-      <w:r>
-        <w:rPr>
-          <w:sz w:val="20"/>
-        </w:rPr>
-        <w:t>本地优先网页搜索，ML 重排序、多查询数组、域名界定、短语精确匹配</w:t>
-      </w:r>
-    </w:p>
-    <w:p>
-      <w:pPr>
-        <w:spacing w:before="0" w:after="80"/>
-      </w:pPr>
-      <w:r>
-        <w:rPr>
-          <w:i/>
-          <w:color w:val="3B82F6"/>
-          <w:sz w:val="18"/>
-        </w:rPr>
-        <w:t xml:space="preserve">    触发：要求搜索网页、精确短语搜索</w:t>
-      </w:r>
-    </w:p>
-    <w:p>
-      <w:pPr>
-        <w:spacing w:before="80" w:after="40"/>
-      </w:pPr>
-      <w:r>
-        <w:rPr>
-          <w:b/>
-          <w:color w:val="0891B2"/>
-          <w:sz w:val="22"/>
-        </w:rPr>
-        <w:t xml:space="preserve">  『wigolo-fetch』  </w:t>
-      </w:r>
-      <w:r>
-        <w:rPr>
-          <w:color w:val="64748B"/>
-          <w:sz w:val="20"/>
-        </w:rPr>
-        <w:t xml:space="preserve">【网络智能工具】  </w:t>
-      </w:r>
-      <w:r>
-        <w:rPr>
-          <w:sz w:val="20"/>
-        </w:rPr>
-        <w:t>本地优先 URL 抓取：干净 Markdown 输出、结构化元数据、JS 渲染 SPA 支持</w:t>
-      </w:r>
-    </w:p>
-    <w:p>
-      <w:pPr>
-        <w:spacing w:before="0" w:after="80"/>
-      </w:pPr>
-      <w:r>
-        <w:rPr>
-          <w:i/>
-          <w:color w:val="3B82F6"/>
-          <w:sz w:val="18"/>
-        </w:rPr>
-        <w:t xml:space="preserve">    触发：要求抓取/获取某个网页 URL 内容</w:t>
-      </w:r>
-    </w:p>
-    <w:p>
-      <w:pPr>
-        <w:spacing w:before="80" w:after="40"/>
-      </w:pPr>
-      <w:r>
-        <w:rPr>
-          <w:b/>
-          <w:color w:val="0891B2"/>
-          <w:sz w:val="22"/>
-        </w:rPr>
-        <w:t xml:space="preserve">  『wigolo-extract』  </w:t>
-      </w:r>
-      <w:r>
-        <w:rPr>
-          <w:color w:val="64748B"/>
-          <w:sz w:val="20"/>
-        </w:rPr>
-        <w:t xml:space="preserve">【网络智能工具】  </w:t>
-      </w:r>
-      <w:r>
-        <w:rPr>
-          <w:sz w:val="20"/>
-        </w:rPr>
-        <w:t>本地优先结构化提取：从任意网页提取表格、定义列表、键值对、JSON</w:t>
-      </w:r>
-    </w:p>
-    <w:p>
-      <w:pPr>
-        <w:spacing w:before="0" w:after="80"/>
-      </w:pPr>
-      <w:r>
-        <w:rPr>
-          <w:i/>
-          <w:color w:val="3B82F6"/>
-          <w:sz w:val="18"/>
-        </w:rPr>
-        <w:t xml:space="preserve">    触发：要求从网页提取表格/结构化数据</w:t>
-      </w:r>
-    </w:p>
-    <w:p>
-      <w:pPr>
-        <w:spacing w:before="80" w:after="40"/>
-      </w:pPr>
-      <w:r>
-        <w:rPr>
-          <w:b/>
-          <w:color w:val="0891B2"/>
-          <w:sz w:val="22"/>
-        </w:rPr>
-        <w:t xml:space="preserve">  『wigolo-crawl』  </w:t>
-      </w:r>
-      <w:r>
-        <w:rPr>
-          <w:color w:val="64748B"/>
-          <w:sz w:val="20"/>
-        </w:rPr>
-        <w:t xml:space="preserve">【网络智能工具】  </w:t>
-      </w:r>
-      <w:r>
-        <w:rPr>
-          <w:sz w:val="20"/>
-        </w:rPr>
-        <w:t>本地优先多页面抓取，支持 sitemap、BFS、DFS、URL-map 策略</w:t>
-      </w:r>
-    </w:p>
-    <w:p>
-      <w:pPr>
-        <w:spacing w:before="0" w:after="80"/>
-      </w:pPr>
-      <w:r>
-        <w:rPr>
-          <w:i/>
-          <w:color w:val="3B82F6"/>
-          <w:sz w:val="18"/>
-        </w:rPr>
-        <w:t xml:space="preserve">    触发：要求批量抓取/爬取多个网页</w:t>
-      </w:r>
-    </w:p>
-    <w:p>
-      <w:pPr>
-        <w:spacing w:before="80" w:after="40"/>
-      </w:pPr>
-      <w:r>
-        <w:rPr>
-          <w:b/>
-          <w:color w:val="0891B2"/>
-          <w:sz w:val="22"/>
-        </w:rPr>
-        <w:t xml:space="preserve">  『wigolo-cache』  </w:t>
-      </w:r>
-      <w:r>
-        <w:rPr>
-          <w:color w:val="64748B"/>
-          <w:sz w:val="20"/>
-        </w:rPr>
-        <w:t xml:space="preserve">【网络智能工具】  </w:t>
-      </w:r>
-      <w:r>
-        <w:rPr>
-          <w:sz w:val="20"/>
-        </w:rPr>
-        <w:t>本地优先知识缓存：对 wigolo 已见过的每个页面做全文本+混合语义搜索</w:t>
-      </w:r>
-    </w:p>
-    <w:p>
-      <w:pPr>
-        <w:spacing w:before="0" w:after="80"/>
-      </w:pPr>
-      <w:r>
-        <w:rPr>
-          <w:i/>
-          <w:color w:val="3B82F6"/>
-          <w:sz w:val="18"/>
-        </w:rPr>
-        <w:t xml:space="preserve">    触发：要求搜索已缓存/已查看过的页面</w:t>
-      </w:r>
-    </w:p>
-    <w:p>
-      <w:pPr>
-        <w:spacing w:before="80" w:after="40"/>
-      </w:pPr>
-      <w:r>
-        <w:rPr>
-          <w:b/>
-          <w:color w:val="0891B2"/>
-          <w:sz w:val="22"/>
-        </w:rPr>
-        <w:t xml:space="preserve">  『wigolo-research』  </w:t>
-      </w:r>
-      <w:r>
-        <w:rPr>
-          <w:color w:val="64748B"/>
-          <w:sz w:val="20"/>
-        </w:rPr>
-        <w:t xml:space="preserve">【网络智能工具】  </w:t>
-      </w:r>
-      <w:r>
-        <w:rPr>
-          <w:sz w:val="20"/>
-        </w:rPr>
-        <w:t>本地优先多步调研：问题拆解、并行搜索、结构化简报交付</w:t>
-      </w:r>
-    </w:p>
-    <w:p>
-      <w:pPr>
-        <w:spacing w:before="0" w:after="80"/>
-      </w:pPr>
-      <w:r>
-        <w:rPr>
-          <w:i/>
-          <w:color w:val="3B82F6"/>
-          <w:sz w:val="18"/>
-        </w:rPr>
-        <w:t xml:space="preserve">    触发：要求做多步骤网络调研/研究</w:t>
-      </w:r>
-    </w:p>
-    <w:p>
-      <w:pPr>
-        <w:spacing w:before="80" w:after="40"/>
-      </w:pPr>
-      <w:r>
-        <w:rPr>
-          <w:b/>
-          <w:color w:val="0891B2"/>
-          <w:sz w:val="22"/>
-        </w:rPr>
-        <w:t xml:space="preserve">  『wigolo-agent』  </w:t>
-      </w:r>
-      <w:r>
-        <w:rPr>
-          <w:color w:val="64748B"/>
-          <w:sz w:val="20"/>
-        </w:rPr>
-        <w:t xml:space="preserve">【网络智能工具】  </w:t>
-      </w:r>
-      <w:r>
-        <w:rPr>
-          <w:sz w:val="20"/>
-        </w:rPr>
-        <w:t>跨来源自主数据收集：从自然语言需求规划搜索查询和 URL</w:t>
-      </w:r>
-    </w:p>
-    <w:p>
-      <w:pPr>
-        <w:spacing w:before="0" w:after="80"/>
-      </w:pPr>
-      <w:r>
-        <w:rPr>
-          <w:i/>
-          <w:color w:val="3B82F6"/>
-          <w:sz w:val="18"/>
-        </w:rPr>
-        <w:t xml:space="preserve">    触发：要求自主收集多个来源的数据</w:t>
-      </w:r>
-    </w:p>
-    <w:p>
-      <w:pPr>
-        <w:spacing w:before="80" w:after="40"/>
-      </w:pPr>
-      <w:r>
-        <w:rPr>
-          <w:b/>
-          <w:color w:val="0891B2"/>
-          <w:sz w:val="22"/>
-        </w:rPr>
-        <w:t xml:space="preserve">  『wigolo-diff』  </w:t>
-      </w:r>
-      <w:r>
-        <w:rPr>
-          <w:color w:val="64748B"/>
-          <w:sz w:val="20"/>
-        </w:rPr>
-        <w:t xml:space="preserve">【网络智能工具】  </w:t>
-      </w:r>
-      <w:r>
-        <w:rPr>
-          <w:sz w:val="20"/>
-        </w:rPr>
-        <w:t>对比页面的两个版本看差异：实时 URL 对照缓存副本</w:t>
-      </w:r>
-    </w:p>
-    <w:p>
-      <w:pPr>
-        <w:spacing w:before="0" w:after="80"/>
-      </w:pPr>
-      <w:r>
-        <w:rPr>
-          <w:i/>
-          <w:color w:val="3B82F6"/>
-          <w:sz w:val="18"/>
-        </w:rPr>
-        <w:t xml:space="preserve">    触发：要求对比网页前后差异/变化</w:t>
-      </w:r>
-    </w:p>
-    <w:p>
-      <w:pPr>
-        <w:spacing w:before="80" w:after="40"/>
-      </w:pPr>
-      <w:r>
-        <w:rPr>
-          <w:b/>
-          <w:color w:val="0891B2"/>
-          <w:sz w:val="22"/>
-        </w:rPr>
-        <w:t xml:space="preserve">  『wigolo-find-similar』  </w:t>
-      </w:r>
-      <w:r>
-        <w:rPr>
-          <w:color w:val="64748B"/>
-          <w:sz w:val="20"/>
-        </w:rPr>
-        <w:t xml:space="preserve">【网络智能工具】  </w:t>
-      </w:r>
-      <w:r>
-        <w:rPr>
-          <w:sz w:val="20"/>
-        </w:rPr>
-        <w:t>混合语义发现：融合嵌入+关键词+实时网络搜索的三路查找</w:t>
-      </w:r>
-    </w:p>
-    <w:p>
-      <w:pPr>
-        <w:spacing w:before="0" w:after="80"/>
-      </w:pPr>
-      <w:r>
-        <w:rPr>
-          <w:i/>
-          <w:color w:val="3B82F6"/>
-          <w:sz w:val="18"/>
-        </w:rPr>
-        <w:t xml:space="preserve">    触发：要求找相似页面/相关内容</w:t>
-      </w:r>
-    </w:p>
-    <w:p>
-      <w:pPr>
-        <w:spacing w:before="80" w:after="40"/>
-      </w:pPr>
-      <w:r>
-        <w:rPr>
-          <w:b/>
-          <w:color w:val="0891B2"/>
-          <w:sz w:val="22"/>
-        </w:rPr>
-        <w:t xml:space="preserve">  『wigolo-watch』  </w:t>
-      </w:r>
-      <w:r>
-        <w:rPr>
-          <w:color w:val="64748B"/>
-          <w:sz w:val="20"/>
-        </w:rPr>
-        <w:t xml:space="preserve">【网络智能工具】  </w:t>
-      </w:r>
-      <w:r>
-        <w:rPr>
-          <w:sz w:val="20"/>
-        </w:rPr>
-        <w:t>监控页面随时间变化：对一个或多个 URL 创建惰性监听任务</w:t>
-      </w:r>
-    </w:p>
-    <w:p>
-      <w:pPr>
-        <w:spacing w:before="0" w:after="80"/>
-      </w:pPr>
-      <w:r>
-        <w:rPr>
-          <w:i/>
-          <w:color w:val="3B82F6"/>
-          <w:sz w:val="18"/>
-        </w:rPr>
-        <w:t xml:space="preserve">    触发：要求监控网页变化/定时检查页面</w:t>
-      </w:r>
-    </w:p>
-    <w:p>
-      <w:r>
-        <w:rPr>
-          <w:b/>
-          <w:color w:val="1D4ED8"/>
-          <w:sz w:val="24"/>
-        </w:rPr>
-        <w:t>▶ 学术研究与知识管理</w:t>
-      </w:r>
-    </w:p>
-    <w:p>
-      <w:pPr>
-        <w:spacing w:before="80" w:after="40"/>
-      </w:pPr>
-      <w:r>
-        <w:rPr>
-          <w:b/>
-          <w:color w:val="0891B2"/>
-          <w:sz w:val="22"/>
-        </w:rPr>
-        <w:t xml:space="preserve">  『research-paper-writing』  </w:t>
-      </w:r>
-      <w:r>
-        <w:rPr>
-          <w:color w:val="64748B"/>
-          <w:sz w:val="20"/>
-        </w:rPr>
-        <w:t xml:space="preserve">【学术研究与知识管理】  </w:t>
-      </w:r>
-      <w:r>
-        <w:rPr>
-          <w:sz w:val="20"/>
-        </w:rPr>
-        <w:t>提升 ML/CV/NLP 风格学术论文的写作质量，改善段落结构和行文</w:t>
-      </w:r>
-    </w:p>
-    <w:p>
-      <w:pPr>
-        <w:spacing w:before="0" w:after="80"/>
-      </w:pPr>
-      <w:r>
-        <w:rPr>
-          <w:i/>
-          <w:color w:val="3B82F6"/>
-          <w:sz w:val="18"/>
-        </w:rPr>
-        <w:t xml:space="preserve">    触发：要求改进学术论文写作</w:t>
-      </w:r>
-    </w:p>
-    <w:p>
-      <w:pPr>
-        <w:spacing w:before="80" w:after="40"/>
-      </w:pPr>
-      <w:r>
-        <w:rPr>
-          <w:b/>
-          <w:color w:val="0891B2"/>
-          <w:sz w:val="22"/>
-        </w:rPr>
-        <w:t xml:space="preserve">  『paper-writing』  </w:t>
-      </w:r>
-      <w:r>
-        <w:rPr>
-          <w:color w:val="64748B"/>
-          <w:sz w:val="20"/>
-        </w:rPr>
-        <w:t xml:space="preserve">【学术研究与知识管理】  </w:t>
-      </w:r>
-      <w:r>
-        <w:rPr>
-          <w:sz w:val="20"/>
-        </w:rPr>
-        <w:t>学术论文全流程写作：选题、摘要、方法论、实验、结论，支持 LaTeX/Markdown 输出</w:t>
-      </w:r>
-    </w:p>
-    <w:p>
-      <w:pPr>
-        <w:spacing w:before="0" w:after="80"/>
-      </w:pPr>
-      <w:r>
-        <w:rPr>
-          <w:i/>
-          <w:color w:val="3B82F6"/>
-          <w:sz w:val="18"/>
-        </w:rPr>
-        <w:t xml:space="preserve">    触发：要求撰写学术论文、论文写作</w:t>
-      </w:r>
-    </w:p>
-    <w:p>
-      <w:pPr>
-        <w:spacing w:before="80" w:after="40"/>
-      </w:pPr>
-      <w:r>
-        <w:rPr>
-          <w:b/>
-          <w:color w:val="0891B2"/>
-          <w:sz w:val="22"/>
-        </w:rPr>
-        <w:t xml:space="preserve">  『paper-verification』  </w:t>
-      </w:r>
-      <w:r>
-        <w:rPr>
-          <w:color w:val="64748B"/>
-          <w:sz w:val="20"/>
-        </w:rPr>
-        <w:t xml:space="preserve">【学术研究与知识管理】  </w:t>
-      </w:r>
-      <w:r>
-        <w:rPr>
-          <w:sz w:val="20"/>
-        </w:rPr>
-        <w:t>验证论文声明与代码/数据的一致性，审计数字准确性</w:t>
-      </w:r>
-    </w:p>
-    <w:p>
-      <w:pPr>
-        <w:spacing w:before="0" w:after="80"/>
-      </w:pPr>
-      <w:r>
-        <w:rPr>
-          <w:i/>
-          <w:color w:val="3B82F6"/>
-          <w:sz w:val="18"/>
-        </w:rPr>
-        <w:t xml:space="preserve">    触发：要求核实论文声明、审计论文数据</w:t>
-      </w:r>
-    </w:p>
-    <w:p>
-      <w:pPr>
-        <w:spacing w:before="80" w:after="40"/>
-      </w:pPr>
-      <w:r>
-        <w:rPr>
-          <w:b/>
-          <w:color w:val="0891B2"/>
-          <w:sz w:val="22"/>
-        </w:rPr>
-        <w:t xml:space="preserve">  『paperjury』  </w:t>
-      </w:r>
-      <w:r>
-        <w:rPr>
-          <w:color w:val="64748B"/>
-          <w:sz w:val="20"/>
-        </w:rPr>
-        <w:t xml:space="preserve">【学术研究与知识管理】  </w:t>
-      </w:r>
-      <w:r>
-        <w:rPr>
-          <w:sz w:val="20"/>
-        </w:rPr>
-        <w:t>CS 会议论文（CVPR/ACL/NeurIPS 等）的审稿与编辑：直接编辑模式、对抗式审稿模式、自动模式</w:t>
-      </w:r>
-    </w:p>
-    <w:p>
-      <w:pPr>
-        <w:spacing w:before="0" w:after="80"/>
-      </w:pPr>
-      <w:r>
-        <w:rPr>
-          <w:i/>
-          <w:color w:val="3B82F6"/>
-          <w:sz w:val="18"/>
-        </w:rPr>
-        <w:t xml:space="preserve">    触发：要求审稿/评审/编辑 CS 会议论文</w:t>
-      </w:r>
-    </w:p>
-    <w:p>
-      <w:pPr>
-        <w:spacing w:before="80" w:after="40"/>
-      </w:pPr>
-      <w:r>
-        <w:rPr>
-          <w:b/>
-          <w:color w:val="0891B2"/>
-          <w:sz w:val="22"/>
-        </w:rPr>
-        <w:t xml:space="preserve">  『literature-research』  </w:t>
-      </w:r>
-      <w:r>
-        <w:rPr>
-          <w:color w:val="64748B"/>
-          <w:sz w:val="20"/>
-        </w:rPr>
-        <w:t xml:space="preserve">【学术研究与知识管理】  </w:t>
-      </w:r>
-      <w:r>
-        <w:rPr>
-          <w:sz w:val="20"/>
-        </w:rPr>
-        <w:t>系统性文献调研：领域综述、文献缺口识别、相关工作梳理</w:t>
-      </w:r>
-    </w:p>
-    <w:p>
-      <w:pPr>
-        <w:spacing w:before="0" w:after="80"/>
-      </w:pPr>
-      <w:r>
-        <w:rPr>
-          <w:i/>
-          <w:color w:val="3B82F6"/>
-          <w:sz w:val="18"/>
-        </w:rPr>
-        <w:t xml:space="preserve">    触发：要求文献调研、梳理领域文献</w:t>
-      </w:r>
-    </w:p>
-    <w:p>
-      <w:pPr>
-        <w:spacing w:before="80" w:after="40"/>
-      </w:pPr>
-      <w:r>
-        <w:rPr>
-          <w:b/>
-          <w:color w:val="0891B2"/>
-          <w:sz w:val="22"/>
-        </w:rPr>
-        <w:t xml:space="preserve">  『experiment-design』  </w:t>
-      </w:r>
-      <w:r>
-        <w:rPr>
-          <w:color w:val="64748B"/>
-          <w:sz w:val="20"/>
-        </w:rPr>
-        <w:t xml:space="preserve">【学术研究与知识管理】  </w:t>
-      </w:r>
-      <w:r>
-        <w:rPr>
-          <w:sz w:val="20"/>
-        </w:rPr>
-        <w:t>实验设计：消融实验、基线对比、参数敏感性分析的结构化设计</w:t>
-      </w:r>
-    </w:p>
-    <w:p>
-      <w:pPr>
-        <w:spacing w:before="0" w:after="80"/>
-      </w:pPr>
-      <w:r>
-        <w:rPr>
-          <w:i/>
-          <w:color w:val="3B82F6"/>
-          <w:sz w:val="18"/>
-        </w:rPr>
-        <w:t xml:space="preserve">    触发：要求设计实验、消融实验</w:t>
-      </w:r>
-    </w:p>
-    <w:p>
-      <w:pPr>
-        <w:spacing w:before="80" w:after="40"/>
-      </w:pPr>
-      <w:r>
-        <w:rPr>
-          <w:b/>
-          <w:color w:val="0891B2"/>
-          <w:sz w:val="22"/>
-        </w:rPr>
-        <w:t xml:space="preserve">  『reproduce』  </w:t>
-      </w:r>
-      <w:r>
-        <w:rPr>
-          <w:color w:val="64748B"/>
-          <w:sz w:val="20"/>
-        </w:rPr>
-        <w:t xml:space="preserve">【学术研究与知识管理】  </w:t>
-      </w:r>
-      <w:r>
-        <w:rPr>
-          <w:sz w:val="20"/>
-        </w:rPr>
-        <w:t>从 arXiv URL 到完整复现：代码获取、数据准备、冒烟测试、复现实验</w:t>
-      </w:r>
-    </w:p>
-    <w:p>
-      <w:pPr>
-        <w:spacing w:before="0" w:after="80"/>
-      </w:pPr>
-      <w:r>
-        <w:rPr>
-          <w:i/>
-          <w:color w:val="3B82F6"/>
-          <w:sz w:val="18"/>
-        </w:rPr>
-        <w:t xml:space="preserve">    触发：要求复现论文、跑通论文代码</w:t>
-      </w:r>
-    </w:p>
-    <w:p>
-      <w:pPr>
-        <w:spacing w:before="80" w:after="40"/>
-      </w:pPr>
-      <w:r>
-        <w:rPr>
-          <w:b/>
-          <w:color w:val="0891B2"/>
-          <w:sz w:val="22"/>
-        </w:rPr>
-        <w:t xml:space="preserve">  『compare』  </w:t>
-      </w:r>
-      <w:r>
-        <w:rPr>
-          <w:color w:val="64748B"/>
-          <w:sz w:val="20"/>
-        </w:rPr>
-        <w:t xml:space="preserve">【学术研究与知识管理】  </w:t>
-      </w:r>
-      <w:r>
-        <w:rPr>
-          <w:sz w:val="20"/>
-        </w:rPr>
-        <w:t>同阶段训练任务对比（wandb/neptune/tensorboard/mlflow），对齐到学生当前步数</w:t>
-      </w:r>
-    </w:p>
-    <w:p>
-      <w:pPr>
-        <w:spacing w:before="0" w:after="80"/>
-      </w:pPr>
-      <w:r>
-        <w:rPr>
-          <w:i/>
-          <w:color w:val="3B82F6"/>
-          <w:sz w:val="18"/>
-        </w:rPr>
-        <w:t xml:space="preserve">    触发：要求对比训练任务、实验对比</w:t>
-      </w:r>
-    </w:p>
-    <w:p>
-      <w:pPr>
-        <w:spacing w:before="80" w:after="40"/>
-      </w:pPr>
-      <w:r>
-        <w:rPr>
-          <w:b/>
-          <w:color w:val="0891B2"/>
-          <w:sz w:val="22"/>
-        </w:rPr>
-        <w:t xml:space="preserve">  『dataset-curation』  </w:t>
-      </w:r>
-      <w:r>
-        <w:rPr>
-          <w:color w:val="64748B"/>
-          <w:sz w:val="20"/>
-        </w:rPr>
-        <w:t xml:space="preserve">【学术研究与知识管理】  </w:t>
-      </w:r>
-      <w:r>
-        <w:rPr>
-          <w:sz w:val="20"/>
-        </w:rPr>
-        <w:t>数据集分析、偏差检测、分层采样、公平性评估</w:t>
-      </w:r>
-    </w:p>
-    <w:p>
-      <w:pPr>
-        <w:spacing w:before="0" w:after="80"/>
-      </w:pPr>
-      <w:r>
-        <w:rPr>
-          <w:i/>
-          <w:color w:val="3B82F6"/>
-          <w:sz w:val="18"/>
-        </w:rPr>
-        <w:t xml:space="preserve">    触发：要求分析数据集偏差、创建分层样本</w:t>
-      </w:r>
-    </w:p>
-    <w:p>
-      <w:pPr>
-        <w:spacing w:before="80" w:after="40"/>
-      </w:pPr>
-      <w:r>
-        <w:rPr>
-          <w:b/>
-          <w:color w:val="0891B2"/>
-          <w:sz w:val="22"/>
-        </w:rPr>
-        <w:t xml:space="preserve">  『research-publishing』  </w:t>
-      </w:r>
-      <w:r>
-        <w:rPr>
-          <w:color w:val="64748B"/>
-          <w:sz w:val="20"/>
-        </w:rPr>
-        <w:t xml:space="preserve">【学术研究与知识管理】  </w:t>
-      </w:r>
-      <w:r>
-        <w:rPr>
-          <w:sz w:val="20"/>
-        </w:rPr>
-        <w:t>论文投稿发表全流程：开源代码准备、可复现性保障、论文发表</w:t>
-      </w:r>
-    </w:p>
-    <w:p>
-      <w:pPr>
-        <w:spacing w:before="0" w:after="80"/>
-      </w:pPr>
-      <w:r>
-        <w:rPr>
-          <w:i/>
-          <w:color w:val="3B82F6"/>
-          <w:sz w:val="18"/>
-        </w:rPr>
-        <w:t xml:space="preserve">    触发：要求准备论文开源代码、发表论文</w:t>
-      </w:r>
-    </w:p>
-    <w:p>
-      <w:pPr>
-        <w:spacing w:before="80" w:after="40"/>
-      </w:pPr>
-      <w:r>
-        <w:rPr>
-          <w:b/>
-          <w:color w:val="0891B2"/>
-          <w:sz w:val="22"/>
-        </w:rPr>
-        <w:t xml:space="preserve">  『reviewer-defense』  </w:t>
-      </w:r>
-      <w:r>
-        <w:rPr>
-          <w:color w:val="64748B"/>
-          <w:sz w:val="20"/>
-        </w:rPr>
-        <w:t xml:space="preserve">【学术研究与知识管理】  </w:t>
-      </w:r>
-      <w:r>
-        <w:rPr>
-          <w:sz w:val="20"/>
-        </w:rPr>
-        <w:t>预判审稿人问题、选择最强消融实验、准备答辩材料</w:t>
-      </w:r>
-    </w:p>
-    <w:p>
-      <w:pPr>
-        <w:spacing w:before="0" w:after="80"/>
-      </w:pPr>
-      <w:r>
-        <w:rPr>
-          <w:i/>
-          <w:color w:val="3B82F6"/>
-          <w:sz w:val="18"/>
-        </w:rPr>
-        <w:t xml:space="preserve">    触发：要求准备审稿答辩、预判审稿人问题</w:t>
-      </w:r>
-    </w:p>
-    <w:p>
-      <w:pPr>
-        <w:spacing w:before="80" w:after="40"/>
-      </w:pPr>
-      <w:r>
-        <w:rPr>
-          <w:b/>
-          <w:color w:val="0891B2"/>
-          <w:sz w:val="22"/>
-        </w:rPr>
-        <w:t xml:space="preserve">  『latex-setup』  </w:t>
-      </w:r>
-      <w:r>
-        <w:rPr>
-          <w:color w:val="64748B"/>
-          <w:sz w:val="20"/>
-        </w:rPr>
-        <w:t xml:space="preserve">【学术研究与知识管理】  </w:t>
-      </w:r>
-      <w:r>
-        <w:rPr>
-          <w:sz w:val="20"/>
-        </w:rPr>
-        <w:t>LaTeX 环境搭建与排错：biber/bibtex 选择、模板配置、编译问题排查</w:t>
-      </w:r>
-    </w:p>
-    <w:p>
-      <w:pPr>
-        <w:spacing w:before="0" w:after="80"/>
-      </w:pPr>
-      <w:r>
-        <w:rPr>
-          <w:i/>
-          <w:color w:val="3B82F6"/>
-          <w:sz w:val="18"/>
-        </w:rPr>
-        <w:t xml:space="preserve">    触发：要求搭建/排错 LaTeX 环境</w:t>
-      </w:r>
-    </w:p>
-    <w:p>
-      <w:pPr>
-        <w:spacing w:before="80" w:after="40"/>
-      </w:pPr>
-      <w:r>
-        <w:rPr>
-          <w:b/>
-          <w:color w:val="0891B2"/>
-          <w:sz w:val="22"/>
-        </w:rPr>
-        <w:t xml:space="preserve">  『launch』  </w:t>
-      </w:r>
-      <w:r>
-        <w:rPr>
-          <w:color w:val="64748B"/>
-          <w:sz w:val="20"/>
-        </w:rPr>
-        <w:t xml:space="preserve">【学术研究与知识管理】  </w:t>
-      </w:r>
-      <w:r>
-        <w:rPr>
-          <w:sz w:val="20"/>
-        </w:rPr>
-        <w:t>ML 训练任务预飞行检查清单：配置 diff、任务命名、路径验证、监控设置、重启清理</w:t>
-      </w:r>
-    </w:p>
-    <w:p>
-      <w:pPr>
-        <w:spacing w:before="0" w:after="80"/>
-      </w:pPr>
-      <w:r>
-        <w:rPr>
-          <w:i/>
-          <w:color w:val="3B82F6"/>
-          <w:sz w:val="18"/>
-        </w:rPr>
-        <w:t xml:space="preserve">    触发：要求启动/启动 ML 训练任务</w:t>
-      </w:r>
-    </w:p>
-    <w:p>
-      <w:pPr>
-        <w:spacing w:before="80" w:after="40"/>
-      </w:pPr>
-      <w:r>
-        <w:rPr>
-          <w:b/>
-          <w:color w:val="0891B2"/>
-          <w:sz w:val="22"/>
-        </w:rPr>
-        <w:t xml:space="preserve">  『tutor』  </w:t>
-      </w:r>
-      <w:r>
-        <w:rPr>
-          <w:color w:val="64748B"/>
-          <w:sz w:val="20"/>
-        </w:rPr>
-        <w:t xml:space="preserve">【学术研究与知识管理】  </w:t>
-      </w:r>
-      <w:r>
-        <w:rPr>
-          <w:sz w:val="20"/>
-        </w:rPr>
-        <w:t>知识辅导与测验：根据 Obsidian 笔记生成测验题，交互式学习效果检验</w:t>
-      </w:r>
-    </w:p>
-    <w:p>
-      <w:pPr>
-        <w:spacing w:before="0" w:after="80"/>
-      </w:pPr>
-      <w:r>
-        <w:rPr>
-          <w:i/>
-          <w:color w:val="3B82F6"/>
-          <w:sz w:val="18"/>
-        </w:rPr>
-        <w:t xml:space="preserve">    触发：要求知识测验、学习检验</w:t>
-      </w:r>
-    </w:p>
-    <w:p>
-      <w:pPr>
-        <w:spacing w:before="80" w:after="40"/>
-      </w:pPr>
-      <w:r>
-        <w:rPr>
-          <w:b/>
-          <w:color w:val="0891B2"/>
-          <w:sz w:val="22"/>
-        </w:rPr>
-        <w:t xml:space="preserve">  『tutor-setup』  </w:t>
-      </w:r>
-      <w:r>
-        <w:rPr>
-          <w:color w:val="64748B"/>
-          <w:sz w:val="20"/>
-        </w:rPr>
-        <w:t xml:space="preserve">【学术研究与知识管理】  </w:t>
-      </w:r>
-      <w:r>
-        <w:rPr>
-          <w:sz w:val="20"/>
-        </w:rPr>
-        <w:t>Obsidian 学习库初始化：代码库/文档转知识管理，含质量检查清单</w:t>
-      </w:r>
-    </w:p>
-    <w:p>
-      <w:pPr>
-        <w:spacing w:before="0" w:after="80"/>
-      </w:pPr>
-      <w:r>
-        <w:rPr>
-          <w:i/>
-          <w:color w:val="3B82F6"/>
-          <w:sz w:val="18"/>
-        </w:rPr>
-        <w:t xml:space="preserve">    触发：要求初始化学习库、导入知识源</w:t>
-      </w:r>
-    </w:p>
-    <w:p>
-      <w:pPr>
-        <w:spacing w:before="80" w:after="40"/>
-      </w:pPr>
-      <w:r>
-        <w:rPr>
-          <w:b/>
-          <w:color w:val="0891B2"/>
-          <w:sz w:val="22"/>
-        </w:rPr>
-        <w:t xml:space="preserve">  『3-statement-model』  </w:t>
-      </w:r>
-      <w:r>
-        <w:rPr>
-          <w:color w:val="64748B"/>
-          <w:sz w:val="20"/>
-        </w:rPr>
-        <w:t xml:space="preserve">【学术研究与知识管理】  </w:t>
-      </w:r>
-      <w:r>
-        <w:rPr>
-          <w:sz w:val="20"/>
-        </w:rPr>
-        <w:t>完成和填充三表财务模型模板（利润表、资产负债表、现金流量表）</w:t>
-      </w:r>
-    </w:p>
-    <w:p>
-      <w:pPr>
-        <w:spacing w:before="0" w:after="80"/>
-      </w:pPr>
-      <w:r>
-        <w:rPr>
-          <w:i/>
-          <w:color w:val="3B82F6"/>
-          <w:sz w:val="18"/>
-        </w:rPr>
-        <w:t xml:space="preserve">    触发：要求填写/完成财务模型模板</w:t>
-      </w:r>
-    </w:p>
-    <w:p>
-      <w:pPr>
-        <w:spacing w:before="80" w:after="40"/>
-      </w:pPr>
-      <w:r>
-        <w:rPr>
-          <w:b/>
-          <w:color w:val="0891B2"/>
-          <w:sz w:val="22"/>
-        </w:rPr>
-        <w:t xml:space="preserve">  『obsidian-cli』  </w:t>
-      </w:r>
-      <w:r>
-        <w:rPr>
-          <w:color w:val="64748B"/>
-          <w:sz w:val="20"/>
-        </w:rPr>
-        <w:t xml:space="preserve">【学术研究与知识管理】  </w:t>
-      </w:r>
-      <w:r>
-        <w:rPr>
-          <w:sz w:val="20"/>
-        </w:rPr>
-        <w:t>使用 Obsidian CLI 读取、创建、搜索和管理笔记、任务</w:t>
-      </w:r>
-    </w:p>
-    <w:p>
-      <w:pPr>
-        <w:spacing w:before="0" w:after="80"/>
-      </w:pPr>
-      <w:r>
-        <w:rPr>
-          <w:i/>
-          <w:color w:val="3B82F6"/>
-          <w:sz w:val="18"/>
-        </w:rPr>
-        <w:t xml:space="preserve">    触发：要求操作 Obsidian 笔记库</w:t>
-      </w:r>
-    </w:p>
-    <w:p>
-      <w:pPr>
-        <w:spacing w:before="80" w:after="40"/>
-      </w:pPr>
-      <w:r>
-        <w:rPr>
-          <w:b/>
-          <w:color w:val="0891B2"/>
-          <w:sz w:val="22"/>
-        </w:rPr>
-        <w:t xml:space="preserve">  『obsidian-bases』  </w:t>
-      </w:r>
-      <w:r>
-        <w:rPr>
-          <w:color w:val="64748B"/>
-          <w:sz w:val="20"/>
-        </w:rPr>
-        <w:t xml:space="preserve">【学术研究与知识管理】  </w:t>
-      </w:r>
-      <w:r>
-        <w:rPr>
-          <w:sz w:val="20"/>
-        </w:rPr>
-        <w:t>创建和编辑 Obsidian Bases（.base 文件），含视图、过滤器、公式和摘要</w:t>
-      </w:r>
-    </w:p>
-    <w:p>
-      <w:pPr>
-        <w:spacing w:before="0" w:after="80"/>
-      </w:pPr>
-      <w:r>
-        <w:rPr>
-          <w:i/>
-          <w:color w:val="3B82F6"/>
-          <w:sz w:val="18"/>
-        </w:rPr>
-        <w:t xml:space="preserve">    触发：要求创建 Obsidian Base 视图</w:t>
-      </w:r>
-    </w:p>
-    <w:p>
-      <w:pPr>
-        <w:spacing w:before="80" w:after="40"/>
-      </w:pPr>
-      <w:r>
-        <w:rPr>
-          <w:b/>
-          <w:color w:val="0891B2"/>
-          <w:sz w:val="22"/>
-        </w:rPr>
-        <w:t xml:space="preserve">  『obsidian-markdown』  </w:t>
-      </w:r>
-      <w:r>
-        <w:rPr>
-          <w:color w:val="64748B"/>
-          <w:sz w:val="20"/>
-        </w:rPr>
-        <w:t xml:space="preserve">【学术研究与知识管理】  </w:t>
-      </w:r>
-      <w:r>
-        <w:rPr>
-          <w:sz w:val="20"/>
-        </w:rPr>
-        <w:t>创建和编辑 Obsidian 风格 Markdown，含 wikilinks、嵌入、标注、属性等</w:t>
-      </w:r>
-    </w:p>
-    <w:p>
-      <w:pPr>
-        <w:spacing w:before="0" w:after="80"/>
-      </w:pPr>
-      <w:r>
-        <w:rPr>
-          <w:i/>
-          <w:color w:val="3B82F6"/>
-          <w:sz w:val="18"/>
-        </w:rPr>
-        <w:t xml:space="preserve">    触发：要求编辑 Obsidian Markdown</w:t>
-      </w:r>
-    </w:p>
-    <w:p>
-      <w:pPr>
-        <w:spacing w:before="80" w:after="40"/>
-      </w:pPr>
-      <w:r>
-        <w:rPr>
-          <w:b/>
-          <w:color w:val="0891B2"/>
-          <w:sz w:val="22"/>
-        </w:rPr>
-        <w:t xml:space="preserve">  『obsidian-canvas-creator』  </w:t>
-      </w:r>
-      <w:r>
-        <w:rPr>
-          <w:color w:val="64748B"/>
-          <w:sz w:val="20"/>
-        </w:rPr>
-        <w:t xml:space="preserve">【学术研究与知识管理】  </w:t>
-      </w:r>
-      <w:r>
-        <w:rPr>
-          <w:sz w:val="20"/>
-        </w:rPr>
-        <w:t>从文字内容创建 Obsidian Canvas 文件，支持思维导图和自由布局</w:t>
-      </w:r>
-    </w:p>
-    <w:p>
-      <w:pPr>
-        <w:spacing w:before="0" w:after="80"/>
-      </w:pPr>
-      <w:r>
-        <w:rPr>
-          <w:i/>
-          <w:color w:val="3B82F6"/>
-          <w:sz w:val="18"/>
-        </w:rPr>
-        <w:t xml:space="preserve">    触发：要求创建 Canvas 画布、思维导图</w:t>
-      </w:r>
-    </w:p>
-    <w:p>
-      <w:pPr>
-        <w:spacing w:before="80" w:after="40"/>
-      </w:pPr>
-      <w:r>
-        <w:rPr>
-          <w:b/>
-          <w:color w:val="0891B2"/>
-          <w:sz w:val="22"/>
-        </w:rPr>
-        <w:t xml:space="preserve">  『json-canvas』  </w:t>
-      </w:r>
-      <w:r>
-        <w:rPr>
-          <w:color w:val="64748B"/>
-          <w:sz w:val="20"/>
-        </w:rPr>
-        <w:t xml:space="preserve">【学术研究与知识管理】  </w:t>
-      </w:r>
-      <w:r>
-        <w:rPr>
-          <w:sz w:val="20"/>
-        </w:rPr>
-        <w:t>创建和编辑 JSON Canvas 文件（.canvas），含节点、边、组和连接</w:t>
-      </w:r>
-    </w:p>
-    <w:p>
-      <w:pPr>
-        <w:spacing w:before="0" w:after="80"/>
-      </w:pPr>
-      <w:r>
-        <w:rPr>
-          <w:i/>
-          <w:color w:val="3B82F6"/>
-          <w:sz w:val="18"/>
-        </w:rPr>
-        <w:t xml:space="preserve">    触发：要求创建 JSON Canvas</w:t>
-      </w:r>
-    </w:p>
-    <w:p>
-      <w:r>
-        <w:rPr>
-          <w:b/>
-          <w:color w:val="1D4ED8"/>
-          <w:sz w:val="24"/>
-        </w:rPr>
-        <w:t>▶ 专业工具集成</w:t>
-      </w:r>
-    </w:p>
-    <w:p>
-      <w:pPr>
-        <w:spacing w:before="80" w:after="40"/>
-      </w:pPr>
-      <w:r>
-        <w:rPr>
-          <w:b/>
-          <w:color w:val="0891B2"/>
-          <w:sz w:val="22"/>
-        </w:rPr>
-        <w:t xml:space="preserve">  『cli-anything-photoshop』  </w:t>
-      </w:r>
-      <w:r>
-        <w:rPr>
-          <w:color w:val="64748B"/>
-          <w:sz w:val="20"/>
-        </w:rPr>
-        <w:t xml:space="preserve">【专业工具集成】  </w:t>
-      </w:r>
-      <w:r>
-        <w:rPr>
-          <w:sz w:val="20"/>
-        </w:rPr>
-        <w:t>通过 COM 自动化操控 Adobe Photoshop：项目管理、图层操作、选区控制、文字编辑、图像调整、多格式导出</w:t>
-      </w:r>
-    </w:p>
-    <w:p>
-      <w:pPr>
-        <w:spacing w:before="0" w:after="80"/>
-      </w:pPr>
-      <w:r>
-        <w:rPr>
-          <w:i/>
-          <w:color w:val="3B82F6"/>
-          <w:sz w:val="18"/>
-        </w:rPr>
-        <w:t xml:space="preserve">    触发：要求操控 Photoshop</w:t>
-      </w:r>
-    </w:p>
-    <w:p>
-      <w:pPr>
-        <w:spacing w:before="80" w:after="40"/>
-      </w:pPr>
-      <w:r>
-        <w:rPr>
-          <w:b/>
-          <w:color w:val="0891B2"/>
-          <w:sz w:val="22"/>
-        </w:rPr>
-        <w:t xml:space="preserve">  『cli-anything-zotero』  </w:t>
-      </w:r>
-      <w:r>
-        <w:rPr>
-          <w:color w:val="64748B"/>
-          <w:sz w:val="20"/>
-        </w:rPr>
-        <w:t xml:space="preserve">【专业工具集成】  </w:t>
-      </w:r>
-      <w:r>
-        <w:rPr>
-          <w:sz w:val="20"/>
-        </w:rPr>
-        <w:t>Zotero CLI — 文献管理、引用、学术搜索，通过 COM 自动化操控 Zotero 本地数据</w:t>
-      </w:r>
-    </w:p>
-    <w:p>
-      <w:pPr>
-        <w:spacing w:before="0" w:after="80"/>
-      </w:pPr>
-      <w:r>
-        <w:rPr>
-          <w:i/>
-          <w:color w:val="3B82F6"/>
-          <w:sz w:val="18"/>
-        </w:rPr>
-        <w:t xml:space="preserve">    触发：要求操控 Zotero</w:t>
-      </w:r>
-    </w:p>
-    <w:p>
-      <w:pPr>
-        <w:spacing w:before="80" w:after="40"/>
-      </w:pPr>
-      <w:r>
-        <w:rPr>
-          <w:b/>
-          <w:color w:val="0891B2"/>
-          <w:sz w:val="22"/>
-        </w:rPr>
-        <w:t xml:space="preserve">  『codex-windows-fast-patch』  </w:t>
-      </w:r>
-      <w:r>
-        <w:rPr>
-          <w:color w:val="64748B"/>
-          <w:sz w:val="20"/>
-        </w:rPr>
-        <w:t xml:space="preserve">【专业工具集成】  </w:t>
-      </w:r>
-      <w:r>
-        <w:rPr>
-          <w:sz w:val="20"/>
-        </w:rPr>
-        <w:t>修复和重新应用 Windows Codex Desktop 升级后的自定义配置</w:t>
-      </w:r>
-    </w:p>
-    <w:p>
-      <w:pPr>
-        <w:spacing w:before="0" w:after="80"/>
-      </w:pPr>
-      <w:r>
-        <w:rPr>
-          <w:i/>
-          <w:color w:val="3B82F6"/>
-          <w:sz w:val="18"/>
-        </w:rPr>
-        <w:t xml:space="preserve">    触发：Codex Desktop 需要修复</w:t>
-      </w:r>
-    </w:p>
-    <w:p>
-      <w:pPr>
-        <w:spacing w:before="80" w:after="40"/>
-      </w:pPr>
-      <w:r>
-        <w:rPr>
-          <w:b/>
-          <w:color w:val="0891B2"/>
-          <w:sz w:val="22"/>
-        </w:rPr>
-        <w:t xml:space="preserve">  『mcp-builder』  </w:t>
-      </w:r>
-      <w:r>
-        <w:rPr>
-          <w:color w:val="64748B"/>
-          <w:sz w:val="20"/>
-        </w:rPr>
-        <w:t xml:space="preserve">【专业工具集成】  </w:t>
-      </w:r>
-      <w:r>
-        <w:rPr>
-          <w:sz w:val="20"/>
-        </w:rPr>
-        <w:t>创建高质量 MCP（Model Context Protocol）服务器的指南，使 LLM 能与工具和数据源互动</w:t>
-      </w:r>
-    </w:p>
-    <w:p>
-      <w:pPr>
-        <w:spacing w:before="0" w:after="80"/>
-      </w:pPr>
-      <w:r>
-        <w:rPr>
-          <w:i/>
-          <w:color w:val="3B82F6"/>
-          <w:sz w:val="18"/>
-        </w:rPr>
-        <w:t xml:space="preserve">    触发：要求创建 MCP 服务器</w:t>
-      </w:r>
-    </w:p>
-    <w:p>
-      <w:pPr>
-        <w:pStyle w:val="Heading1"/>
-      </w:pPr>
-      <w:r>
-        <w:t>七、P5 专业（共 11 个技能）</w:t>
-      </w:r>
-    </w:p>
-    <w:p>
-      <w:r>
-        <w:rPr>
-          <w:b/>
-          <w:color w:val="1D4ED8"/>
-          <w:sz w:val="24"/>
-        </w:rPr>
-        <w:t>▶ 高级开发与设计</w:t>
-      </w:r>
-    </w:p>
-    <w:p>
-      <w:pPr>
-        <w:spacing w:before="80" w:after="40"/>
-      </w:pPr>
-      <w:r>
-        <w:rPr>
-          <w:b/>
-          <w:color w:val="64748B"/>
-          <w:sz w:val="22"/>
-        </w:rPr>
-        <w:t xml:space="preserve">  『frontend-design』  </w:t>
-      </w:r>
-      <w:r>
-        <w:rPr>
-          <w:color w:val="64748B"/>
-          <w:sz w:val="20"/>
-        </w:rPr>
-        <w:t xml:space="preserve">【高级开发与设计】  </w:t>
-      </w:r>
-      <w:r>
-        <w:rPr>
-          <w:sz w:val="20"/>
-        </w:rPr>
-        <w:t>创建独特的、生产级的前端界面，具有高设计质量</w:t>
-      </w:r>
-    </w:p>
-    <w:p>
-      <w:pPr>
-        <w:spacing w:before="0" w:after="80"/>
-      </w:pPr>
-      <w:r>
-        <w:rPr>
-          <w:i/>
-          <w:color w:val="3B82F6"/>
-          <w:sz w:val="18"/>
-        </w:rPr>
-        <w:t xml:space="preserve">    触发：要求创建前端界面</w:t>
-      </w:r>
-    </w:p>
-    <w:p>
-      <w:pPr>
-        <w:spacing w:before="80" w:after="40"/>
-      </w:pPr>
-      <w:r>
-        <w:rPr>
-          <w:b/>
-          <w:color w:val="64748B"/>
-          <w:sz w:val="22"/>
-        </w:rPr>
-        <w:t xml:space="preserve">  『web-artifacts-builder』  </w:t>
-      </w:r>
-      <w:r>
-        <w:rPr>
-          <w:color w:val="64748B"/>
-          <w:sz w:val="20"/>
-        </w:rPr>
-        <w:t xml:space="preserve">【高级开发与设计】  </w:t>
-      </w:r>
-      <w:r>
-        <w:rPr>
-          <w:sz w:val="20"/>
-        </w:rPr>
-        <w:t>使用现代前端技术创建精致的多组件 HTML 件</w:t>
-      </w:r>
-    </w:p>
-    <w:p>
-      <w:pPr>
-        <w:spacing w:before="0" w:after="80"/>
-      </w:pPr>
-      <w:r>
-        <w:rPr>
-          <w:i/>
-          <w:color w:val="3B82F6"/>
-          <w:sz w:val="18"/>
-        </w:rPr>
-        <w:t xml:space="preserve">    触发：要求创建 HTML 件</w:t>
-      </w:r>
-    </w:p>
-    <w:p>
-      <w:pPr>
-        <w:spacing w:before="80" w:after="40"/>
-      </w:pPr>
-      <w:r>
-        <w:rPr>
-          <w:b/>
-          <w:color w:val="64748B"/>
-          <w:sz w:val="22"/>
-        </w:rPr>
-        <w:t xml:space="preserve">  『claude-api』  </w:t>
-      </w:r>
-      <w:r>
-        <w:rPr>
-          <w:color w:val="64748B"/>
-          <w:sz w:val="20"/>
-        </w:rPr>
-        <w:t xml:space="preserve">【高级开发与设计】  </w:t>
-      </w:r>
-      <w:r>
-        <w:rPr>
-          <w:sz w:val="20"/>
-        </w:rPr>
-        <w:t>使用 Claude API 或 Anthropic SDK 构建应用</w:t>
-      </w:r>
-    </w:p>
-    <w:p>
-      <w:pPr>
-        <w:spacing w:before="0" w:after="80"/>
-      </w:pPr>
-      <w:r>
-        <w:rPr>
-          <w:i/>
-          <w:color w:val="3B82F6"/>
-          <w:sz w:val="18"/>
-        </w:rPr>
-        <w:t xml:space="preserve">    触发：代码导入 anthropic SDK</w:t>
-      </w:r>
-    </w:p>
-    <w:p>
-      <w:pPr>
-        <w:spacing w:before="80" w:after="40"/>
-      </w:pPr>
-      <w:r>
-        <w:rPr>
-          <w:b/>
-          <w:color w:val="64748B"/>
-          <w:sz w:val="22"/>
-        </w:rPr>
-        <w:t xml:space="preserve">  『algorithmic-art』  </w:t>
-      </w:r>
-      <w:r>
-        <w:rPr>
-          <w:color w:val="64748B"/>
-          <w:sz w:val="20"/>
-        </w:rPr>
-        <w:t xml:space="preserve">【高级开发与设计】  </w:t>
-      </w:r>
-      <w:r>
-        <w:rPr>
-          <w:sz w:val="20"/>
-        </w:rPr>
-        <w:t>使用 p5.js 创建带种子随机性和交互参数探索的算法艺术</w:t>
-      </w:r>
-    </w:p>
-    <w:p>
-      <w:pPr>
-        <w:spacing w:before="0" w:after="80"/>
-      </w:pPr>
-      <w:r>
-        <w:rPr>
-          <w:i/>
-          <w:color w:val="3B82F6"/>
-          <w:sz w:val="18"/>
-        </w:rPr>
-        <w:t xml:space="preserve">    触发：要求创建算法艺术</w:t>
-      </w:r>
-    </w:p>
-    <w:p>
-      <w:pPr>
-        <w:spacing w:before="80" w:after="40"/>
-      </w:pPr>
-      <w:r>
-        <w:rPr>
-          <w:b/>
-          <w:color w:val="64748B"/>
-          <w:sz w:val="22"/>
-        </w:rPr>
-        <w:t xml:space="preserve">  『canvas-design』  </w:t>
-      </w:r>
-      <w:r>
-        <w:rPr>
-          <w:color w:val="64748B"/>
-          <w:sz w:val="20"/>
-        </w:rPr>
-        <w:t xml:space="preserve">【高级开发与设计】  </w:t>
-      </w:r>
-      <w:r>
-        <w:rPr>
-          <w:sz w:val="20"/>
-        </w:rPr>
-        <w:t>使用设计哲学在 .png 和 .pdf 文档中创建美丽的视觉艺术</w:t>
-      </w:r>
-    </w:p>
-    <w:p>
-      <w:pPr>
-        <w:spacing w:before="0" w:after="80"/>
-      </w:pPr>
-      <w:r>
-        <w:rPr>
-          <w:i/>
-          <w:color w:val="3B82F6"/>
-          <w:sz w:val="18"/>
-        </w:rPr>
-        <w:t xml:space="preserve">    触发：要求创建视觉艺术作品</w:t>
-      </w:r>
-    </w:p>
-    <w:p>
-      <w:pPr>
-        <w:spacing w:before="80" w:after="40"/>
-      </w:pPr>
-      <w:r>
-        <w:rPr>
-          <w:b/>
-          <w:color w:val="64748B"/>
-          <w:sz w:val="22"/>
-        </w:rPr>
-        <w:t xml:space="preserve">  『brand-guidelines』  </w:t>
-      </w:r>
-      <w:r>
-        <w:rPr>
-          <w:color w:val="64748B"/>
-          <w:sz w:val="20"/>
-        </w:rPr>
-        <w:t xml:space="preserve">【高级开发与设计】  </w:t>
-      </w:r>
-      <w:r>
-        <w:rPr>
-          <w:sz w:val="20"/>
-        </w:rPr>
-        <w:t>应用 Anthropic 官方品牌颜色和排版到各类作品</w:t>
-      </w:r>
-    </w:p>
-    <w:p>
-      <w:pPr>
-        <w:spacing w:before="0" w:after="80"/>
-      </w:pPr>
-      <w:r>
-        <w:rPr>
-          <w:i/>
-          <w:color w:val="3B82F6"/>
-          <w:sz w:val="18"/>
-        </w:rPr>
-        <w:t xml:space="preserve">    触发：要求应用品牌指南</w:t>
-      </w:r>
-    </w:p>
-    <w:p>
-      <w:pPr>
-        <w:spacing w:before="80" w:after="40"/>
-      </w:pPr>
-      <w:r>
-        <w:rPr>
-          <w:b/>
-          <w:color w:val="64748B"/>
-          <w:sz w:val="22"/>
-        </w:rPr>
-        <w:t xml:space="preserve">  『theme-factory』  </w:t>
-      </w:r>
-      <w:r>
-        <w:rPr>
-          <w:color w:val="64748B"/>
-          <w:sz w:val="20"/>
-        </w:rPr>
-        <w:t xml:space="preserve">【高级开发与设计】  </w:t>
-      </w:r>
-      <w:r>
-        <w:rPr>
-          <w:sz w:val="20"/>
-        </w:rPr>
-        <w:t>为幻灯片、文档、报告、HTML 等作品应用主题样式</w:t>
-      </w:r>
-    </w:p>
-    <w:p>
-      <w:pPr>
-        <w:spacing w:before="0" w:after="80"/>
-      </w:pPr>
-      <w:r>
-        <w:rPr>
-          <w:i/>
-          <w:color w:val="3B82F6"/>
-          <w:sz w:val="18"/>
-        </w:rPr>
-        <w:t xml:space="preserve">    触发：要求为作品应用主题</w:t>
-      </w:r>
-    </w:p>
-    <w:p>
-      <w:pPr>
-        <w:spacing w:before="80" w:after="40"/>
-      </w:pPr>
-      <w:r>
-        <w:rPr>
-          <w:b/>
-          <w:color w:val="64748B"/>
-          <w:sz w:val="22"/>
-        </w:rPr>
-        <w:t xml:space="preserve">  『slack-gif-creator』  </w:t>
-      </w:r>
-      <w:r>
-        <w:rPr>
-          <w:color w:val="64748B"/>
-          <w:sz w:val="20"/>
-        </w:rPr>
-        <w:t xml:space="preserve">【高级开发与设计】  </w:t>
-      </w:r>
-      <w:r>
-        <w:rPr>
-          <w:sz w:val="20"/>
-        </w:rPr>
-        <w:t>创建为 Slack 优化的动画 GIF</w:t>
-      </w:r>
-    </w:p>
-    <w:p>
-      <w:pPr>
-        <w:spacing w:before="0" w:after="80"/>
-      </w:pPr>
-      <w:r>
-        <w:rPr>
-          <w:i/>
-          <w:color w:val="3B82F6"/>
-          <w:sz w:val="18"/>
-        </w:rPr>
-        <w:t xml:space="preserve">    触发：要求创建 Slack GIF</w:t>
-      </w:r>
-    </w:p>
-    <w:p>
-      <w:pPr>
-        <w:spacing w:before="80" w:after="40"/>
-      </w:pPr>
-      <w:r>
-        <w:rPr>
-          <w:b/>
-          <w:color w:val="64748B"/>
-          <w:sz w:val="22"/>
-        </w:rPr>
-        <w:t xml:space="preserve">  『gpt-image-2』  </w:t>
-      </w:r>
-      <w:r>
-        <w:rPr>
-          <w:color w:val="64748B"/>
-          <w:sz w:val="20"/>
-        </w:rPr>
-        <w:t xml:space="preserve">【高级开发与设计】  </w:t>
-      </w:r>
-      <w:r>
-        <w:rPr>
-          <w:sz w:val="20"/>
-        </w:rPr>
-        <w:t>面向 GPT Image 2 的图像生成/编辑：Garden 本地出图、Host-Native 委托出图、Advisor 纯提示词顾问</w:t>
-      </w:r>
-    </w:p>
-    <w:p>
-      <w:pPr>
-        <w:spacing w:before="0" w:after="80"/>
-      </w:pPr>
-      <w:r>
-        <w:rPr>
-          <w:i/>
-          <w:color w:val="3B82F6"/>
-          <w:sz w:val="18"/>
-        </w:rPr>
-        <w:t xml:space="preserve">    触发：要求生成/编辑图像</w:t>
-      </w:r>
-    </w:p>
-    <w:p>
-      <w:r>
-        <w:rPr>
-          <w:b/>
-          <w:color w:val="1D4ED8"/>
-          <w:sz w:val="24"/>
-        </w:rPr>
-        <w:t>▶ 数据与 API 集成</w:t>
-      </w:r>
-    </w:p>
-    <w:p>
-      <w:pPr>
-        <w:spacing w:before="80" w:after="40"/>
-      </w:pPr>
-      <w:r>
-        <w:rPr>
-          <w:b/>
-          <w:color w:val="64748B"/>
-          <w:sz w:val="22"/>
-        </w:rPr>
-        <w:t xml:space="preserve">  『preset-cortex-agents』  </w:t>
-      </w:r>
-      <w:r>
-        <w:rPr>
-          <w:color w:val="64748B"/>
-          <w:sz w:val="20"/>
-        </w:rPr>
-        <w:t xml:space="preserve">【数据与 API 集成】  </w:t>
-      </w:r>
-      <w:r>
-        <w:rPr>
-          <w:sz w:val="20"/>
-        </w:rPr>
-        <w:t>使用 Snowflake Cortex Agent REST 和 SQL API 管理和运行 agents</w:t>
-      </w:r>
-    </w:p>
-    <w:p>
-      <w:pPr>
-        <w:spacing w:before="0" w:after="80"/>
-      </w:pPr>
-      <w:r>
-        <w:rPr>
-          <w:i/>
-          <w:color w:val="3B82F6"/>
-          <w:sz w:val="18"/>
-        </w:rPr>
-        <w:t xml:space="preserve">    触发：要求使用 Snowflake Cortex Agents</w:t>
-      </w:r>
-    </w:p>
-    <w:p>
-      <w:pPr>
-        <w:spacing w:before="80" w:after="40"/>
-      </w:pPr>
-      <w:r>
-        <w:rPr>
-          <w:b/>
-          <w:color w:val="64748B"/>
-          <w:sz w:val="22"/>
-        </w:rPr>
-        <w:t xml:space="preserve">  『preset-sql-execution』  </w:t>
-      </w:r>
-      <w:r>
-        <w:rPr>
-          <w:color w:val="64748B"/>
-          <w:sz w:val="20"/>
-        </w:rPr>
-        <w:t xml:space="preserve">【数据与 API 集成】  </w:t>
-      </w:r>
-      <w:r>
-        <w:rPr>
-          <w:sz w:val="20"/>
-        </w:rPr>
-        <w:t>运行或路由 SQL Lab 执行、结果检索、导出、查询停止等</w:t>
-      </w:r>
-    </w:p>
-    <w:p>
-      <w:pPr>
-        <w:spacing w:before="0" w:after="80"/>
-      </w:pPr>
-      <w:r>
-        <w:rPr>
-          <w:i/>
-          <w:color w:val="3B82F6"/>
-          <w:sz w:val="18"/>
-        </w:rPr>
-        <w:t xml:space="preserve">    触发：要求执行 SQL 查询</w:t>
-      </w:r>
-    </w:p>
-    <w:p>
-      <w:pPr>
-        <w:pStyle w:val="Heading1"/>
-      </w:pPr>
-      <w:r>
-        <w:t>附：统计摘要</w:t>
-      </w:r>
-    </w:p>
-    <w:p>
-      <w:r>
-        <w:rPr>
-          <w:b/>
-        </w:rPr>
-        <w:t>技能总数：96 个</w:t>
-      </w:r>
-    </w:p>
-    <w:p>
-      <w:r>
-        <w:t>优先级分布：</w:t>
-      </w:r>
-      <w:r>
-        <w:t xml:space="preserve"> P0 核心(7) / </w:t>
-      </w:r>
-      <w:r>
-        <w:t xml:space="preserve"> P1 常用(12) / </w:t>
-      </w:r>
-      <w:r>
-        <w:t xml:space="preserve"> P2 中频(30) / </w:t>
-      </w:r>
-      <w:r>
-        <w:t xml:space="preserve"> P3 低频(36) / </w:t>
-      </w:r>
-      <w:r>
-        <w:t xml:space="preserve"> P5 专业(11) / </w:t>
+        <w:t>— Abu Skills Collection · 2026-09-03 —</w:t>
       </w:r>
     </w:p>
     <w:sectPr>
@@ -4529,6 +4689,10 @@
     <w:name w:val="Normal"/>
     <w:qFormat/>
     <w:rsid w:val="00FC693F"/>
+    <w:rPr>
+      <w:rFonts w:ascii="Microsoft YaHei" w:hAnsi="Microsoft YaHei"/>
+      <w:sz w:val="21"/>
+    </w:rPr>
   </w:style>
   <w:style w:type="paragraph" w:styleId="Header">
     <w:name w:val="header"/>
